--- a/downloads/teacher/ai-6-week-17.docx
+++ b/downloads/teacher/ai-6-week-17.docx
@@ -1938,6 +1938,396 @@
         <w:t>For the Grounded Learning Service, retain an annotated trace and the changed-case result. Name the contract or evidence that makes the deciding step valid, so another team can review it.</w:t>
       </w:r>
     </w:p>
+    <w:p>
+      <w:pPr>
+        <w:pStyle w:val="Heading1"/>
+      </w:pPr>
+      <w:r>
+        <w:t>07. Prepare, teach and assess</w:t>
+      </w:r>
+    </w:p>
+    <w:p>
+      <w:r>
+        <w:t>Teaching target: Explain the mechanism and terminology of external side effects and recovery</w:t>
+      </w:r>
+    </w:p>
+    <w:p>
+      <w:r>
+        <w:t>Prepare the labelled worked-case picture, the matching workbook, fictional input cards and a place for individual responses. Check a local Python 3 environment before class; have a paper-trace version ready.</w:t>
+      </w:r>
+    </w:p>
+    <w:tbl>
+      <w:tblPr>
+        <w:tblStyle w:val="LightShading-Accent1"/>
+        <w:tblW w:type="auto" w:w="0"/>
+        <w:tblLook w:firstColumn="1" w:firstRow="1" w:lastColumn="0" w:lastRow="0" w:noHBand="0" w:noVBand="1" w:val="04A0"/>
+      </w:tblPr>
+      <w:tblGrid>
+        <w:gridCol w:w="3408"/>
+        <w:gridCol w:w="3408"/>
+        <w:gridCol w:w="3408"/>
+      </w:tblGrid>
+      <w:tr>
+        <w:trPr>
+          <w:tblHeader/>
+        </w:trPr>
+        <w:tc>
+          <w:tcPr>
+            <w:tcW w:type="dxa" w:w="3408"/>
+          </w:tcPr>
+          <w:p>
+            <w:r>
+              <w:t>Session</w:t>
+            </w:r>
+          </w:p>
+        </w:tc>
+        <w:tc>
+          <w:tcPr>
+            <w:tcW w:type="dxa" w:w="3408"/>
+          </w:tcPr>
+          <w:p>
+            <w:r>
+              <w:t>Plan</w:t>
+            </w:r>
+          </w:p>
+        </w:tc>
+        <w:tc>
+          <w:tcPr>
+            <w:tcW w:type="dxa" w:w="3408"/>
+          </w:tcPr>
+          <w:p>
+            <w:r>
+              <w:t>Resources</w:t>
+            </w:r>
+          </w:p>
+        </w:tc>
+      </w:tr>
+      <w:tr>
+        <w:tc>
+          <w:tcPr>
+            <w:tcW w:type="dxa" w:w="3408"/>
+          </w:tcPr>
+          <w:p>
+            <w:r>
+              <w:t>Session 1 · Understand · 45 min</w:t>
+            </w:r>
+          </w:p>
+        </w:tc>
+        <w:tc>
+          <w:tcPr>
+            <w:tcW w:type="dxa" w:w="3408"/>
+          </w:tcPr>
+          <w:p>
+            <w:r>
+              <w:t>0–7: recall and prerequisite; 7–15: inspect the concrete case and predict; 15–30: teacher models the worked trace; 30–40: learners explain a step using the text and visual; 40–45: check the core idea.</w:t>
+            </w:r>
+          </w:p>
+        </w:tc>
+        <w:tc>
+          <w:tcPr>
+            <w:tcW w:type="dxa" w:w="3408"/>
+          </w:tcPr>
+          <w:p>
+            <w:r>
+              <w:t>Sections 1–6; record the brief recall in the workbook.</w:t>
+            </w:r>
+          </w:p>
+        </w:tc>
+      </w:tr>
+      <w:tr>
+        <w:tc>
+          <w:tcPr>
+            <w:tcW w:type="dxa" w:w="3408"/>
+          </w:tcPr>
+          <w:p>
+            <w:r>
+              <w:t>Session 2 · Practise · 45 min</w:t>
+            </w:r>
+          </w:p>
+        </w:tc>
+        <w:tc>
+          <w:tcPr>
+            <w:tcW w:type="dxa" w:w="3408"/>
+          </w:tcPr>
+          <w:p>
+            <w:r>
+              <w:t>0–5: retrieve the procedure; 5–15: W2 completion practice; 15–23: explain and check with a partner; 23–30: each learner answers the misconception check; 30–40: targeted reteaching or a harder variation; 40–45: prepare the investigation.</w:t>
+            </w:r>
+          </w:p>
+        </w:tc>
+        <w:tc>
+          <w:tcPr>
+            <w:tcW w:type="dxa" w:w="3408"/>
+          </w:tcPr>
+          <w:p>
+            <w:r>
+              <w:t>Sections 7–10; use the matching workbook W2 and misconception check.</w:t>
+            </w:r>
+          </w:p>
+        </w:tc>
+      </w:tr>
+      <w:tr>
+        <w:tc>
+          <w:tcPr>
+            <w:tcW w:type="dxa" w:w="3408"/>
+          </w:tcPr>
+          <w:p>
+            <w:r>
+              <w:t>Session 3 · Investigate and transfer · 45 min</w:t>
+            </w:r>
+          </w:p>
+        </w:tc>
+        <w:tc>
+          <w:tcPr>
+            <w:tcW w:type="dxa" w:w="3408"/>
+          </w:tcPr>
+          <w:p>
+            <w:r>
+              <w:t>0–5: retrieve the decision rule; 5–20: investigate or trace; 20–30: start the independent case; 30–38: connect the project; 38–43: act on feedback; 43–45: plan the return check.</w:t>
+            </w:r>
+          </w:p>
+        </w:tc>
+        <w:tc>
+          <w:tcPr>
+            <w:tcW w:type="dxa" w:w="3408"/>
+          </w:tcPr>
+          <w:p>
+            <w:r>
+              <w:t>Sections 9 and 11–14. Give extra time to finish the full task set; use Section 15 when the week includes a coding lab.</w:t>
+            </w:r>
+          </w:p>
+        </w:tc>
+      </w:tr>
+    </w:tbl>
+    <w:p>
+      <w:r>
+        <w:t>Before class, solve the supported practice: A booking is committed in storage, but response delivery times out. Caller asks to repeat. Show the intermediate steps and give the conclusion with its scope.</w:t>
+      </w:r>
+    </w:p>
+    <w:p>
+      <w:r>
+        <w:t>Reasoned practice answer: Teacher explanation: Lookup the operation ID and return the committed booking; do not create a second booking. A lost acknowledgement does not undo the effect.</w:t>
+      </w:r>
+    </w:p>
+    <w:p>
+      <w:r>
+        <w:t>Check every learner before discussion: Use the worked case for External side effects and recovery. Proposed explanation: “The worked result establishes every future case”. Decide whether this explanation is supported. Point to the step or supplied fact that decides; explain your repair if needed.</w:t>
+      </w:r>
+    </w:p>
+    <w:p>
+      <w:r>
+        <w:t>Misconception repair: A compensating action is itself a side effect requiring authority; recovery does not silently permit deletion or refund.</w:t>
+      </w:r>
+    </w:p>
+    <w:p>
+      <w:r>
+        <w:t>Support: read the exact case aloud, enlarge the labelled picture, supply input cards and model only the first deciding step. Accept a spoken explanation or drawing; retain the reasoning goal.</w:t>
+      </w:r>
+    </w:p>
+    <w:p>
+      <w:r>
+        <w:t>Extension: Status reliably reports J6 absent. Require a prediction and a reason before comparing. Expected result: A policy-approved resend using the same deduplication key may be considered. Reason: Confirmed absence supplies different evidence from silence.</w:t>
+      </w:r>
+    </w:p>
+    <w:p>
+      <w:r>
+        <w:t>Independent assessment: withhold the reserved answer until the learner has attempted the new case. Record support separately from correctness.</w:t>
+      </w:r>
+    </w:p>
+    <w:tbl>
+      <w:tblPr>
+        <w:tblStyle w:val="LightShading-Accent1"/>
+        <w:tblW w:type="auto" w:w="0"/>
+        <w:tblLook w:firstColumn="1" w:firstRow="1" w:lastColumn="0" w:lastRow="0" w:noHBand="0" w:noVBand="1" w:val="04A0"/>
+      </w:tblPr>
+      <w:tblGrid>
+        <w:gridCol w:w="2556"/>
+        <w:gridCol w:w="2556"/>
+        <w:gridCol w:w="2556"/>
+        <w:gridCol w:w="2556"/>
+      </w:tblGrid>
+      <w:tr>
+        <w:trPr>
+          <w:tblHeader/>
+        </w:trPr>
+        <w:tc>
+          <w:tcPr>
+            <w:tcW w:type="dxa" w:w="2556"/>
+          </w:tcPr>
+          <w:p>
+            <w:r>
+              <w:t>Criterion</w:t>
+            </w:r>
+          </w:p>
+        </w:tc>
+        <w:tc>
+          <w:tcPr>
+            <w:tcW w:type="dxa" w:w="2556"/>
+          </w:tcPr>
+          <w:p>
+            <w:r>
+              <w:t>Not yet</w:t>
+            </w:r>
+          </w:p>
+        </w:tc>
+        <w:tc>
+          <w:tcPr>
+            <w:tcW w:type="dxa" w:w="2556"/>
+          </w:tcPr>
+          <w:p>
+            <w:r>
+              <w:t>With support</w:t>
+            </w:r>
+          </w:p>
+        </w:tc>
+        <w:tc>
+          <w:tcPr>
+            <w:tcW w:type="dxa" w:w="2556"/>
+          </w:tcPr>
+          <w:p>
+            <w:r>
+              <w:t>Independent</w:t>
+            </w:r>
+          </w:p>
+        </w:tc>
+      </w:tr>
+      <w:tr>
+        <w:tc>
+          <w:tcPr>
+            <w:tcW w:type="dxa" w:w="2556"/>
+          </w:tcPr>
+          <w:p>
+            <w:r>
+              <w:t>Explanation</w:t>
+            </w:r>
+          </w:p>
+        </w:tc>
+        <w:tc>
+          <w:tcPr>
+            <w:tcW w:type="dxa" w:w="2556"/>
+          </w:tcPr>
+          <w:p>
+            <w:r>
+              <w:t>Names an answer without a deciding fact</w:t>
+            </w:r>
+          </w:p>
+        </w:tc>
+        <w:tc>
+          <w:tcPr>
+            <w:tcW w:type="dxa" w:w="2556"/>
+          </w:tcPr>
+          <w:p>
+            <w:r>
+              <w:t>Uses a hint to link fact and decision</w:t>
+            </w:r>
+          </w:p>
+        </w:tc>
+        <w:tc>
+          <w:tcPr>
+            <w:tcW w:type="dxa" w:w="2556"/>
+          </w:tcPr>
+          <w:p>
+            <w:r>
+              <w:t>Explains the deciding fact in own words</w:t>
+            </w:r>
+          </w:p>
+        </w:tc>
+      </w:tr>
+      <w:tr>
+        <w:tc>
+          <w:tcPr>
+            <w:tcW w:type="dxa" w:w="2556"/>
+          </w:tcPr>
+          <w:p>
+            <w:r>
+              <w:t>Trace or test</w:t>
+            </w:r>
+          </w:p>
+        </w:tc>
+        <w:tc>
+          <w:tcPr>
+            <w:tcW w:type="dxa" w:w="2556"/>
+          </w:tcPr>
+          <w:p>
+            <w:r>
+              <w:t>Cannot connect input and result</w:t>
+            </w:r>
+          </w:p>
+        </w:tc>
+        <w:tc>
+          <w:tcPr>
+            <w:tcW w:type="dxa" w:w="2556"/>
+          </w:tcPr>
+          <w:p>
+            <w:r>
+              <w:t>Completes steps with prompts</w:t>
+            </w:r>
+          </w:p>
+        </w:tc>
+        <w:tc>
+          <w:tcPr>
+            <w:tcW w:type="dxa" w:w="2556"/>
+          </w:tcPr>
+          <w:p>
+            <w:r>
+              <w:t>Traces or tests a changed case accurately</w:t>
+            </w:r>
+          </w:p>
+        </w:tc>
+      </w:tr>
+      <w:tr>
+        <w:tc>
+          <w:tcPr>
+            <w:tcW w:type="dxa" w:w="2556"/>
+          </w:tcPr>
+          <w:p>
+            <w:r>
+              <w:t>Limits and revision</w:t>
+            </w:r>
+          </w:p>
+        </w:tc>
+        <w:tc>
+          <w:tcPr>
+            <w:tcW w:type="dxa" w:w="2556"/>
+          </w:tcPr>
+          <w:p>
+            <w:r>
+              <w:t>Claims more than evidence supports</w:t>
+            </w:r>
+          </w:p>
+        </w:tc>
+        <w:tc>
+          <w:tcPr>
+            <w:tcW w:type="dxa" w:w="2556"/>
+          </w:tcPr>
+          <w:p>
+            <w:r>
+              <w:t>Names a limit after a prompt</w:t>
+            </w:r>
+          </w:p>
+        </w:tc>
+        <w:tc>
+          <w:tcPr>
+            <w:tcW w:type="dxa" w:w="2556"/>
+          </w:tcPr>
+          <w:p>
+            <w:r>
+              <w:t>States a defensible limit and useful next test</w:t>
+            </w:r>
+          </w:p>
+        </w:tc>
+      </w:tr>
+    </w:tbl>
+    <w:p>
+      <w:r>
+        <w:t>Project checkpoint: Test changed cases. Keep normal, boundary and failure cases; compare expected and observed results.</w:t>
+      </w:r>
+    </w:p>
+    <w:p>
+      <w:r>
+        <w:t>Use the weekly teacher answer for topic-specific reasoning. A saved progress tick is an activity record; judge mastery from the learner’s explanation and evidence.</w:t>
+      </w:r>
+    </w:p>
     <w:sectPr>
       <w:pgSz w:w="12240" w:h="15840"/>
       <w:pgMar w:top="936" w:right="1008" w:bottom="936" w:left="1008" w:header="720" w:footer="720" w:gutter="0"/>

--- a/downloads/teacher/ai-6-week-17.docx
+++ b/downloads/teacher/ai-6-week-17.docx
@@ -2328,6 +2328,39 @@
         <w:t>Use the weekly teacher answer for topic-specific reasoning. A saved progress tick is an activity record; judge mastery from the learner’s explanation and evidence.</w:t>
       </w:r>
     </w:p>
+    <w:p>
+      <w:pPr>
+        <w:pStyle w:val="Heading1"/>
+      </w:pPr>
+      <w:r>
+        <w:t>08. Use feedback, labs and repair paths</w:t>
+      </w:r>
+    </w:p>
+    <w:p>
+      <w:r>
+        <w:t>Use the two formative questions as supported practice, not as independent mastery scores. Discuss the deciding evidence rather than accepting a guessed selection.</w:t>
+      </w:r>
+    </w:p>
+    <w:p>
+      <w:r>
+        <w:t>The feedback comes from the reviewed public worked case. Do not reveal the separately reserved independent teacher answer until the learner has attempted that case.</w:t>
+      </w:r>
+    </w:p>
+    <w:p>
+      <w:r>
+        <w:t>Ask students to predict before running code. Preserve errors and actual outputs; collect a changed test and an explanation. The branch-boundary and indexing lessons deliberately include failure cases.</w:t>
+      </w:r>
+    </w:p>
+    <w:p>
+      <w:r>
+        <w:t>Use the earlier worked-explanation links to address a specific missing building block, then return to the current question. Adapt this suggestion after observing the learner; it is not an automatic diagnosis.</w:t>
+      </w:r>
+    </w:p>
+    <w:p>
+      <w:r>
+        <w:t>Collect the completed-work portfolio as evidence. Record support separately from correctness, and assess explanation, trace/test and limitations. Progress ticks and quiz selections alone do not establish mastery.</w:t>
+      </w:r>
+    </w:p>
     <w:sectPr>
       <w:pgSz w:w="12240" w:h="15840"/>
       <w:pgMar w:top="936" w:right="1008" w:bottom="936" w:left="1008" w:header="720" w:footer="720" w:gutter="0"/>

--- a/downloads/teacher/ai-6-week-17.docx
+++ b/downloads/teacher/ai-6-week-17.docx
@@ -29,16 +29,39 @@
       </w:r>
     </w:p>
     <w:p>
-      <w:pPr>
-        <w:pStyle w:val="Heading3"/>
-      </w:pPr>
-      <w:r>
-        <w:t>Teach the learning cycle</w:t>
+      <w:r>
+        <w:t>Prepare External side effects and recovery: check the target, prerequisites, resources and adaptable teaching schedule.</w:t>
       </w:r>
     </w:p>
     <w:p>
-      <w:r>
-        <w:t>Primary target: Explain the mechanism and terminology of external side effects and recovery</w:t>
+      <w:pPr>
+        <w:pStyle w:val="Heading3"/>
+      </w:pPr>
+      <w:r>
+        <w:t>Teach the learning cycle</w:t>
+      </w:r>
+    </w:p>
+    <w:p>
+      <w:pPr>
+        <w:spacing w:line="336" w:lineRule="auto" w:after="180"/>
+      </w:pPr>
+      <w:r>
+        <w:rPr>
+          <w:b w:val="0"/>
+        </w:rPr>
+        <w:t xml:space="preserve">Primary target: Explain the </w:t>
+      </w:r>
+      <w:r>
+        <w:rPr>
+          <w:b/>
+        </w:rPr>
+        <w:t>mechanism</w:t>
+      </w:r>
+      <w:r>
+        <w:rPr>
+          <w:b w:val="0"/>
+        </w:rPr>
+        <w:t xml:space="preserve"> and terminology of external side effects and recovery</w:t>
       </w:r>
     </w:p>
     <w:tbl>
@@ -185,16 +208,37 @@
       </w:tr>
     </w:tbl>
     <w:p>
-      <w:r>
-        <w:t>This is a starting allocation of 135 minutes, not a validated duration. Preserve all named topics. Schedule extra time for connected examples, the full investigation, independent cases and project building. Repeated copies of a case share one recorded attempt; they are not new evidence.</w:t>
+      <w:pPr>
+        <w:spacing w:line="336" w:lineRule="auto" w:after="180"/>
+      </w:pPr>
+      <w:r>
+        <w:rPr>
+          <w:b w:val="0"/>
+        </w:rPr>
+        <w:t>This is a starting allocation of 135 minutes, not a validated duration. Preserve all named topics. Schedule extra time for connected examples, the full investigation, independent cases and project building.</w:t>
       </w:r>
     </w:p>
     <w:p>
       <w:pPr>
-        <w:pStyle w:val="Heading3"/>
-      </w:pPr>
-      <w:r>
-        <w:t>Retrieval answer guidance</w:t>
+        <w:spacing w:line="336" w:lineRule="auto" w:after="180"/>
+      </w:pPr>
+      <w:r>
+        <w:rPr>
+          <w:b w:val="0"/>
+        </w:rPr>
+        <w:t xml:space="preserve">Repeated copies of a case share one recorded attempt; they are not new </w:t>
+      </w:r>
+      <w:r>
+        <w:rPr>
+          <w:b/>
+        </w:rPr>
+        <w:t>evidence</w:t>
+      </w:r>
+      <w:r>
+        <w:rPr>
+          <w:b w:val="0"/>
+        </w:rPr>
+        <w:t>.</w:t>
       </w:r>
     </w:p>
     <w:p>
@@ -202,178 +246,623 @@
         <w:pStyle w:val="Heading3"/>
       </w:pPr>
       <w:r>
-        <w:t>Timeouts retries and cancellation</w:t>
+        <w:t>Retrieval answer guidance</w:t>
       </w:r>
     </w:p>
     <w:p>
-      <w:r>
-        <w:t>Without opening the old lesson, explain one key idea from Timeouts retries and cancellation. Give an example and a mistake that the idea helps you avoid.</w:t>
+      <w:pPr>
+        <w:pStyle w:val="Heading3"/>
+      </w:pPr>
+      <w:r>
+        <w:t>Timeouts retries and cancellation</w:t>
       </w:r>
     </w:p>
     <w:p>
-      <w:r>
-        <w:t>Look for: Explain the mechanism and terminology of timeouts retries and cancellation</w:t>
+      <w:pPr>
+        <w:spacing w:line="336" w:lineRule="auto" w:after="180"/>
+      </w:pPr>
+      <w:r>
+        <w:rPr>
+          <w:b w:val="0"/>
+        </w:rPr>
+        <w:t>Without opening the old lesson, explain one key idea from Timeouts retries and cancellation. Give an example and a mistake that the idea helps you avoid.</w:t>
       </w:r>
     </w:p>
     <w:p>
-      <w:r>
-        <w:t>Reference example, not the only acceptable wording: Teacher explanation: Timeouts bound waiting; retries consume a finite budget. Cancellation should stop future work while accounting for operations already committed. Retry only declared transient failures. Use at most three attempts with waiting gaps 1 and 2 seconds; each attempt may run at most 4 seconds. Worst-case elapsed bound excluding overhead is 3*4+1+2=15 seconds.</w:t>
+      <w:pPr>
+        <w:spacing w:line="336" w:lineRule="auto" w:after="180"/>
+      </w:pPr>
+      <w:r>
+        <w:rPr>
+          <w:b w:val="0"/>
+        </w:rPr>
+        <w:t xml:space="preserve">Look for: Explain the </w:t>
+      </w:r>
+      <w:r>
+        <w:rPr>
+          <w:b/>
+        </w:rPr>
+        <w:t>mechanism</w:t>
+      </w:r>
+      <w:r>
+        <w:rPr>
+          <w:b w:val="0"/>
+        </w:rPr>
+        <w:t xml:space="preserve"> and terminology of timeouts retries and cancellation</w:t>
       </w:r>
     </w:p>
     <w:p>
       <w:pPr>
-        <w:pStyle w:val="Heading3"/>
-      </w:pPr>
-      <w:r>
-        <w:t>Planning and action selection</w:t>
+        <w:spacing w:line="336" w:lineRule="auto" w:after="180"/>
+      </w:pPr>
+      <w:r>
+        <w:rPr>
+          <w:b w:val="0"/>
+        </w:rPr>
+        <w:t>Reference example, not the only acceptable wording: Teacher explanation: Timeouts bound waiting; retries consume a finite budget. Cancellation should stop future work while accounting for operations already committed.</w:t>
       </w:r>
     </w:p>
     <w:p>
-      <w:r>
-        <w:t>Without opening the old lesson, explain one key idea from Planning and action selection. Give an example and a mistake that the idea helps you avoid.</w:t>
+      <w:pPr>
+        <w:spacing w:line="336" w:lineRule="auto" w:after="180"/>
+      </w:pPr>
+      <w:r>
+        <w:rPr>
+          <w:b w:val="0"/>
+        </w:rPr>
+        <w:t>Retry only declared transient failures. Use at most three attempts with waiting gaps 1 and 2 seconds; each attempt may run at most 4 seconds. Worst-case elapsed bound excluding overhead is 3*4+1+2=15 seconds.</w:t>
       </w:r>
     </w:p>
     <w:p>
-      <w:r>
-        <w:t>Look for: Explain the mechanism and terminology of planning and action selection</w:t>
+      <w:pPr>
+        <w:pStyle w:val="Heading3"/>
+      </w:pPr>
+      <w:r>
+        <w:t>Planning and action selection</w:t>
       </w:r>
     </w:p>
     <w:p>
-      <w:r>
-        <w:t>Reference example, not the only acceptable wording: Teacher explanation: Planning proposes steps; execution must still validate permissions and prerequisites for each step. Replanning cannot invent authority. For read-only reporting, allowed plan is validate -&gt; retrieve -&gt; verify -&gt; answer. If retrieval lacks evidence, route to review. Reject write or send steps before they run.</w:t>
+      <w:pPr>
+        <w:spacing w:line="336" w:lineRule="auto" w:after="180"/>
+      </w:pPr>
+      <w:r>
+        <w:rPr>
+          <w:b w:val="0"/>
+        </w:rPr>
+        <w:t>Without opening the old lesson, explain one key idea from Planning and action selection. Give an example and a mistake that the idea helps you avoid.</w:t>
       </w:r>
     </w:p>
     <w:p>
       <w:pPr>
-        <w:pStyle w:val="Heading3"/>
-      </w:pPr>
-      <w:r>
-        <w:t>Failure budgets and service objectives</w:t>
+        <w:spacing w:line="336" w:lineRule="auto" w:after="180"/>
+      </w:pPr>
+      <w:r>
+        <w:rPr>
+          <w:b w:val="0"/>
+        </w:rPr>
+        <w:t xml:space="preserve">Look for: Explain the </w:t>
+      </w:r>
+      <w:r>
+        <w:rPr>
+          <w:b/>
+        </w:rPr>
+        <w:t>mechanism</w:t>
+      </w:r>
+      <w:r>
+        <w:rPr>
+          <w:b w:val="0"/>
+        </w:rPr>
+        <w:t xml:space="preserve"> and terminology of planning and action selection</w:t>
       </w:r>
     </w:p>
     <w:p>
-      <w:r>
-        <w:t>Without opening the old lesson, explain one key idea from Failure budgets and service objectives. Give an example and a mistake that the idea helps you avoid.</w:t>
+      <w:pPr>
+        <w:spacing w:line="336" w:lineRule="auto" w:after="180"/>
+      </w:pPr>
+      <w:r>
+        <w:rPr>
+          <w:b w:val="0"/>
+        </w:rPr>
+        <w:t>Reference example, not the only acceptable wording: Teacher explanation: Planning proposes steps; execution must still validate permissions and prerequisites for each step. Replanning cannot invent authority.</w:t>
       </w:r>
     </w:p>
     <w:p>
-      <w:r>
-        <w:t>Look for: Explain the mechanism and terminology of failure budgets and service objectives</w:t>
+      <w:pPr>
+        <w:spacing w:line="336" w:lineRule="auto" w:after="180"/>
+      </w:pPr>
+      <w:r>
+        <w:rPr>
+          <w:b w:val="0"/>
+        </w:rPr>
+        <w:t xml:space="preserve">For read-only reporting, allowed plan is validate -&gt; retrieve -&gt; verify -&gt; answer. If retrieval lacks </w:t>
+      </w:r>
+      <w:r>
+        <w:rPr>
+          <w:b/>
+        </w:rPr>
+        <w:t>evidence</w:t>
+      </w:r>
+      <w:r>
+        <w:rPr>
+          <w:b w:val="0"/>
+        </w:rPr>
+        <w:t>, route to review. Reject write or send steps before they run.</w:t>
       </w:r>
     </w:p>
     <w:p>
-      <w:r>
-        <w:t>Reference example, not the only acceptable wording: Teacher explanation: Service objectives define measured reliability over a stated interval. A failure budget is meaningful only after success and eligible requests are defined. For a fictional objective at least 98% of 200 eligible requests must pass all contract checks. Allowed failures are 2%*200=4. Count every eligible failure once; report excluded requests separately.</w:t>
+      <w:pPr>
+        <w:pStyle w:val="Heading3"/>
+      </w:pPr>
+      <w:r>
+        <w:t>Failure budgets and service objectives</w:t>
       </w:r>
     </w:p>
     <w:p>
-      <w:r>
-        <w:t>Two 45-minute sessions. External effects can succeed while their acknowledgement is lost. Recovery must inspect committed state before repeating the operation. Use the supplied constructed scenarios to make the mechanism inspectable. Collect W4 before sharing solutions. Students should name intermediate evidence and limitations; classroom pacing and learning effectiveness remain unvalidated.</w:t>
+      <w:pPr>
+        <w:spacing w:line="336" w:lineRule="auto" w:after="180"/>
+      </w:pPr>
+      <w:r>
+        <w:rPr>
+          <w:b w:val="0"/>
+        </w:rPr>
+        <w:t>Without opening the old lesson, explain one key idea from Failure budgets and service objectives. Give an example and a mistake that the idea helps you avoid.</w:t>
       </w:r>
     </w:p>
     <w:p>
       <w:pPr>
-        <w:pStyle w:val="Heading3"/>
-      </w:pPr>
-      <w:r>
-        <w:t>Outcomes</w:t>
+        <w:spacing w:line="336" w:lineRule="auto" w:after="180"/>
+      </w:pPr>
+      <w:r>
+        <w:rPr>
+          <w:b w:val="0"/>
+        </w:rPr>
+        <w:t xml:space="preserve">Look for: Explain the </w:t>
+      </w:r>
+      <w:r>
+        <w:rPr>
+          <w:b/>
+        </w:rPr>
+        <w:t>mechanism</w:t>
+      </w:r>
+      <w:r>
+        <w:rPr>
+          <w:b w:val="0"/>
+        </w:rPr>
+        <w:t xml:space="preserve"> and terminology of failure budgets and service objectives</w:t>
       </w:r>
     </w:p>
     <w:p>
-      <w:r>
-        <w:t>Explain the mechanism and terminology of external side effects and recovery</w:t>
+      <w:pPr>
+        <w:spacing w:line="336" w:lineRule="auto" w:after="180"/>
+      </w:pPr>
+      <w:r>
+        <w:rPr>
+          <w:b w:val="0"/>
+        </w:rPr>
+        <w:t>Reference example, not the only acceptable wording: Teacher explanation: Service objectives define measured reliability over a stated interval.</w:t>
       </w:r>
     </w:p>
     <w:p>
-      <w:r>
-        <w:t>Apply the stated procedure to a new case with a traceable result</w:t>
+      <w:pPr>
+        <w:spacing w:line="336" w:lineRule="auto" w:after="180"/>
+      </w:pPr>
+      <w:r>
+        <w:rPr>
+          <w:b w:val="0"/>
+        </w:rPr>
+        <w:t>A failure budget is meaningful only after success and eligible requests are defined. For a fictional objective at least 98% of 200 eligible requests must pass all contract checks. Allowed failures are 2%*200=4.</w:t>
       </w:r>
     </w:p>
     <w:p>
-      <w:r>
-        <w:t>Identify an assumption or limitation and design a revealing follow-up</w:t>
+      <w:pPr>
+        <w:spacing w:line="336" w:lineRule="auto" w:after="180"/>
+      </w:pPr>
+      <w:r>
+        <w:rPr>
+          <w:b w:val="0"/>
+        </w:rPr>
+        <w:t>Count every eligible failure once; report excluded requests separately.</w:t>
       </w:r>
     </w:p>
     <w:p>
       <w:pPr>
-        <w:pStyle w:val="Heading3"/>
-      </w:pPr>
-      <w:r>
-        <w:t>Preparation</w:t>
+        <w:spacing w:line="336" w:lineRule="auto" w:after="180"/>
+      </w:pPr>
+      <w:r>
+        <w:rPr>
+          <w:b w:val="0"/>
+        </w:rPr>
+        <w:t xml:space="preserve">Two 45-minute sessions. External effects can succeed while their </w:t>
+      </w:r>
+      <w:r>
+        <w:rPr>
+          <w:b/>
+        </w:rPr>
+        <w:t>acknowledgement</w:t>
+      </w:r>
+      <w:r>
+        <w:rPr>
+          <w:b w:val="0"/>
+        </w:rPr>
+        <w:t xml:space="preserve"> is lost. Recovery must inspect committed state before repeating the operation.</w:t>
       </w:r>
     </w:p>
     <w:p>
-      <w:r>
-        <w:t>Lesson and workbook; paper and pencil</w:t>
+      <w:pPr>
+        <w:spacing w:line="336" w:lineRule="auto" w:after="180"/>
+      </w:pPr>
+      <w:r>
+        <w:rPr>
+          <w:b w:val="0"/>
+        </w:rPr>
+        <w:t xml:space="preserve">Use the supplied constructed scenarios to make the </w:t>
+      </w:r>
+      <w:r>
+        <w:rPr>
+          <w:b/>
+        </w:rPr>
+        <w:t>mechanism</w:t>
+      </w:r>
+      <w:r>
+        <w:rPr>
+          <w:b w:val="0"/>
+        </w:rPr>
+        <w:t xml:space="preserve"> inspectable. Collect W4 before sharing solutions.</w:t>
       </w:r>
     </w:p>
     <w:p>
-      <w:r>
-        <w:t>Calculator and optional local Python 3 for arithmetic; no live API or private data</w:t>
+      <w:pPr>
+        <w:spacing w:line="336" w:lineRule="auto" w:after="180"/>
+      </w:pPr>
+      <w:r>
+        <w:rPr>
+          <w:b w:val="0"/>
+        </w:rPr>
+        <w:t xml:space="preserve">Students should name intermediate </w:t>
+      </w:r>
+      <w:r>
+        <w:rPr>
+          <w:b/>
+        </w:rPr>
+        <w:t>evidence</w:t>
+      </w:r>
+      <w:r>
+        <w:rPr>
+          <w:b w:val="0"/>
+        </w:rPr>
+        <w:t xml:space="preserve"> and limitations; classroom pacing and learning effectiveness remain unvalidated.</w:t>
       </w:r>
     </w:p>
     <w:p>
-      <w:r>
-        <w:t>Prepare the fresh retry separately and withhold its solution until after collection</w:t>
+      <w:pPr>
+        <w:pStyle w:val="Heading3"/>
+      </w:pPr>
+      <w:r>
+        <w:t>Outcomes</w:t>
       </w:r>
     </w:p>
     <w:p>
       <w:pPr>
-        <w:pStyle w:val="Heading3"/>
-      </w:pPr>
-      <w:r>
-        <w:t>Prerequisite answer</w:t>
+        <w:spacing w:line="336" w:lineRule="auto" w:after="180"/>
+      </w:pPr>
+      <w:r>
+        <w:rPr>
+          <w:b w:val="0"/>
+        </w:rPr>
+        <w:t xml:space="preserve">Explain the </w:t>
+      </w:r>
+      <w:r>
+        <w:rPr>
+          <w:b/>
+        </w:rPr>
+        <w:t>mechanism</w:t>
+      </w:r>
+      <w:r>
+        <w:rPr>
+          <w:b w:val="0"/>
+        </w:rPr>
+        <w:t xml:space="preserve"> and terminology of external side effects and recovery</w:t>
       </w:r>
     </w:p>
     <w:p>
-      <w:r>
-        <w:t>A result depends on the inputs, procedure and conditions that produced it. Preserve data roles and distinguish observed outcomes from predictions or unmeasured conditions. If the prior concept cannot be explained, use a short retrieval activity before this chapter.</w:t>
+      <w:pPr>
+        <w:spacing w:line="336" w:lineRule="auto" w:after="180"/>
+      </w:pPr>
+      <w:r>
+        <w:rPr>
+          <w:b w:val="0"/>
+        </w:rPr>
+        <w:t>Apply the stated procedure to a new case with a traceable result</w:t>
       </w:r>
     </w:p>
     <w:p>
       <w:pPr>
-        <w:pStyle w:val="Heading3"/>
-      </w:pPr>
-      <w:r>
-        <w:t>End goal for the pictorial case</w:t>
+        <w:spacing w:line="336" w:lineRule="auto" w:after="180"/>
+      </w:pPr>
+      <w:r>
+        <w:rPr>
+          <w:b w:val="0"/>
+        </w:rPr>
+        <w:t>Identify an assumption or limitation and design a revealing follow-up</w:t>
       </w:r>
     </w:p>
     <w:p>
-      <w:r>
-        <w:t>Explain external side effects and recovery using the deciding step in this fictional service.</w:t>
+      <w:pPr>
+        <w:pStyle w:val="Heading3"/>
+      </w:pPr>
+      <w:r>
+        <w:t>Preparation</w:t>
       </w:r>
     </w:p>
     <w:p>
-      <w:r>
-        <w:t>This added worked case illustrates the week’s main idea. Retain all original and connected topics; schedule its practice within the teaching cycle.</w:t>
+      <w:pPr>
+        <w:spacing w:line="336" w:lineRule="auto" w:after="180"/>
+      </w:pPr>
+      <w:r>
+        <w:rPr>
+          <w:b w:val="0"/>
+        </w:rPr>
+        <w:t>Lesson and workbook; paper and pencil</w:t>
       </w:r>
     </w:p>
     <w:p>
       <w:pPr>
-        <w:pStyle w:val="Heading1"/>
-      </w:pPr>
-      <w:r>
-        <w:t>02. Explain and model the mechanism</w:t>
+        <w:spacing w:line="336" w:lineRule="auto" w:after="180"/>
+      </w:pPr>
+      <w:r>
+        <w:rPr>
+          <w:b w:val="0"/>
+        </w:rPr>
+        <w:t>Calculator and optional local Python 3 for arithmetic; no live API or private data</w:t>
       </w:r>
     </w:p>
     <w:p>
-      <w:r>
-        <w:t>External effects can succeed while their acknowledgement is lost. Recovery must inspect committed state before repeating the operation.</w:t>
+      <w:pPr>
+        <w:spacing w:line="336" w:lineRule="auto" w:after="180"/>
+      </w:pPr>
+      <w:r>
+        <w:rPr>
+          <w:b w:val="0"/>
+        </w:rPr>
+        <w:t>Prepare the fresh retry separately and withhold its solution until after collection</w:t>
       </w:r>
     </w:p>
     <w:p>
-      <w:r>
-        <w:t>Begin by writing the question the procedure is intended to answer. Identify the information already supplied, the information it will produce and the information still missing. These are constructed classroom examples; they do not require live accounts, private records or an external service. Do not treat a plausible explanation as a measured outcome.</w:t>
+      <w:pPr>
+        <w:pStyle w:val="Heading3"/>
+      </w:pPr>
+      <w:r>
+        <w:t>Prerequisite answer</w:t>
       </w:r>
     </w:p>
     <w:p>
-      <w:r>
-        <w:t>The mock ledger records prepared, committed or unknown per operation ID. Retry a committed operation by returning its result; reconcile unknown status instead of assuming failure. Preserve compensation as a separate authorised action.</w:t>
+      <w:pPr>
+        <w:spacing w:line="336" w:lineRule="auto" w:after="180"/>
+      </w:pPr>
+      <w:r>
+        <w:rPr>
+          <w:b w:val="0"/>
+        </w:rPr>
+        <w:t xml:space="preserve">A result depends on the </w:t>
+      </w:r>
+      <w:r>
+        <w:rPr>
+          <w:b/>
+        </w:rPr>
+        <w:t>input</w:t>
+      </w:r>
+      <w:r>
+        <w:rPr>
+          <w:b w:val="0"/>
+        </w:rPr>
+        <w:t xml:space="preserve">s, procedure and conditions that produced it. Preserve data roles and distinguish observed outcomes from </w:t>
+      </w:r>
+      <w:r>
+        <w:rPr>
+          <w:b/>
+        </w:rPr>
+        <w:t>prediction</w:t>
+      </w:r>
+      <w:r>
+        <w:rPr>
+          <w:b w:val="0"/>
+        </w:rPr>
+        <w:t>s or unmeasured conditions.</w:t>
       </w:r>
     </w:p>
     <w:p>
-      <w:r>
-        <w:t>Before applying the procedure, write its units, denominator or decision boundary where relevant. A partner should be able to repeat each step using the same inputs. If a required input is absent or violates the stated contract, record that condition explicitly instead of quietly replacing it with a convenient value.</w:t>
+      <w:pPr>
+        <w:spacing w:line="336" w:lineRule="auto" w:after="180"/>
+      </w:pPr>
+      <w:r>
+        <w:rPr>
+          <w:b w:val="0"/>
+        </w:rPr>
+        <w:t>If the prior concept cannot be explained, use a short retrieval activity before this chapter.</w:t>
+      </w:r>
+    </w:p>
+    <w:p>
+      <w:pPr>
+        <w:pStyle w:val="Heading3"/>
+      </w:pPr>
+      <w:r>
+        <w:t>End goal for the pictorial case</w:t>
+      </w:r>
+    </w:p>
+    <w:p>
+      <w:pPr>
+        <w:spacing w:line="336" w:lineRule="auto" w:after="180"/>
+      </w:pPr>
+      <w:r>
+        <w:rPr>
+          <w:b w:val="0"/>
+        </w:rPr>
+        <w:t>Explain external side effects and recovery using the deciding step in this fictional service.</w:t>
+      </w:r>
+    </w:p>
+    <w:p>
+      <w:pPr>
+        <w:spacing w:line="336" w:lineRule="auto" w:after="180"/>
+      </w:pPr>
+      <w:r>
+        <w:rPr>
+          <w:b w:val="0"/>
+        </w:rPr>
+        <w:t>This added worked case illustrates the week’s main idea. Retain all original and connected topics; schedule its practice within the teaching cycle.</w:t>
+      </w:r>
+    </w:p>
+    <w:p>
+      <w:pPr>
+        <w:pStyle w:val="Heading1"/>
+      </w:pPr>
+      <w:r>
+        <w:t>02. Explain and model the mechanism</w:t>
+      </w:r>
+    </w:p>
+    <w:p>
+      <w:r>
+        <w:t>Model External side effects and recovery using the supplied case, labelled mechanism and reasoning. Make the scope of each conclusion explicit.</w:t>
+      </w:r>
+    </w:p>
+    <w:p>
+      <w:pPr>
+        <w:spacing w:line="336" w:lineRule="auto" w:after="180"/>
+      </w:pPr>
+      <w:r>
+        <w:rPr>
+          <w:b w:val="0"/>
+        </w:rPr>
+        <w:t xml:space="preserve">External effects can succeed while their </w:t>
+      </w:r>
+      <w:r>
+        <w:rPr>
+          <w:b/>
+        </w:rPr>
+        <w:t>acknowledgement</w:t>
+      </w:r>
+      <w:r>
+        <w:rPr>
+          <w:b w:val="0"/>
+        </w:rPr>
+        <w:t xml:space="preserve"> is lost. Recovery must inspect committed state before repeating the operation.</w:t>
+      </w:r>
+    </w:p>
+    <w:p>
+      <w:pPr>
+        <w:pStyle w:val="Heading3"/>
+      </w:pPr>
+      <w:r>
+        <w:t>Explain External side effects and recovery · 1</w:t>
+      </w:r>
+    </w:p>
+    <w:p>
+      <w:pPr>
+        <w:spacing w:line="336" w:lineRule="auto" w:after="180"/>
+      </w:pPr>
+      <w:r>
+        <w:rPr>
+          <w:b w:val="0"/>
+        </w:rPr>
+        <w:t>Begin by writing the question the procedure is intended to answer. Identify the information already supplied, the information it will produce and the information still missing.</w:t>
+      </w:r>
+    </w:p>
+    <w:p>
+      <w:pPr>
+        <w:spacing w:line="336" w:lineRule="auto" w:after="180"/>
+      </w:pPr>
+      <w:r>
+        <w:rPr>
+          <w:b w:val="0"/>
+        </w:rPr>
+        <w:t>These are constructed classroom examples; they do not require live accounts, private records or an external service. Do not treat a plausible explanation as a measured outcome.</w:t>
+      </w:r>
+    </w:p>
+    <w:p>
+      <w:pPr>
+        <w:spacing w:line="336" w:lineRule="auto" w:after="180"/>
+      </w:pPr>
+      <w:r>
+        <w:rPr>
+          <w:b w:val="0"/>
+        </w:rPr>
+        <w:t>The mock ledger records prepared, committed or unknown per operation ID. Retry a committed operation by returning its result; reconcile unknown status instead of assuming failure.</w:t>
+      </w:r>
+    </w:p>
+    <w:p>
+      <w:pPr>
+        <w:spacing w:line="336" w:lineRule="auto" w:after="180"/>
+      </w:pPr>
+      <w:r>
+        <w:rPr>
+          <w:b w:val="0"/>
+        </w:rPr>
+        <w:t xml:space="preserve">Preserve </w:t>
+      </w:r>
+      <w:r>
+        <w:rPr>
+          <w:b/>
+        </w:rPr>
+        <w:t>compensation</w:t>
+      </w:r>
+      <w:r>
+        <w:rPr>
+          <w:b w:val="0"/>
+        </w:rPr>
+        <w:t xml:space="preserve"> as a separate authorised action.</w:t>
+      </w:r>
+    </w:p>
+    <w:p>
+      <w:pPr>
+        <w:pStyle w:val="Heading3"/>
+      </w:pPr>
+      <w:r>
+        <w:t>Explain External side effects and recovery · 2</w:t>
+      </w:r>
+    </w:p>
+    <w:p>
+      <w:pPr>
+        <w:spacing w:line="336" w:lineRule="auto" w:after="180"/>
+      </w:pPr>
+      <w:r>
+        <w:rPr>
+          <w:b w:val="0"/>
+        </w:rPr>
+        <w:t xml:space="preserve">Before applying the procedure, write its units, denominator or decision boundary where relevant. A partner should be able to repeat each step using the same </w:t>
+      </w:r>
+      <w:r>
+        <w:rPr>
+          <w:b/>
+        </w:rPr>
+        <w:t>input</w:t>
+      </w:r>
+      <w:r>
+        <w:rPr>
+          <w:b w:val="0"/>
+        </w:rPr>
+        <w:t>s.</w:t>
+      </w:r>
+    </w:p>
+    <w:p>
+      <w:pPr>
+        <w:spacing w:line="336" w:lineRule="auto" w:after="180"/>
+      </w:pPr>
+      <w:r>
+        <w:rPr>
+          <w:b w:val="0"/>
+        </w:rPr>
+        <w:t xml:space="preserve">If a required </w:t>
+      </w:r>
+      <w:r>
+        <w:rPr>
+          <w:b/>
+        </w:rPr>
+        <w:t>input</w:t>
+      </w:r>
+      <w:r>
+        <w:rPr>
+          <w:b w:val="0"/>
+        </w:rPr>
+        <w:t xml:space="preserve"> is absent or violates the stated contract, record that condition explicitly instead of quietly replacing it with a convenient value.</w:t>
       </w:r>
     </w:p>
     <w:tbl>
@@ -571,36 +1060,222 @@
       </w:r>
     </w:p>
     <w:p>
-      <w:r>
-        <w:t>Guided: Lookup the operation ID and return the committed booking; do not create a second booking. A lost acknowledgement does not undo the effect. Qualification: A compensating action is itself a side effect requiring authority; recovery does not silently permit deletion or refund. Exit: accept a concrete variation with its predicted outcome and a stated condition that would challenge the mechanism; reject a claim resting on unmeasured evidence.</w:t>
+      <w:pPr>
+        <w:pStyle w:val="Heading3"/>
+      </w:pPr>
+      <w:r>
+        <w:t>Explain External side effects and recovery · 3</w:t>
       </w:r>
     </w:p>
     <w:p>
       <w:pPr>
-        <w:pStyle w:val="Heading3"/>
-      </w:pPr>
-      <w:r>
-        <w:t>Model the reasoning aloud</w:t>
+        <w:spacing w:line="336" w:lineRule="auto" w:after="180"/>
+      </w:pPr>
+      <w:r>
+        <w:rPr>
+          <w:b w:val="0"/>
+        </w:rPr>
+        <w:t xml:space="preserve">Guided: Lookup the operation ID and return the committed booking; do not create a second booking. A lost </w:t>
+      </w:r>
+      <w:r>
+        <w:rPr>
+          <w:b/>
+        </w:rPr>
+        <w:t>acknowledgement</w:t>
+      </w:r>
+      <w:r>
+        <w:rPr>
+          <w:b w:val="0"/>
+        </w:rPr>
+        <w:t xml:space="preserve"> does not undo the effect.</w:t>
       </w:r>
     </w:p>
     <w:p>
-      <w:r>
-        <w:t>Use the complete worked example below before asking learners to complete W2. Reveal a small part, invite a prediction, then explain the deciding step. These teacher notes contain solutions; do not reveal the independent case answer during modelling.</w:t>
+      <w:pPr>
+        <w:spacing w:line="336" w:lineRule="auto" w:after="180"/>
+      </w:pPr>
+      <w:r>
+        <w:rPr>
+          <w:b w:val="0"/>
+        </w:rPr>
+        <w:t>Qualification: A compensating action is itself a side effect requiring authority; recovery does not silently permit deletion or refund.</w:t>
       </w:r>
     </w:p>
     <w:p>
-      <w:r>
-        <w:t>A booking is committed in storage, but response delivery times out. Caller asks to repeat.</w:t>
+      <w:pPr>
+        <w:spacing w:line="336" w:lineRule="auto" w:after="180"/>
+      </w:pPr>
+      <w:r>
+        <w:rPr>
+          <w:b w:val="0"/>
+        </w:rPr>
+        <w:t xml:space="preserve">Exit: accept a concrete variation with its predicted outcome and a stated condition that would challenge the </w:t>
+      </w:r>
+      <w:r>
+        <w:rPr>
+          <w:b/>
+        </w:rPr>
+        <w:t>mechanism</w:t>
+      </w:r>
+      <w:r>
+        <w:rPr>
+          <w:b w:val="0"/>
+        </w:rPr>
+        <w:t xml:space="preserve">; reject a claim resting on unmeasured </w:t>
+      </w:r>
+      <w:r>
+        <w:rPr>
+          <w:b/>
+        </w:rPr>
+        <w:t>evidence</w:t>
+      </w:r>
+      <w:r>
+        <w:rPr>
+          <w:b w:val="0"/>
+        </w:rPr>
+        <w:t>.</w:t>
       </w:r>
     </w:p>
     <w:p>
-      <w:r>
-        <w:t>Lookup the operation ID and return the committed booking; do not create a second booking. A lost acknowledgement does not undo the effect.</w:t>
+      <w:pPr>
+        <w:pStyle w:val="Heading3"/>
+      </w:pPr>
+      <w:r>
+        <w:t>Model the reasoning aloud</w:t>
       </w:r>
     </w:p>
     <w:p>
-      <w:r>
-        <w:t>Compare the intermediate evidence with the final statement. Explain why each number or decision follows from the stated inputs. The conclusion belongs to this scenario and procedure; changing the inputs, evaluation population or authority can change what it establishes. Retain the raw record so a later revision can be compared honestly.</w:t>
+      <w:pPr>
+        <w:spacing w:line="336" w:lineRule="auto" w:after="180"/>
+      </w:pPr>
+      <w:r>
+        <w:rPr>
+          <w:b w:val="0"/>
+        </w:rPr>
+        <w:t xml:space="preserve">Use the complete worked example below before asking learners to complete W2. Reveal a small part, invite a </w:t>
+      </w:r>
+      <w:r>
+        <w:rPr>
+          <w:b/>
+        </w:rPr>
+        <w:t>prediction</w:t>
+      </w:r>
+      <w:r>
+        <w:rPr>
+          <w:b w:val="0"/>
+        </w:rPr>
+        <w:t>, then explain the deciding step.</w:t>
+      </w:r>
+    </w:p>
+    <w:p>
+      <w:pPr>
+        <w:spacing w:line="336" w:lineRule="auto" w:after="180"/>
+      </w:pPr>
+      <w:r>
+        <w:rPr>
+          <w:b w:val="0"/>
+        </w:rPr>
+        <w:t>These teacher notes contain solutions; do not reveal the independent case answer during modelling.</w:t>
+      </w:r>
+    </w:p>
+    <w:p>
+      <w:pPr>
+        <w:spacing w:line="336" w:lineRule="auto" w:after="180"/>
+      </w:pPr>
+      <w:r>
+        <w:rPr>
+          <w:b w:val="0"/>
+        </w:rPr>
+        <w:t>A booking is committed in storage, but response delivery times out. Caller asks to repeat.</w:t>
+      </w:r>
+    </w:p>
+    <w:p>
+      <w:pPr>
+        <w:spacing w:line="336" w:lineRule="auto" w:after="180"/>
+      </w:pPr>
+      <w:r>
+        <w:rPr>
+          <w:b w:val="0"/>
+        </w:rPr>
+        <w:t xml:space="preserve">Lookup the operation ID and return the committed booking; do not create a second booking. A lost </w:t>
+      </w:r>
+      <w:r>
+        <w:rPr>
+          <w:b/>
+        </w:rPr>
+        <w:t>acknowledgement</w:t>
+      </w:r>
+      <w:r>
+        <w:rPr>
+          <w:b w:val="0"/>
+        </w:rPr>
+        <w:t xml:space="preserve"> does not undo the effect.</w:t>
+      </w:r>
+    </w:p>
+    <w:p>
+      <w:pPr>
+        <w:pStyle w:val="Heading3"/>
+      </w:pPr>
+      <w:r>
+        <w:t>Model the reasoning aloud · 4</w:t>
+      </w:r>
+    </w:p>
+    <w:p>
+      <w:pPr>
+        <w:spacing w:line="336" w:lineRule="auto" w:after="180"/>
+      </w:pPr>
+      <w:r>
+        <w:rPr>
+          <w:b w:val="0"/>
+        </w:rPr>
+        <w:t xml:space="preserve">Compare the intermediate </w:t>
+      </w:r>
+      <w:r>
+        <w:rPr>
+          <w:b/>
+        </w:rPr>
+        <w:t>evidence</w:t>
+      </w:r>
+      <w:r>
+        <w:rPr>
+          <w:b w:val="0"/>
+        </w:rPr>
+        <w:t xml:space="preserve"> with the final statement. Explain why each number or decision follows from the stated </w:t>
+      </w:r>
+      <w:r>
+        <w:rPr>
+          <w:b/>
+        </w:rPr>
+        <w:t>input</w:t>
+      </w:r>
+      <w:r>
+        <w:rPr>
+          <w:b w:val="0"/>
+        </w:rPr>
+        <w:t>s.</w:t>
+      </w:r>
+    </w:p>
+    <w:p>
+      <w:pPr>
+        <w:spacing w:line="336" w:lineRule="auto" w:after="180"/>
+      </w:pPr>
+      <w:r>
+        <w:rPr>
+          <w:b w:val="0"/>
+        </w:rPr>
+        <w:t xml:space="preserve">The conclusion belongs to this scenario and procedure; changing the </w:t>
+      </w:r>
+      <w:r>
+        <w:rPr>
+          <w:b/>
+        </w:rPr>
+        <w:t>input</w:t>
+      </w:r>
+      <w:r>
+        <w:rPr>
+          <w:b w:val="0"/>
+        </w:rPr>
+        <w:t>s, evaluation population or authority can change what it establishes. Retain the raw record so a later revision can be compared honestly.</w:t>
       </w:r>
     </w:p>
     <w:tbl>
@@ -706,7 +1381,13 @@
       </w:tr>
     </w:tbl>
     <w:p>
-      <w:r>
+      <w:pPr>
+        <w:spacing w:line="336" w:lineRule="auto" w:after="180"/>
+      </w:pPr>
+      <w:r>
+        <w:rPr>
+          <w:b w:val="0"/>
+        </w:rPr>
         <w:t>Use the diagram and verbal explanation together. Ask learners to match a sentence to a specific visual step; do not assign learners fixed visual or auditory learning styles.</w:t>
       </w:r>
     </w:p>
@@ -719,7 +1400,13 @@
       </w:r>
     </w:p>
     <w:p>
-      <w:r>
+      <w:pPr>
+        <w:spacing w:line="336" w:lineRule="auto" w:after="180"/>
+      </w:pPr>
+      <w:r>
+        <w:rPr>
+          <w:b w:val="0"/>
+        </w:rPr>
         <w:t>Recover an uncertain print job. A badge printer loses its reply after receiving a print request.</w:t>
       </w:r>
     </w:p>
@@ -732,8 +1419,35 @@
       </w:r>
     </w:p>
     <w:p>
-      <w:r>
-        <w:t>Job key J6 identifies one badge. The printer supports status lookup by key; missing acknowledgement leaves outcome unknown.</w:t>
+      <w:pPr>
+        <w:pStyle w:val="Heading3"/>
+      </w:pPr>
+      <w:r>
+        <w:t>Supplied facts</w:t>
+      </w:r>
+    </w:p>
+    <w:p>
+      <w:pPr>
+        <w:spacing w:line="336" w:lineRule="auto" w:after="180"/>
+        <w:shd w:fill="F1F6FC"/>
+      </w:pPr>
+      <w:r>
+        <w:rPr>
+          <w:b w:val="0"/>
+        </w:rPr>
+        <w:t xml:space="preserve">Job key J6 identifies one badge. The printer supports status lookup by key; missing </w:t>
+      </w:r>
+      <w:r>
+        <w:rPr>
+          <w:b/>
+        </w:rPr>
+        <w:t>acknowledgement</w:t>
+      </w:r>
+      <w:r>
+        <w:rPr>
+          <w:b w:val="0"/>
+        </w:rPr>
+        <w:t xml:space="preserve"> leaves outcome unknown.</w:t>
       </w:r>
     </w:p>
     <w:p>
@@ -896,21 +1610,31 @@
       </w:r>
     </w:p>
     <w:p>
-      <w:r>
-        <w:t>A lost response does not show whether an external effect occurred. Recovery distinguishes unknown outcome from a confirmed failed action.</w:t>
+      <w:pPr>
+        <w:pStyle w:val="Heading3"/>
+      </w:pPr>
+      <w:r>
+        <w:t>Why the result follows</w:t>
       </w:r>
     </w:p>
     <w:p>
       <w:pPr>
-        <w:pStyle w:val="Heading3"/>
-      </w:pPr>
-      <w:r>
-        <w:t>What this example does not establish</w:t>
+        <w:spacing w:line="336" w:lineRule="auto" w:after="180"/>
+        <w:shd w:fill="F1F6FC"/>
+      </w:pPr>
+      <w:r>
+        <w:rPr>
+          <w:b w:val="0"/>
+        </w:rPr>
+        <w:t>A lost response does not show whether an external effect occurred. Recovery distinguishes unknown outcome from a confirmed failed action.</w:t>
       </w:r>
     </w:p>
     <w:p>
-      <w:r>
-        <w:t>Without reliable status or deduplication, escalate uncertainty rather than claiming one and only one print.</w:t>
+      <w:pPr>
+        <w:pStyle w:val="Heading3"/>
+      </w:pPr>
+      <w:r>
+        <w:t>What this example does not establish</w:t>
       </w:r>
     </w:p>
     <w:p>
@@ -918,43 +1642,180 @@
         <w:pStyle w:val="Heading3"/>
       </w:pPr>
       <w:r>
-        <w:t>Change one thing in the pictured case</w:t>
+        <w:t>Keep the stated limit</w:t>
       </w:r>
     </w:p>
     <w:p>
-      <w:r>
-        <w:t>Change: Status reliably reports J6 absent.</w:t>
+      <w:pPr>
+        <w:spacing w:line="336" w:lineRule="auto" w:after="180"/>
+        <w:shd w:fill="FFF5E6"/>
+      </w:pPr>
+      <w:r>
+        <w:rPr>
+          <w:b w:val="0"/>
+        </w:rPr>
+        <w:t>Without reliable status or deduplication, escalate uncertainty rather than claiming one and only one print.</w:t>
       </w:r>
     </w:p>
     <w:p>
-      <w:r>
-        <w:t>Prediction: A policy-approved resend using the same deduplication key may be considered.</w:t>
+      <w:pPr>
+        <w:pStyle w:val="Heading3"/>
+      </w:pPr>
+      <w:r>
+        <w:t>Change one thing in the pictured case</w:t>
       </w:r>
     </w:p>
     <w:p>
-      <w:r>
-        <w:t>Reason: Confirmed absence supplies different evidence from silence.</w:t>
+      <w:pPr>
+        <w:pStyle w:val="Heading3"/>
+      </w:pPr>
+      <w:r>
+        <w:t>Change one thing</w:t>
       </w:r>
     </w:p>
     <w:p>
       <w:pPr>
-        <w:pStyle w:val="Heading3"/>
-      </w:pPr>
-      <w:r>
-        <w:t>Ask while showing the picture</w:t>
+        <w:spacing w:line="336" w:lineRule="auto" w:after="180"/>
+        <w:shd w:fill="F5F1FB"/>
+      </w:pPr>
+      <w:r>
+        <w:rPr>
+          <w:b w:val="0"/>
+        </w:rPr>
+        <w:t>Change: Status reliably reports J6 absent.</w:t>
       </w:r>
     </w:p>
     <w:p>
-      <w:r>
-        <w:t>Cover the result. Ask learners to name the inputs and predict the next step. Uncover one step, connect the icon to the actual procedure, and explain its evidence. Then change the supplied condition and compare. The picture is a representation; it does not document execution of a real AI model.</w:t>
+      <w:pPr>
+        <w:pStyle w:val="Heading3"/>
+      </w:pPr>
+      <w:r>
+        <w:t>Predicted result</w:t>
       </w:r>
     </w:p>
     <w:p>
       <w:pPr>
+        <w:spacing w:line="336" w:lineRule="auto" w:after="180"/>
+        <w:shd w:fill="F1F6FC"/>
+      </w:pPr>
+      <w:r>
+        <w:rPr>
+          <w:b/>
+        </w:rPr>
+        <w:t>Prediction</w:t>
+      </w:r>
+      <w:r>
+        <w:rPr>
+          <w:b w:val="0"/>
+        </w:rPr>
+        <w:t>: A policy-approved resend using the same deduplication key may be considered.</w:t>
+      </w:r>
+    </w:p>
+    <w:p>
+      <w:pPr>
+        <w:pStyle w:val="Heading3"/>
+      </w:pPr>
+      <w:r>
+        <w:t>Why the result follows</w:t>
+      </w:r>
+    </w:p>
+    <w:p>
+      <w:pPr>
+        <w:spacing w:line="336" w:lineRule="auto" w:after="180"/>
+        <w:shd w:fill="F1F6FC"/>
+      </w:pPr>
+      <w:r>
+        <w:rPr>
+          <w:b w:val="0"/>
+        </w:rPr>
+        <w:t xml:space="preserve">Reason: Confirmed absence supplies different </w:t>
+      </w:r>
+      <w:r>
+        <w:rPr>
+          <w:b/>
+        </w:rPr>
+        <w:t>evidence</w:t>
+      </w:r>
+      <w:r>
+        <w:rPr>
+          <w:b w:val="0"/>
+        </w:rPr>
+        <w:t xml:space="preserve"> from silence.</w:t>
+      </w:r>
+    </w:p>
+    <w:p>
+      <w:pPr>
+        <w:pStyle w:val="Heading3"/>
+      </w:pPr>
+      <w:r>
+        <w:t>Ask while showing the picture</w:t>
+      </w:r>
+    </w:p>
+    <w:p>
+      <w:pPr>
+        <w:pStyle w:val="Heading3"/>
+      </w:pPr>
+      <w:r>
+        <w:t>Ask while showing the picture · 5</w:t>
+      </w:r>
+    </w:p>
+    <w:p>
+      <w:pPr>
+        <w:spacing w:line="336" w:lineRule="auto" w:after="180"/>
+      </w:pPr>
+      <w:r>
+        <w:rPr>
+          <w:b w:val="0"/>
+        </w:rPr>
+        <w:t xml:space="preserve">Cover the result. Ask learners to name the </w:t>
+      </w:r>
+      <w:r>
+        <w:rPr>
+          <w:b/>
+        </w:rPr>
+        <w:t>input</w:t>
+      </w:r>
+      <w:r>
+        <w:rPr>
+          <w:b w:val="0"/>
+        </w:rPr>
+        <w:t xml:space="preserve">s and predict the next step. Uncover one step, connect the icon to the actual procedure, and explain its </w:t>
+      </w:r>
+      <w:r>
+        <w:rPr>
+          <w:b/>
+        </w:rPr>
+        <w:t>evidence</w:t>
+      </w:r>
+      <w:r>
+        <w:rPr>
+          <w:b w:val="0"/>
+        </w:rPr>
+        <w:t>. Then change the supplied condition and compare.</w:t>
+      </w:r>
+    </w:p>
+    <w:p>
+      <w:pPr>
+        <w:spacing w:line="336" w:lineRule="auto" w:after="180"/>
+      </w:pPr>
+      <w:r>
+        <w:rPr>
+          <w:b w:val="0"/>
+        </w:rPr>
+        <w:t>The picture is a representation; it does not document execution of a real AI model.</w:t>
+      </w:r>
+    </w:p>
+    <w:p>
+      <w:pPr>
         <w:pStyle w:val="Heading1"/>
       </w:pPr>
       <w:r>
         <w:t>03. Demonstrate and guide practice</w:t>
+      </w:r>
+    </w:p>
+    <w:p>
+      <w:r>
+        <w:t>Demonstrate External side effects and recovery, reduce support deliberately and check individual reasoning before discussing answers.</w:t>
       </w:r>
     </w:p>
     <w:tbl>
@@ -1170,36 +2031,100 @@
       </w:tr>
     </w:tbl>
     <w:p>
-      <w:r>
-        <w:t>Use the worked example in Sections 3 and 6. Collect a prediction before revealing its result; ask the learner to point to each intermediate fact.</w:t>
+      <w:pPr>
+        <w:spacing w:line="336" w:lineRule="auto" w:after="180"/>
+      </w:pPr>
+      <w:r>
+        <w:rPr>
+          <w:b w:val="0"/>
+        </w:rPr>
+        <w:t xml:space="preserve">Use the worked example in Sections 3 and 6. Collect a </w:t>
+      </w:r>
+      <w:r>
+        <w:rPr>
+          <w:b/>
+        </w:rPr>
+        <w:t>prediction</w:t>
+      </w:r>
+      <w:r>
+        <w:rPr>
+          <w:b w:val="0"/>
+        </w:rPr>
+        <w:t xml:space="preserve"> before revealing its result; ask the learner to point to each intermediate fact.</w:t>
       </w:r>
     </w:p>
     <w:p>
-      <w:r>
-        <w:t>Provide an input/procedure/result/limit frame and a calculator when needed. Ask students to identify the first step before completing the whole trace. Extension: compare two concrete variants of this mechanism while holding unrelated conditions fixed; report both successful and unsuccessful outcomes.</w:t>
+      <w:pPr>
+        <w:spacing w:line="336" w:lineRule="auto" w:after="180"/>
+      </w:pPr>
+      <w:r>
+        <w:rPr>
+          <w:b w:val="0"/>
+        </w:rPr>
+        <w:t xml:space="preserve">Provide an </w:t>
+      </w:r>
+      <w:r>
+        <w:rPr>
+          <w:b/>
+        </w:rPr>
+        <w:t>input</w:t>
+      </w:r>
+      <w:r>
+        <w:rPr>
+          <w:b w:val="0"/>
+        </w:rPr>
+        <w:t>/procedure/result/limit frame and a calculator when needed. Ask students to identify the first step before completing the whole trace.</w:t>
       </w:r>
     </w:p>
     <w:p>
       <w:pPr>
-        <w:pStyle w:val="Heading3"/>
-      </w:pPr>
-      <w:r>
-        <w:t>Reduce help deliberately</w:t>
+        <w:spacing w:line="336" w:lineRule="auto" w:after="180"/>
+      </w:pPr>
+      <w:r>
+        <w:rPr>
+          <w:b w:val="0"/>
+        </w:rPr>
+        <w:t xml:space="preserve">Extension: compare two concrete variants of this </w:t>
+      </w:r>
+      <w:r>
+        <w:rPr>
+          <w:b/>
+        </w:rPr>
+        <w:t>mechanism</w:t>
+      </w:r>
+      <w:r>
+        <w:rPr>
+          <w:b w:val="0"/>
+        </w:rPr>
+        <w:t xml:space="preserve"> while holding unrelated conditions fixed; report both successful and unsuccessful outcomes.</w:t>
       </w:r>
     </w:p>
     <w:p>
-      <w:r>
-        <w:t>Completion task: A booking is committed in storage, but response delivery times out. Caller asks to repeat. Show the intermediate steps and give the conclusion with its scope.</w:t>
+      <w:pPr>
+        <w:pStyle w:val="Heading3"/>
+      </w:pPr>
+      <w:r>
+        <w:t>Reduce help deliberately</w:t>
       </w:r>
     </w:p>
     <w:p>
-      <w:r>
-        <w:t>Teacher check: Teacher explanation: Lookup the operation ID and return the committed booking; do not create a second booking. A lost acknowledgement does not undo the effect.</w:t>
+      <w:pPr>
+        <w:pStyle w:val="Heading3"/>
+      </w:pPr>
+      <w:r>
+        <w:t>Completion practice</w:t>
       </w:r>
     </w:p>
     <w:p>
-      <w:r>
-        <w:t>Start by identifying the given inputs together. Leave the intermediate steps blank. If needed, model one step, then withdraw that help on the next step. Move to a full trace only when the partial trace is understood. For partners, alternate explainer and checker; collect a response from every learner before discussion.</w:t>
+      <w:pPr>
+        <w:spacing w:line="336" w:lineRule="auto" w:after="180"/>
+        <w:shd w:fill="F5F1FB"/>
+      </w:pPr>
+      <w:r>
+        <w:rPr>
+          <w:b w:val="0"/>
+        </w:rPr>
+        <w:t>Completion task: A booking is committed in storage, but response delivery times out. Caller asks to repeat. Show the intermediate steps and give the conclusion with its scope.</w:t>
       </w:r>
     </w:p>
     <w:p>
@@ -1207,22 +2132,65 @@
         <w:pStyle w:val="Heading3"/>
       </w:pPr>
       <w:r>
-        <w:t>Individual reasoning check</w:t>
+        <w:t>Reasoning to listen for</w:t>
       </w:r>
     </w:p>
     <w:p>
-      <w:r>
-        <w:t>Use the worked case for External side effects and recovery. Proposed explanation: “The worked result establishes every future case”. Decide whether this explanation is supported. Point to the step or supplied fact that decides; explain your repair if needed.</w:t>
+      <w:pPr>
+        <w:spacing w:line="336" w:lineRule="auto" w:after="180"/>
+        <w:shd w:fill="F1F6FC"/>
+      </w:pPr>
+      <w:r>
+        <w:rPr>
+          <w:b w:val="0"/>
+        </w:rPr>
+        <w:t xml:space="preserve">Teacher check: Teacher explanation: Lookup the operation ID and return the committed booking; do not create a second booking. A lost </w:t>
+      </w:r>
+      <w:r>
+        <w:rPr>
+          <w:b/>
+        </w:rPr>
+        <w:t>acknowledgement</w:t>
+      </w:r>
+      <w:r>
+        <w:rPr>
+          <w:b w:val="0"/>
+        </w:rPr>
+        <w:t xml:space="preserve"> does not undo the effect.</w:t>
       </w:r>
     </w:p>
     <w:p>
-      <w:r>
-        <w:t>Expected correction: A compensating action is itself a side effect requiring authority; recovery does not silently permit deletion or refund.</w:t>
+      <w:pPr>
+        <w:spacing w:line="336" w:lineRule="auto" w:after="180"/>
+      </w:pPr>
+      <w:r>
+        <w:rPr>
+          <w:b w:val="0"/>
+        </w:rPr>
+        <w:t xml:space="preserve">Start by identifying the given </w:t>
+      </w:r>
+      <w:r>
+        <w:rPr>
+          <w:b/>
+        </w:rPr>
+        <w:t>input</w:t>
+      </w:r>
+      <w:r>
+        <w:rPr>
+          <w:b w:val="0"/>
+        </w:rPr>
+        <w:t>s together. Leave the intermediate steps blank. If needed, model one step, then withdraw that help on the next step. Move to a full trace only when the partial trace is understood.</w:t>
       </w:r>
     </w:p>
     <w:p>
-      <w:r>
-        <w:t>Collect explanations, not only yes/no votes. If a misunderstanding is common, re-model the relevant step for the class. If it affects a few learners, give a short targeted group explanation while others solve a more demanding variation.</w:t>
+      <w:pPr>
+        <w:spacing w:line="336" w:lineRule="auto" w:after="180"/>
+      </w:pPr>
+      <w:r>
+        <w:rPr>
+          <w:b w:val="0"/>
+        </w:rPr>
+        <w:t>For partners, alternate explainer and checker; collect a response from every learner before discussion.</w:t>
       </w:r>
     </w:p>
     <w:p>
@@ -1230,63 +2198,332 @@
         <w:pStyle w:val="Heading3"/>
       </w:pPr>
       <w:r>
-        <w:t>Pictorial practice question</w:t>
+        <w:t>Individual reasoning check</w:t>
       </w:r>
     </w:p>
     <w:p>
-      <w:r>
-        <w:t>Distinguish a missing printer acknowledgement from confirmed failure. What should happen if J6 is complete, and what evidence changes when J6 is reliably reported absent?</w:t>
+      <w:pPr>
+        <w:spacing w:line="336" w:lineRule="auto" w:after="180"/>
+      </w:pPr>
+      <w:r>
+        <w:rPr>
+          <w:b w:val="0"/>
+        </w:rPr>
+        <w:t>Use the worked case for External side effects and recovery. Proposed explanation: “The worked result establishes every future case”. Decide whether this explanation is supported.</w:t>
       </w:r>
     </w:p>
     <w:p>
       <w:pPr>
-        <w:pStyle w:val="Heading3"/>
-      </w:pPr>
-      <w:r>
-        <w:t>Reasoned teacher answer</w:t>
+        <w:spacing w:line="336" w:lineRule="auto" w:after="180"/>
+      </w:pPr>
+      <w:r>
+        <w:rPr>
+          <w:b w:val="0"/>
+        </w:rPr>
+        <w:t>Point to the step or supplied fact that decides; explain your repair if needed.</w:t>
       </w:r>
     </w:p>
     <w:p>
-      <w:r>
-        <w:t>Sending occurred, but printing completion is not yet known. Ask for the existing job’s recorded state. If complete, return that result without issuing another print job. Changed case: A policy-approved resend using the same deduplication key may be considered. Confirmed absence supplies different evidence from silence.</w:t>
+      <w:pPr>
+        <w:pStyle w:val="Heading3"/>
+      </w:pPr>
+      <w:r>
+        <w:t>Expected repair</w:t>
       </w:r>
     </w:p>
     <w:p>
-      <w:r>
-        <w:t>Changed-case reasoning: A policy-approved resend using the same deduplication key may be considered. Confirmed absence supplies different evidence from silence.</w:t>
+      <w:pPr>
+        <w:spacing w:line="336" w:lineRule="auto" w:after="180"/>
+        <w:shd w:fill="F1F6FC"/>
+      </w:pPr>
+      <w:r>
+        <w:rPr>
+          <w:b w:val="0"/>
+        </w:rPr>
+        <w:t>Expected correction: A compensating action is itself a side effect requiring authority; recovery does not silently permit deletion or refund.</w:t>
       </w:r>
     </w:p>
     <w:p>
-      <w:r>
-        <w:t>Collect each learner’s explanation before discussion. Use the first missing connection between input, deciding step and result to choose support. This question is worked-case practice, not fresh mastery evidence.</w:t>
+      <w:pPr>
+        <w:spacing w:line="336" w:lineRule="auto" w:after="180"/>
+      </w:pPr>
+      <w:r>
+        <w:rPr>
+          <w:b w:val="0"/>
+        </w:rPr>
+        <w:t>Collect explanations, not only yes/no votes. If a misunderstanding is common, re-model the relevant step for the class.</w:t>
       </w:r>
     </w:p>
     <w:p>
       <w:pPr>
-        <w:pStyle w:val="Heading1"/>
-      </w:pPr>
-      <w:r>
-        <w:t>04. Run the investigation and diagnose misconceptions</w:t>
+        <w:spacing w:line="336" w:lineRule="auto" w:after="180"/>
+      </w:pPr>
+      <w:r>
+        <w:rPr>
+          <w:b w:val="0"/>
+        </w:rPr>
+        <w:t>If it affects a few learners, give a short targeted group explanation while others solve a more demanding variation.</w:t>
       </w:r>
     </w:p>
     <w:p>
-      <w:r>
-        <w:t>The worked result establishes every future case: A compensating action is itself a side effect requiring authority; recovery does not silently permit deletion or refund.</w:t>
+      <w:pPr>
+        <w:pStyle w:val="Heading3"/>
+      </w:pPr>
+      <w:r>
+        <w:t>Pictorial practice question</w:t>
       </w:r>
     </w:p>
     <w:p>
-      <w:r>
-        <w:t>A missing input may be replaced without recording the change: A replacement changes the evidence or contract. Record the change and its justification; do not silently turn unknown into a measured value.</w:t>
+      <w:pPr>
+        <w:spacing w:line="336" w:lineRule="auto" w:after="180"/>
+        <w:shd w:fill="F5F1FB"/>
+      </w:pPr>
+      <w:r>
+        <w:rPr>
+          <w:b w:val="0"/>
+        </w:rPr>
+        <w:t xml:space="preserve">Distinguish a missing printer </w:t>
+      </w:r>
+      <w:r>
+        <w:rPr>
+          <w:b/>
+        </w:rPr>
+        <w:t>acknowledgement</w:t>
+      </w:r>
+      <w:r>
+        <w:rPr>
+          <w:b w:val="0"/>
+        </w:rPr>
+        <w:t xml:space="preserve"> from confirmed failure. What should happen if J6 is complete, and what </w:t>
+      </w:r>
+      <w:r>
+        <w:rPr>
+          <w:b/>
+        </w:rPr>
+        <w:t>evidence</w:t>
+      </w:r>
+      <w:r>
+        <w:rPr>
+          <w:b w:val="0"/>
+        </w:rPr>
+        <w:t xml:space="preserve"> changes when J6 is reliably reported absent?</w:t>
       </w:r>
     </w:p>
     <w:p>
-      <w:r>
-        <w:t>Repeating an assessed case is new independent evidence: A replay checks consistency. An example used for feedback or revision cannot later be described as untouched final evaluation.</w:t>
+      <w:pPr>
+        <w:pStyle w:val="Heading3"/>
+      </w:pPr>
+      <w:r>
+        <w:t>Reasoned teacher answer</w:t>
       </w:r>
     </w:p>
     <w:p>
-      <w:r>
-        <w:t>Use Section 9 for the evidence ledger. Add a boundary or missing-input case and record the expected response before checking. More successful repeats of one case do not establish wider coverage.</w:t>
+      <w:pPr>
+        <w:spacing w:line="336" w:lineRule="auto" w:after="180"/>
+      </w:pPr>
+      <w:r>
+        <w:rPr>
+          <w:b w:val="0"/>
+        </w:rPr>
+        <w:t>Sending occurred, but printing completion is not yet known. Ask for the existing job’s recorded state. If complete, return that result without issuing another print job.</w:t>
+      </w:r>
+    </w:p>
+    <w:p>
+      <w:pPr>
+        <w:spacing w:line="336" w:lineRule="auto" w:after="180"/>
+      </w:pPr>
+      <w:r>
+        <w:rPr>
+          <w:b w:val="0"/>
+        </w:rPr>
+        <w:t xml:space="preserve">Changed case: A policy-approved resend using the same deduplication key may be considered. Confirmed absence supplies different </w:t>
+      </w:r>
+      <w:r>
+        <w:rPr>
+          <w:b/>
+        </w:rPr>
+        <w:t>evidence</w:t>
+      </w:r>
+      <w:r>
+        <w:rPr>
+          <w:b w:val="0"/>
+        </w:rPr>
+        <w:t xml:space="preserve"> from silence.</w:t>
+      </w:r>
+    </w:p>
+    <w:p>
+      <w:pPr>
+        <w:spacing w:line="336" w:lineRule="auto" w:after="180"/>
+      </w:pPr>
+      <w:r>
+        <w:rPr>
+          <w:b w:val="0"/>
+        </w:rPr>
+        <w:t xml:space="preserve">Changed-case reasoning: A policy-approved resend using the same deduplication key may be considered. Confirmed absence supplies different </w:t>
+      </w:r>
+      <w:r>
+        <w:rPr>
+          <w:b/>
+        </w:rPr>
+        <w:t>evidence</w:t>
+      </w:r>
+      <w:r>
+        <w:rPr>
+          <w:b w:val="0"/>
+        </w:rPr>
+        <w:t xml:space="preserve"> from silence.</w:t>
+      </w:r>
+    </w:p>
+    <w:p>
+      <w:pPr>
+        <w:spacing w:line="336" w:lineRule="auto" w:after="180"/>
+      </w:pPr>
+      <w:r>
+        <w:rPr>
+          <w:b w:val="0"/>
+        </w:rPr>
+        <w:t xml:space="preserve">Collect each learner’s explanation before discussion. Use the first missing connection between </w:t>
+      </w:r>
+      <w:r>
+        <w:rPr>
+          <w:b/>
+        </w:rPr>
+        <w:t>input</w:t>
+      </w:r>
+      <w:r>
+        <w:rPr>
+          <w:b w:val="0"/>
+        </w:rPr>
+        <w:t xml:space="preserve">, deciding step and result to choose support. This question is worked-case practice, not fresh mastery </w:t>
+      </w:r>
+      <w:r>
+        <w:rPr>
+          <w:b/>
+        </w:rPr>
+        <w:t>evidence</w:t>
+      </w:r>
+      <w:r>
+        <w:rPr>
+          <w:b w:val="0"/>
+        </w:rPr>
+        <w:t>.</w:t>
+      </w:r>
+    </w:p>
+    <w:p>
+      <w:pPr>
+        <w:pStyle w:val="Heading1"/>
+      </w:pPr>
+      <w:r>
+        <w:t>04. Run the investigation and diagnose misconceptions</w:t>
+      </w:r>
+    </w:p>
+    <w:p>
+      <w:r>
+        <w:t>Run the External side effects and recovery investigation and use the first unsupported step to choose a teaching response.</w:t>
+      </w:r>
+    </w:p>
+    <w:p>
+      <w:pPr>
+        <w:spacing w:line="336" w:lineRule="auto" w:after="180"/>
+      </w:pPr>
+      <w:r>
+        <w:rPr>
+          <w:b w:val="0"/>
+        </w:rPr>
+        <w:t>The worked result establishes every future case: A compensating action is itself a side effect requiring authority; recovery does not silently permit deletion or refund.</w:t>
+      </w:r>
+    </w:p>
+    <w:p>
+      <w:pPr>
+        <w:spacing w:line="336" w:lineRule="auto" w:after="180"/>
+      </w:pPr>
+      <w:r>
+        <w:rPr>
+          <w:b w:val="0"/>
+        </w:rPr>
+        <w:t xml:space="preserve">A missing </w:t>
+      </w:r>
+      <w:r>
+        <w:rPr>
+          <w:b/>
+        </w:rPr>
+        <w:t>input</w:t>
+      </w:r>
+      <w:r>
+        <w:rPr>
+          <w:b w:val="0"/>
+        </w:rPr>
+        <w:t xml:space="preserve"> may be replaced without recording the change: A replacement changes the </w:t>
+      </w:r>
+      <w:r>
+        <w:rPr>
+          <w:b/>
+        </w:rPr>
+        <w:t>evidence</w:t>
+      </w:r>
+      <w:r>
+        <w:rPr>
+          <w:b w:val="0"/>
+        </w:rPr>
+        <w:t xml:space="preserve"> or contract. Record the change and its justification; do not silently turn unknown into a measured value.</w:t>
+      </w:r>
+    </w:p>
+    <w:p>
+      <w:pPr>
+        <w:spacing w:line="336" w:lineRule="auto" w:after="180"/>
+      </w:pPr>
+      <w:r>
+        <w:rPr>
+          <w:b w:val="0"/>
+        </w:rPr>
+        <w:t xml:space="preserve">Repeating an assessed case is new independent </w:t>
+      </w:r>
+      <w:r>
+        <w:rPr>
+          <w:b/>
+        </w:rPr>
+        <w:t>evidence</w:t>
+      </w:r>
+      <w:r>
+        <w:rPr>
+          <w:b w:val="0"/>
+        </w:rPr>
+        <w:t>: A replay checks consistency. An example used for feedback or revision cannot later be described as untouched final evaluation.</w:t>
+      </w:r>
+    </w:p>
+    <w:p>
+      <w:pPr>
+        <w:spacing w:line="336" w:lineRule="auto" w:after="180"/>
+      </w:pPr>
+      <w:r>
+        <w:rPr>
+          <w:b w:val="0"/>
+        </w:rPr>
+        <w:t xml:space="preserve">Use Section 9 for the </w:t>
+      </w:r>
+      <w:r>
+        <w:rPr>
+          <w:b/>
+        </w:rPr>
+        <w:t>evidence</w:t>
+      </w:r>
+      <w:r>
+        <w:rPr>
+          <w:b w:val="0"/>
+        </w:rPr>
+        <w:t xml:space="preserve"> ledger. Add a boundary or missing-</w:t>
+      </w:r>
+      <w:r>
+        <w:rPr>
+          <w:b/>
+        </w:rPr>
+        <w:t>input</w:t>
+      </w:r>
+      <w:r>
+        <w:rPr>
+          <w:b w:val="0"/>
+        </w:rPr>
+        <w:t xml:space="preserve"> case and record the expected response before checking. More successful repeats of one case do not establish wider coverage.</w:t>
       </w:r>
     </w:p>
     <w:p>
@@ -1444,29 +2681,38 @@
       </w:tr>
     </w:tbl>
     <w:p>
-      <w:r>
-        <w:t>Offer an oral explanation, drawing, enlarged visual or fewer examples when that removes a reading/writing barrier. Keep the same reasoning goal. Stretch secure learners by changing a boundary or assumption and asking them to defend the effect, not simply by assigning more of the same questions.</w:t>
+      <w:pPr>
+        <w:spacing w:line="336" w:lineRule="auto" w:after="180"/>
+      </w:pPr>
+      <w:r>
+        <w:rPr>
+          <w:b w:val="0"/>
+        </w:rPr>
+        <w:t>Offer an oral explanation, drawing, enlarged visual or fewer examples when that removes a reading/writing barrier. Keep the same reasoning goal.</w:t>
       </w:r>
     </w:p>
     <w:p>
       <w:pPr>
-        <w:pStyle w:val="Heading1"/>
-      </w:pPr>
-      <w:r>
-        <w:t>05. Assess and explain the answers</w:t>
+        <w:spacing w:line="336" w:lineRule="auto" w:after="180"/>
+      </w:pPr>
+      <w:r>
+        <w:rPr>
+          <w:b w:val="0"/>
+        </w:rPr>
+        <w:t>Stretch secure learners by changing a boundary or assumption and asking them to defend the effect, not simply by assigning more of the same questions.</w:t>
       </w:r>
     </w:p>
     <w:p>
       <w:pPr>
-        <w:pStyle w:val="Heading3"/>
-      </w:pPr>
-      <w:r>
-        <w:t>Guided and exit questions</w:t>
+        <w:pStyle w:val="Heading1"/>
+      </w:pPr>
+      <w:r>
+        <w:t>05. Assess and explain the answers</w:t>
       </w:r>
     </w:p>
     <w:p>
       <w:r>
-        <w:t>Guided: Lookup the operation ID and return the committed booking; do not create a second booking. A lost acknowledgement does not undo the effect. Qualification: A compensating action is itself a side effect requiring authority; recovery does not silently permit deletion or refund. Exit: accept a concrete variation with its predicted outcome and a stated condition that would challenge the mechanism; reject a claim resting on unmeasured evidence.</w:t>
+        <w:t>Use the External side effects and recovery questions, teacher keys and criteria after the relevant attempts. Previously discussed cases are practice; protect the separately selected independent task.</w:t>
       </w:r>
     </w:p>
     <w:p>
@@ -1474,71 +2720,216 @@
         <w:pStyle w:val="Heading3"/>
       </w:pPr>
       <w:r>
-        <w:t>W1 Explain the mechanism</w:t>
+        <w:t>Guided and exit questions</w:t>
       </w:r>
     </w:p>
     <w:p>
-      <w:r>
-        <w:t>Explain the weekly mechanism in your own words. Use the worked scenario to name its input, decision rule and output.</w:t>
+      <w:pPr>
+        <w:spacing w:line="336" w:lineRule="auto" w:after="180"/>
+      </w:pPr>
+      <w:r>
+        <w:rPr>
+          <w:b w:val="0"/>
+        </w:rPr>
+        <w:t xml:space="preserve">Guided: Lookup the operation ID and return the committed booking; do not create a second booking. A lost </w:t>
+      </w:r>
+      <w:r>
+        <w:rPr>
+          <w:b/>
+        </w:rPr>
+        <w:t>acknowledgement</w:t>
+      </w:r>
+      <w:r>
+        <w:rPr>
+          <w:b w:val="0"/>
+        </w:rPr>
+        <w:t xml:space="preserve"> does not undo the effect.</w:t>
       </w:r>
     </w:p>
     <w:p>
-      <w:r>
-        <w:t>Teacher explanation: External effects can succeed while their acknowledgement is lost. Recovery must inspect committed state before repeating the operation. The mock ledger records prepared, committed or unknown per operation ID. Retry a committed operation by returning its result; reconcile unknown status instead of assuming failure. Preserve compensation as a separate authorised action.</w:t>
+      <w:pPr>
+        <w:spacing w:line="336" w:lineRule="auto" w:after="180"/>
+      </w:pPr>
+      <w:r>
+        <w:rPr>
+          <w:b w:val="0"/>
+        </w:rPr>
+        <w:t>Qualification: A compensating action is itself a side effect requiring authority; recovery does not silently permit deletion or refund.</w:t>
       </w:r>
     </w:p>
     <w:p>
       <w:pPr>
-        <w:pStyle w:val="Heading3"/>
-      </w:pPr>
-      <w:r>
-        <w:t>W2 Trace the worked case</w:t>
+        <w:spacing w:line="336" w:lineRule="auto" w:after="180"/>
+      </w:pPr>
+      <w:r>
+        <w:rPr>
+          <w:b w:val="0"/>
+        </w:rPr>
+        <w:t xml:space="preserve">Exit: accept a concrete variation with its predicted outcome and a stated condition that would challenge the </w:t>
+      </w:r>
+      <w:r>
+        <w:rPr>
+          <w:b/>
+        </w:rPr>
+        <w:t>mechanism</w:t>
+      </w:r>
+      <w:r>
+        <w:rPr>
+          <w:b w:val="0"/>
+        </w:rPr>
+        <w:t xml:space="preserve">; reject a claim resting on unmeasured </w:t>
+      </w:r>
+      <w:r>
+        <w:rPr>
+          <w:b/>
+        </w:rPr>
+        <w:t>evidence</w:t>
+      </w:r>
+      <w:r>
+        <w:rPr>
+          <w:b w:val="0"/>
+        </w:rPr>
+        <w:t>.</w:t>
       </w:r>
     </w:p>
     <w:p>
-      <w:r>
-        <w:t>A booking is committed in storage, but response delivery times out. Caller asks to repeat. Show the intermediate steps and give the conclusion with its scope.</w:t>
+      <w:pPr>
+        <w:pStyle w:val="Heading3"/>
+      </w:pPr>
+      <w:r>
+        <w:t>W1 Explain the mechanism</w:t>
       </w:r>
     </w:p>
     <w:p>
-      <w:r>
-        <w:t>Teacher explanation: Lookup the operation ID and return the committed booking; do not create a second booking. A lost acknowledgement does not undo the effect.</w:t>
+      <w:pPr>
+        <w:pStyle w:val="Heading3"/>
+      </w:pPr>
+      <w:r>
+        <w:t>Workbook question · W1</w:t>
       </w:r>
     </w:p>
     <w:p>
       <w:pPr>
-        <w:pStyle w:val="Heading3"/>
-      </w:pPr>
-      <w:r>
-        <w:t>W3 Audit the limit</w:t>
+        <w:spacing w:line="336" w:lineRule="auto" w:after="180"/>
+        <w:shd w:fill="F5F1FB"/>
+      </w:pPr>
+      <w:r>
+        <w:rPr>
+          <w:b w:val="0"/>
+        </w:rPr>
+        <w:t xml:space="preserve">Explain the weekly </w:t>
+      </w:r>
+      <w:r>
+        <w:rPr>
+          <w:b/>
+        </w:rPr>
+        <w:t>mechanism</w:t>
+      </w:r>
+      <w:r>
+        <w:rPr>
+          <w:b w:val="0"/>
+        </w:rPr>
+        <w:t xml:space="preserve"> in your own words. Use the worked scenario to name its </w:t>
+      </w:r>
+      <w:r>
+        <w:rPr>
+          <w:b/>
+        </w:rPr>
+        <w:t>input</w:t>
+      </w:r>
+      <w:r>
+        <w:rPr>
+          <w:b w:val="0"/>
+        </w:rPr>
+        <w:t xml:space="preserve">, decision rule and </w:t>
+      </w:r>
+      <w:r>
+        <w:rPr>
+          <w:b/>
+        </w:rPr>
+        <w:t>output</w:t>
+      </w:r>
+      <w:r>
+        <w:rPr>
+          <w:b w:val="0"/>
+        </w:rPr>
+        <w:t>.</w:t>
       </w:r>
     </w:p>
     <w:p>
-      <w:r>
-        <w:t>A report omits this qualification: A compensating action is itself a side effect requiring authority; recovery does not silently permit deletion or refund. Explain how omitting it could change a reader's interpretation, and write an accurate replacement.</w:t>
+      <w:pPr>
+        <w:pStyle w:val="Heading3"/>
+      </w:pPr>
+      <w:r>
+        <w:t>Teacher reasoning · W1</w:t>
       </w:r>
     </w:p>
     <w:p>
-      <w:r>
-        <w:t>Teacher explanation: A compensating action is itself a side effect requiring authority; recovery does not silently permit deletion or refund. State the observed result separately from the unverified or out-of-scope claim; preserve the original evidence rather than inventing a missing fact.</w:t>
+      <w:pPr>
+        <w:spacing w:line="336" w:lineRule="auto" w:after="180"/>
+        <w:shd w:fill="F1F6FC"/>
+      </w:pPr>
+      <w:r>
+        <w:rPr>
+          <w:b w:val="0"/>
+        </w:rPr>
+        <w:t xml:space="preserve">Teacher explanation: External effects can succeed while their </w:t>
+      </w:r>
+      <w:r>
+        <w:rPr>
+          <w:b/>
+        </w:rPr>
+        <w:t>acknowledgement</w:t>
+      </w:r>
+      <w:r>
+        <w:rPr>
+          <w:b w:val="0"/>
+        </w:rPr>
+        <w:t xml:space="preserve"> is lost. Recovery must inspect committed state before repeating the operation.</w:t>
       </w:r>
     </w:p>
     <w:p>
       <w:pPr>
-        <w:pStyle w:val="Heading3"/>
-      </w:pPr>
-      <w:r>
-        <w:t>W4 Apply a new case independently</w:t>
+        <w:spacing w:line="336" w:lineRule="auto" w:after="180"/>
+        <w:shd w:fill="F1F6FC"/>
+      </w:pPr>
+      <w:r>
+        <w:rPr>
+          <w:b w:val="0"/>
+        </w:rPr>
+        <w:t>The mock ledger records prepared, committed or unknown per operation ID. Retry a committed operation by returning its result; reconcile unknown status instead of assuming failure.</w:t>
       </w:r>
     </w:p>
     <w:p>
-      <w:r>
-        <w:t>A payment-like classroom token transfer has unknown status after network loss. Should the mock repeat immediately?</w:t>
+      <w:pPr>
+        <w:spacing w:line="336" w:lineRule="auto" w:after="180"/>
+        <w:shd w:fill="F1F6FC"/>
+      </w:pPr>
+      <w:r>
+        <w:rPr>
+          <w:b w:val="0"/>
+        </w:rPr>
+        <w:t xml:space="preserve">Preserve </w:t>
+      </w:r>
+      <w:r>
+        <w:rPr>
+          <w:b/>
+        </w:rPr>
+        <w:t>compensation</w:t>
+      </w:r>
+      <w:r>
+        <w:rPr>
+          <w:b w:val="0"/>
+        </w:rPr>
+        <w:t xml:space="preserve"> as a separate authorised action.</w:t>
       </w:r>
     </w:p>
     <w:p>
-      <w:r>
-        <w:t>Teacher explanation: No. Reconcile the operation ID with the authoritative ledger; retry only under the declared deduplication/recovery rule. Use fictional tokens only.</w:t>
+      <w:pPr>
+        <w:pStyle w:val="Heading3"/>
+      </w:pPr>
+      <w:r>
+        <w:t>W2 Trace the worked case</w:t>
       </w:r>
     </w:p>
     <w:p>
@@ -1546,30 +2937,59 @@
         <w:pStyle w:val="Heading3"/>
       </w:pPr>
       <w:r>
-        <w:t>W5 Design a revealing follow-up</w:t>
+        <w:t>Workbook question · W2</w:t>
       </w:r>
     </w:p>
     <w:p>
-      <w:r>
-        <w:t>For the worked scenario, propose one additional case that could reveal a failure, describe its expected outcome before running it, and explain what would need to remain fixed for a fair comparison. Do not reuse W4 as a new final test after receiving feedback.</w:t>
+      <w:pPr>
+        <w:spacing w:line="336" w:lineRule="auto" w:after="180"/>
+        <w:shd w:fill="F5F1FB"/>
+      </w:pPr>
+      <w:r>
+        <w:rPr>
+          <w:b w:val="0"/>
+        </w:rPr>
+        <w:t>A booking is committed in storage, but response delivery times out. Caller asks to repeat. Show the intermediate steps and give the conclusion with its scope.</w:t>
       </w:r>
     </w:p>
     <w:p>
-      <w:r>
-        <w:t>Teacher explanation: Accept a concrete variant of the worked input or a missing/conflicting/boundary condition, with an expectation derived from the declared procedure. Require preserved settings, original outputs and data roles. A compensating action is itself a side effect requiring authority; recovery does not silently permit deletion or refund. The new case should test this particular mechanism rather than merely restate the original result.</w:t>
+      <w:pPr>
+        <w:pStyle w:val="Heading3"/>
+      </w:pPr>
+      <w:r>
+        <w:t>Teacher reasoning · W2</w:t>
       </w:r>
     </w:p>
     <w:p>
       <w:pPr>
-        <w:pStyle w:val="Heading3"/>
-      </w:pPr>
-      <w:r>
-        <w:t>Independent assessment and fresh retry</w:t>
+        <w:spacing w:line="336" w:lineRule="auto" w:after="180"/>
+        <w:shd w:fill="F1F6FC"/>
+      </w:pPr>
+      <w:r>
+        <w:rPr>
+          <w:b w:val="0"/>
+        </w:rPr>
+        <w:t xml:space="preserve">Teacher explanation: Lookup the operation ID and return the committed booking; do not create a second booking. A lost </w:t>
+      </w:r>
+      <w:r>
+        <w:rPr>
+          <w:b/>
+        </w:rPr>
+        <w:t>acknowledgement</w:t>
+      </w:r>
+      <w:r>
+        <w:rPr>
+          <w:b w:val="0"/>
+        </w:rPr>
+        <w:t xml:space="preserve"> does not undo the effect.</w:t>
       </w:r>
     </w:p>
     <w:p>
-      <w:r>
-        <w:t>W4: No. Reconcile the operation ID with the authoritative ledger; retry only under the declared deduplication/recovery rule. Use fictional tokens only. Require intermediate reasoning and the stated scope. Fresh retry: A send ledger says committed while client reports timeout. Expected reasoning: Treat the committed record as effect evidence; return its result and avoid duplication. If students need support, record it and reassess with another new case rather than awarding independence to a copied answer.</w:t>
+      <w:pPr>
+        <w:pStyle w:val="Heading3"/>
+      </w:pPr>
+      <w:r>
+        <w:t>W3 Audit the limit</w:t>
       </w:r>
     </w:p>
     <w:p>
@@ -1577,24 +2997,362 @@
         <w:pStyle w:val="Heading3"/>
       </w:pPr>
       <w:r>
-        <w:t>Assess independent transfer</w:t>
+        <w:t>Workbook question · W3</w:t>
       </w:r>
     </w:p>
     <w:p>
-      <w:r>
-        <w:t>Selected case: A payment-like classroom token transfer has unknown status after network loss. Should the mock repeat immediately?</w:t>
+      <w:pPr>
+        <w:spacing w:line="336" w:lineRule="auto" w:after="180"/>
+        <w:shd w:fill="F5F1FB"/>
+      </w:pPr>
+      <w:r>
+        <w:rPr>
+          <w:b w:val="0"/>
+        </w:rPr>
+        <w:t>A report omits this qualification: A compensating action is itself a side effect requiring authority; recovery does not silently permit deletion or refund.</w:t>
       </w:r>
     </w:p>
     <w:p>
       <w:pPr>
-        <w:pStyle w:val="Heading3"/>
-      </w:pPr>
-      <w:r>
-        <w:t>Selected case answer</w:t>
+        <w:spacing w:line="336" w:lineRule="auto" w:after="180"/>
+        <w:shd w:fill="F5F1FB"/>
+      </w:pPr>
+      <w:r>
+        <w:rPr>
+          <w:b w:val="0"/>
+        </w:rPr>
+        <w:t>Explain how omitting it could change a reader's interpretation, and write an accurate replacement.</w:t>
       </w:r>
     </w:p>
     <w:p>
-      <w:r>
+      <w:pPr>
+        <w:pStyle w:val="Heading3"/>
+      </w:pPr>
+      <w:r>
+        <w:t>Teacher reasoning · W3</w:t>
+      </w:r>
+    </w:p>
+    <w:p>
+      <w:pPr>
+        <w:spacing w:line="336" w:lineRule="auto" w:after="180"/>
+        <w:shd w:fill="F1F6FC"/>
+      </w:pPr>
+      <w:r>
+        <w:rPr>
+          <w:b w:val="0"/>
+        </w:rPr>
+        <w:t>Teacher explanation: A compensating action is itself a side effect requiring authority; recovery does not silently permit deletion or refund.</w:t>
+      </w:r>
+    </w:p>
+    <w:p>
+      <w:pPr>
+        <w:spacing w:line="336" w:lineRule="auto" w:after="180"/>
+        <w:shd w:fill="F1F6FC"/>
+      </w:pPr>
+      <w:r>
+        <w:rPr>
+          <w:b w:val="0"/>
+        </w:rPr>
+        <w:t xml:space="preserve">State the observed result separately from the unverified or out-of-scope claim; preserve the original </w:t>
+      </w:r>
+      <w:r>
+        <w:rPr>
+          <w:b/>
+        </w:rPr>
+        <w:t>evidence</w:t>
+      </w:r>
+      <w:r>
+        <w:rPr>
+          <w:b w:val="0"/>
+        </w:rPr>
+        <w:t xml:space="preserve"> rather than inventing a missing fact.</w:t>
+      </w:r>
+    </w:p>
+    <w:p>
+      <w:pPr>
+        <w:pStyle w:val="Heading3"/>
+      </w:pPr>
+      <w:r>
+        <w:t>W4 Apply a new case independently</w:t>
+      </w:r>
+    </w:p>
+    <w:p>
+      <w:pPr>
+        <w:pStyle w:val="Heading3"/>
+      </w:pPr>
+      <w:r>
+        <w:t>Workbook question · W4</w:t>
+      </w:r>
+    </w:p>
+    <w:p>
+      <w:pPr>
+        <w:spacing w:line="336" w:lineRule="auto" w:after="180"/>
+        <w:shd w:fill="F5F1FB"/>
+      </w:pPr>
+      <w:r>
+        <w:rPr>
+          <w:b w:val="0"/>
+        </w:rPr>
+        <w:t>A payment-like classroom token transfer has unknown status after network loss. Should the mock repeat immediately?</w:t>
+      </w:r>
+    </w:p>
+    <w:p>
+      <w:pPr>
+        <w:pStyle w:val="Heading3"/>
+      </w:pPr>
+      <w:r>
+        <w:t>Teacher reasoning · W4</w:t>
+      </w:r>
+    </w:p>
+    <w:p>
+      <w:pPr>
+        <w:spacing w:line="336" w:lineRule="auto" w:after="180"/>
+        <w:shd w:fill="F1F6FC"/>
+      </w:pPr>
+      <w:r>
+        <w:rPr>
+          <w:b w:val="0"/>
+        </w:rPr>
+        <w:t>Teacher explanation: No. Reconcile the operation ID with the authoritative ledger; retry only under the declared deduplication/recovery rule. Use fictional tokens only.</w:t>
+      </w:r>
+    </w:p>
+    <w:p>
+      <w:pPr>
+        <w:pStyle w:val="Heading3"/>
+      </w:pPr>
+      <w:r>
+        <w:t>W5 Design a revealing follow-up</w:t>
+      </w:r>
+    </w:p>
+    <w:p>
+      <w:pPr>
+        <w:pStyle w:val="Heading3"/>
+      </w:pPr>
+      <w:r>
+        <w:t>Workbook question · W5</w:t>
+      </w:r>
+    </w:p>
+    <w:p>
+      <w:pPr>
+        <w:spacing w:line="336" w:lineRule="auto" w:after="180"/>
+        <w:shd w:fill="F5F1FB"/>
+      </w:pPr>
+      <w:r>
+        <w:rPr>
+          <w:b w:val="0"/>
+        </w:rPr>
+        <w:t>For the worked scenario, propose one additional case that could reveal a failure, describe its expected outcome before running it, and explain what would need to remain fixed for a fair comparison.</w:t>
+      </w:r>
+    </w:p>
+    <w:p>
+      <w:pPr>
+        <w:spacing w:line="336" w:lineRule="auto" w:after="180"/>
+        <w:shd w:fill="F5F1FB"/>
+      </w:pPr>
+      <w:r>
+        <w:rPr>
+          <w:b w:val="0"/>
+        </w:rPr>
+        <w:t>Do not reuse W4 as a new final test after receiving feedback.</w:t>
+      </w:r>
+    </w:p>
+    <w:p>
+      <w:pPr>
+        <w:pStyle w:val="Heading3"/>
+      </w:pPr>
+      <w:r>
+        <w:t>Teacher reasoning · W5</w:t>
+      </w:r>
+    </w:p>
+    <w:p>
+      <w:pPr>
+        <w:spacing w:line="336" w:lineRule="auto" w:after="180"/>
+        <w:shd w:fill="F1F6FC"/>
+      </w:pPr>
+      <w:r>
+        <w:rPr>
+          <w:b w:val="0"/>
+        </w:rPr>
+        <w:t xml:space="preserve">Teacher explanation: Accept a concrete variant of the worked </w:t>
+      </w:r>
+      <w:r>
+        <w:rPr>
+          <w:b/>
+        </w:rPr>
+        <w:t>input</w:t>
+      </w:r>
+      <w:r>
+        <w:rPr>
+          <w:b w:val="0"/>
+        </w:rPr>
+        <w:t xml:space="preserve"> or a missing/conflicting/boundary condition, with an expectation derived from the declared procedure.</w:t>
+      </w:r>
+    </w:p>
+    <w:p>
+      <w:pPr>
+        <w:spacing w:line="336" w:lineRule="auto" w:after="180"/>
+        <w:shd w:fill="F1F6FC"/>
+      </w:pPr>
+      <w:r>
+        <w:rPr>
+          <w:b w:val="0"/>
+        </w:rPr>
+        <w:t xml:space="preserve">Require preserved settings, original </w:t>
+      </w:r>
+      <w:r>
+        <w:rPr>
+          <w:b/>
+        </w:rPr>
+        <w:t>output</w:t>
+      </w:r>
+      <w:r>
+        <w:rPr>
+          <w:b w:val="0"/>
+        </w:rPr>
+        <w:t>s and data roles. A compensating action is itself a side effect requiring authority; recovery does not silently permit deletion or refund.</w:t>
+      </w:r>
+    </w:p>
+    <w:p>
+      <w:pPr>
+        <w:spacing w:line="336" w:lineRule="auto" w:after="180"/>
+        <w:shd w:fill="F1F6FC"/>
+      </w:pPr>
+      <w:r>
+        <w:rPr>
+          <w:b w:val="0"/>
+        </w:rPr>
+        <w:t xml:space="preserve">The new case should test this particular </w:t>
+      </w:r>
+      <w:r>
+        <w:rPr>
+          <w:b/>
+        </w:rPr>
+        <w:t>mechanism</w:t>
+      </w:r>
+      <w:r>
+        <w:rPr>
+          <w:b w:val="0"/>
+        </w:rPr>
+        <w:t xml:space="preserve"> rather than merely restate the original result.</w:t>
+      </w:r>
+    </w:p>
+    <w:p>
+      <w:pPr>
+        <w:pStyle w:val="Heading3"/>
+      </w:pPr>
+      <w:r>
+        <w:t>Independent assessment and fresh retry</w:t>
+      </w:r>
+    </w:p>
+    <w:p>
+      <w:pPr>
+        <w:pStyle w:val="Heading3"/>
+      </w:pPr>
+      <w:r>
+        <w:t>Teacher key · Independent assessment and fresh retry</w:t>
+      </w:r>
+    </w:p>
+    <w:p>
+      <w:pPr>
+        <w:spacing w:line="336" w:lineRule="auto" w:after="180"/>
+        <w:shd w:fill="F1F6FC"/>
+      </w:pPr>
+      <w:r>
+        <w:rPr>
+          <w:b w:val="0"/>
+        </w:rPr>
+        <w:t>W4: No. Reconcile the operation ID with the authoritative ledger; retry only under the declared deduplication/recovery rule. Use fictional tokens only. Require intermediate reasoning and the stated scope.</w:t>
+      </w:r>
+    </w:p>
+    <w:p>
+      <w:pPr>
+        <w:spacing w:line="336" w:lineRule="auto" w:after="180"/>
+        <w:shd w:fill="F1F6FC"/>
+      </w:pPr>
+      <w:r>
+        <w:rPr>
+          <w:b w:val="0"/>
+        </w:rPr>
+        <w:t xml:space="preserve">Fresh retry: A send ledger says committed while client reports timeout. Expected reasoning: Treat the committed record as effect </w:t>
+      </w:r>
+      <w:r>
+        <w:rPr>
+          <w:b/>
+        </w:rPr>
+        <w:t>evidence</w:t>
+      </w:r>
+      <w:r>
+        <w:rPr>
+          <w:b w:val="0"/>
+        </w:rPr>
+        <w:t>; return its result and avoid duplication.</w:t>
+      </w:r>
+    </w:p>
+    <w:p>
+      <w:pPr>
+        <w:spacing w:line="336" w:lineRule="auto" w:after="180"/>
+        <w:shd w:fill="F1F6FC"/>
+      </w:pPr>
+      <w:r>
+        <w:rPr>
+          <w:b w:val="0"/>
+        </w:rPr>
+        <w:t>If students need support, record it and reassess with another new case rather than awarding independence to a copied answer.</w:t>
+      </w:r>
+    </w:p>
+    <w:p>
+      <w:pPr>
+        <w:pStyle w:val="Heading3"/>
+      </w:pPr>
+      <w:r>
+        <w:t>Assess independent transfer</w:t>
+      </w:r>
+    </w:p>
+    <w:p>
+      <w:pPr>
+        <w:pStyle w:val="Heading3"/>
+      </w:pPr>
+      <w:r>
+        <w:t>Independent question · withhold the key</w:t>
+      </w:r>
+    </w:p>
+    <w:p>
+      <w:pPr>
+        <w:spacing w:line="336" w:lineRule="auto" w:after="180"/>
+        <w:shd w:fill="F5F1FB"/>
+      </w:pPr>
+      <w:r>
+        <w:rPr>
+          <w:b w:val="0"/>
+        </w:rPr>
+        <w:t>Selected case: A payment-like classroom token transfer has unknown status after network loss. Should the mock repeat immediately?</w:t>
+      </w:r>
+    </w:p>
+    <w:p>
+      <w:pPr>
+        <w:pStyle w:val="Heading3"/>
+      </w:pPr>
+      <w:r>
+        <w:t>Selected case answer</w:t>
+      </w:r>
+    </w:p>
+    <w:p>
+      <w:pPr>
+        <w:pStyle w:val="Heading3"/>
+      </w:pPr>
+      <w:r>
+        <w:t>Teacher key · Selected case answer</w:t>
+      </w:r>
+    </w:p>
+    <w:p>
+      <w:pPr>
+        <w:spacing w:line="336" w:lineRule="auto" w:after="180"/>
+        <w:shd w:fill="F1F6FC"/>
+      </w:pPr>
+      <w:r>
+        <w:rPr>
+          <w:b w:val="0"/>
+        </w:rPr>
         <w:t>Teacher explanation: No. Reconcile the operation ID with the authoritative ledger; retry only under the declared deduplication/recovery rule. Use fictional tokens only.</w:t>
       </w:r>
     </w:p>
@@ -1701,67 +3459,293 @@
       </w:tr>
     </w:tbl>
     <w:p>
-      <w:r>
-        <w:t>Record each dimension as not yet, with support, or independent. Accept a valid alternative procedure with a defensible trace. Do not penalise an honestly recorded model failure if the learner correctly explains its evidence and limits.</w:t>
+      <w:pPr>
+        <w:pStyle w:val="Heading3"/>
+      </w:pPr>
+      <w:r>
+        <w:t>Teacher key · Selected case answer</w:t>
       </w:r>
     </w:p>
     <w:p>
       <w:pPr>
-        <w:pStyle w:val="Heading3"/>
-      </w:pPr>
-      <w:r>
-        <w:t>Feedback that the learner uses</w:t>
+        <w:spacing w:line="336" w:lineRule="auto" w:after="180"/>
+        <w:shd w:fill="F1F6FC"/>
+      </w:pPr>
+      <w:r>
+        <w:rPr>
+          <w:b w:val="0"/>
+        </w:rPr>
+        <w:t>Record each dimension as not yet, with support, or independent. Accept a valid alternative procedure with a defensible trace.</w:t>
       </w:r>
     </w:p>
     <w:p>
-      <w:r>
-        <w:t>Name the earliest unsupported step and give one action to repair it. Have the learner make that repair now and explain why. Then assess the relevant skill on a fresh, fully specified case. Confirm it was not previously practised with feedback; solve and check the new case before assigning it. A follow-up design prompt is a starting brief, not automatically an equivalent test.</w:t>
+      <w:pPr>
+        <w:spacing w:line="336" w:lineRule="auto" w:after="180"/>
+        <w:shd w:fill="F1F6FC"/>
+      </w:pPr>
+      <w:r>
+        <w:rPr>
+          <w:b w:val="0"/>
+        </w:rPr>
+        <w:t xml:space="preserve">Do not penalise an honestly recorded model failure if the learner correctly explains its </w:t>
+      </w:r>
+      <w:r>
+        <w:rPr>
+          <w:b/>
+        </w:rPr>
+        <w:t>evidence</w:t>
+      </w:r>
+      <w:r>
+        <w:rPr>
+          <w:b w:val="0"/>
+        </w:rPr>
+        <w:t xml:space="preserve"> and limits.</w:t>
       </w:r>
     </w:p>
     <w:p>
       <w:pPr>
-        <w:pStyle w:val="Heading1"/>
-      </w:pPr>
-      <w:r>
-        <w:t>06. Connect the project, support and next lesson</w:t>
+        <w:pStyle w:val="Heading3"/>
+      </w:pPr>
+      <w:r>
+        <w:t>Feedback that the learner uses</w:t>
       </w:r>
     </w:p>
     <w:p>
-      <w:r>
-        <w:t>Add a labelled external side effects and recovery evidence sheet to Grounded Learning Service. Show how you can explain the mechanism and terminology of external side effects and recovery. Use the supplied fictional case and keep its inputs, intermediate steps, calculation or prediction, and limitation. Connect this record to last week’s record; a matching answer without a trace is insufficient.</w:t>
+      <w:pPr>
+        <w:spacing w:line="336" w:lineRule="auto" w:after="180"/>
+      </w:pPr>
+      <w:r>
+        <w:rPr>
+          <w:b w:val="0"/>
+        </w:rPr>
+        <w:t>Name the earliest unsupported step and give one action to repair it. Have the learner make that repair now and explain why. Then assess the relevant skill on a fresh, fully specified case.</w:t>
       </w:r>
     </w:p>
     <w:p>
-      <w:r>
-        <w:t>Provide an input/procedure/result/limit frame and a calculator when needed. Ask students to identify the first step before completing the whole trace. Extension: compare two concrete variants of this mechanism while holding unrelated conditions fixed; report both successful and unsuccessful outcomes.</w:t>
+      <w:pPr>
+        <w:spacing w:line="336" w:lineRule="auto" w:after="180"/>
+      </w:pPr>
+      <w:r>
+        <w:rPr>
+          <w:b w:val="0"/>
+        </w:rPr>
+        <w:t>Confirm it was not previously practised with feedback; solve and check the new case before assigning it. A follow-up design prompt is a starting brief, not automatically an equivalent test.</w:t>
       </w:r>
     </w:p>
     <w:p>
-      <w:r>
-        <w:t>Next connection: Untrusted input boundaries. Preserve the current case record and retrieve its evidence boundary before moving on.</w:t>
+      <w:pPr>
+        <w:pStyle w:val="Heading1"/>
+      </w:pPr>
+      <w:r>
+        <w:t>06. Connect the project, support and next lesson</w:t>
       </w:r>
     </w:p>
     <w:p>
       <w:r>
-        <w:t>Retain the project ledger and assess a changed case after support. Check the relevant prerequisite before carrying this component forward.</w:t>
+        <w:t>Connect External side effects and recovery to Grounded Learning Service, adapt support and plan a later changed-case check.</w:t>
       </w:r>
     </w:p>
     <w:p>
       <w:pPr>
-        <w:pStyle w:val="Heading3"/>
-      </w:pPr>
-      <w:r>
-        <w:t>Plan the delayed return</w:t>
+        <w:spacing w:line="336" w:lineRule="auto" w:after="180"/>
+      </w:pPr>
+      <w:r>
+        <w:rPr>
+          <w:b w:val="0"/>
+        </w:rPr>
+        <w:t xml:space="preserve">Add a labelled external side effects and recovery </w:t>
+      </w:r>
+      <w:r>
+        <w:rPr>
+          <w:b/>
+        </w:rPr>
+        <w:t>evidence</w:t>
+      </w:r>
+      <w:r>
+        <w:rPr>
+          <w:b w:val="0"/>
+        </w:rPr>
+        <w:t xml:space="preserve"> sheet to Grounded Learning Service. Show how you can explain the </w:t>
+      </w:r>
+      <w:r>
+        <w:rPr>
+          <w:b/>
+        </w:rPr>
+        <w:t>mechanism</w:t>
+      </w:r>
+      <w:r>
+        <w:rPr>
+          <w:b w:val="0"/>
+        </w:rPr>
+        <w:t xml:space="preserve"> and terminology of external side effects and recovery.</w:t>
       </w:r>
     </w:p>
     <w:p>
-      <w:r>
-        <w:t>Suggested return points in this level: ai-6/18, ai-6/20, ai-6/23. Use actual classroom dates, adjusting for holidays and gaps. One, three and six teaching weeks are scheduling choices, not a claimed optimal spacing.</w:t>
+      <w:pPr>
+        <w:spacing w:line="336" w:lineRule="auto" w:after="180"/>
+      </w:pPr>
+      <w:r>
+        <w:rPr>
+          <w:b w:val="0"/>
+        </w:rPr>
+        <w:t xml:space="preserve">Use the supplied fictional case and keep its </w:t>
+      </w:r>
+      <w:r>
+        <w:rPr>
+          <w:b/>
+        </w:rPr>
+        <w:t>input</w:t>
+      </w:r>
+      <w:r>
+        <w:rPr>
+          <w:b w:val="0"/>
+        </w:rPr>
+        <w:t xml:space="preserve">s, intermediate steps, calculation or </w:t>
+      </w:r>
+      <w:r>
+        <w:rPr>
+          <w:b/>
+        </w:rPr>
+        <w:t>prediction</w:t>
+      </w:r>
+      <w:r>
+        <w:rPr>
+          <w:b w:val="0"/>
+        </w:rPr>
+        <w:t>, and limitation. Connect this record to last week’s record; a matching answer without a trace is insufficient.</w:t>
       </w:r>
     </w:p>
     <w:p>
-      <w:r>
-        <w:t>At a delayed check, ask for the idea from memory and a changed application. Compare with the earlier independent response and record support used. For a new level, revisit the previous capstone before checking the new prerequisites.</w:t>
+      <w:pPr>
+        <w:spacing w:line="336" w:lineRule="auto" w:after="180"/>
+      </w:pPr>
+      <w:r>
+        <w:rPr>
+          <w:b w:val="0"/>
+        </w:rPr>
+        <w:t xml:space="preserve">Provide an </w:t>
+      </w:r>
+      <w:r>
+        <w:rPr>
+          <w:b/>
+        </w:rPr>
+        <w:t>input</w:t>
+      </w:r>
+      <w:r>
+        <w:rPr>
+          <w:b w:val="0"/>
+        </w:rPr>
+        <w:t>/procedure/result/limit frame and a calculator when needed. Ask students to identify the first step before completing the whole trace.</w:t>
+      </w:r>
+    </w:p>
+    <w:p>
+      <w:pPr>
+        <w:spacing w:line="336" w:lineRule="auto" w:after="180"/>
+      </w:pPr>
+      <w:r>
+        <w:rPr>
+          <w:b w:val="0"/>
+        </w:rPr>
+        <w:t xml:space="preserve">Extension: compare two concrete variants of this </w:t>
+      </w:r>
+      <w:r>
+        <w:rPr>
+          <w:b/>
+        </w:rPr>
+        <w:t>mechanism</w:t>
+      </w:r>
+      <w:r>
+        <w:rPr>
+          <w:b w:val="0"/>
+        </w:rPr>
+        <w:t xml:space="preserve"> while holding unrelated conditions fixed; report both successful and unsuccessful outcomes.</w:t>
+      </w:r>
+    </w:p>
+    <w:p>
+      <w:pPr>
+        <w:spacing w:line="336" w:lineRule="auto" w:after="180"/>
+      </w:pPr>
+      <w:r>
+        <w:rPr>
+          <w:b w:val="0"/>
+        </w:rPr>
+        <w:t xml:space="preserve">Next connection: Untrusted </w:t>
+      </w:r>
+      <w:r>
+        <w:rPr>
+          <w:b/>
+        </w:rPr>
+        <w:t>input</w:t>
+      </w:r>
+      <w:r>
+        <w:rPr>
+          <w:b w:val="0"/>
+        </w:rPr>
+        <w:t xml:space="preserve"> boundaries. Preserve the current case record and retrieve its </w:t>
+      </w:r>
+      <w:r>
+        <w:rPr>
+          <w:b/>
+        </w:rPr>
+        <w:t>evidence</w:t>
+      </w:r>
+      <w:r>
+        <w:rPr>
+          <w:b w:val="0"/>
+        </w:rPr>
+        <w:t xml:space="preserve"> boundary before moving on.</w:t>
+      </w:r>
+    </w:p>
+    <w:p>
+      <w:pPr>
+        <w:spacing w:line="336" w:lineRule="auto" w:after="180"/>
+      </w:pPr>
+      <w:r>
+        <w:rPr>
+          <w:b w:val="0"/>
+        </w:rPr>
+        <w:t>Retain the project ledger and assess a changed case after support. Check the relevant prerequisite before carrying this component forward.</w:t>
+      </w:r>
+    </w:p>
+    <w:p>
+      <w:pPr>
+        <w:pStyle w:val="Heading3"/>
+      </w:pPr>
+      <w:r>
+        <w:t>Plan the delayed return</w:t>
+      </w:r>
+    </w:p>
+    <w:p>
+      <w:pPr>
+        <w:spacing w:line="336" w:lineRule="auto" w:after="180"/>
+      </w:pPr>
+      <w:r>
+        <w:rPr>
+          <w:b w:val="0"/>
+        </w:rPr>
+        <w:t>Suggested return points in this level: ai-6/18, ai-6/20, ai-6/23. Use actual classroom dates, adjusting for holidays and gaps. One, three and six teaching weeks are scheduling choices, not a claimed optimal spacing.</w:t>
+      </w:r>
+    </w:p>
+    <w:p>
+      <w:pPr>
+        <w:spacing w:line="336" w:lineRule="auto" w:after="180"/>
+      </w:pPr>
+      <w:r>
+        <w:rPr>
+          <w:b w:val="0"/>
+        </w:rPr>
+        <w:t>At a delayed check, ask for the idea from memory and a changed application. Compare with the earlier independent response and record support used.</w:t>
+      </w:r>
+    </w:p>
+    <w:p>
+      <w:pPr>
+        <w:spacing w:line="336" w:lineRule="auto" w:after="180"/>
+      </w:pPr>
+      <w:r>
+        <w:rPr>
+          <w:b w:val="0"/>
+        </w:rPr>
+        <w:t>For a new level, revisit the previous capstone before checking the new prerequisites.</w:t>
       </w:r>
     </w:p>
     <w:tbl>
@@ -1921,8 +3905,26 @@
       </w:tr>
     </w:tbl>
     <w:p>
-      <w:r>
-        <w:t>Use the evidence to choose reteaching or the next step. A completed page, confidence rating or attractive project does not by itself demonstrate understanding.</w:t>
+      <w:pPr>
+        <w:spacing w:line="336" w:lineRule="auto" w:after="180"/>
+      </w:pPr>
+      <w:r>
+        <w:rPr>
+          <w:b w:val="0"/>
+        </w:rPr>
+        <w:t xml:space="preserve">Use the </w:t>
+      </w:r>
+      <w:r>
+        <w:rPr>
+          <w:b/>
+        </w:rPr>
+        <w:t>evidence</w:t>
+      </w:r>
+      <w:r>
+        <w:rPr>
+          <w:b w:val="0"/>
+        </w:rPr>
+        <w:t xml:space="preserve"> to choose reteaching or the next step. A completed page, confidence rating or attractive project does not by itself demonstrate understanding.</w:t>
       </w:r>
     </w:p>
     <w:p>
@@ -1934,8 +3936,26 @@
       </w:r>
     </w:p>
     <w:p>
-      <w:r>
-        <w:t>For the Grounded Learning Service, retain an annotated trace and the changed-case result. Name the contract or evidence that makes the deciding step valid, so another team can review it.</w:t>
+      <w:pPr>
+        <w:spacing w:line="336" w:lineRule="auto" w:after="180"/>
+      </w:pPr>
+      <w:r>
+        <w:rPr>
+          <w:b w:val="0"/>
+        </w:rPr>
+        <w:t xml:space="preserve">For the Grounded Learning Service, retain an annotated trace and the changed-case result. Name the contract or </w:t>
+      </w:r>
+      <w:r>
+        <w:rPr>
+          <w:b/>
+        </w:rPr>
+        <w:t>evidence</w:t>
+      </w:r>
+      <w:r>
+        <w:rPr>
+          <w:b w:val="0"/>
+        </w:rPr>
+        <w:t xml:space="preserve"> that makes the deciding step valid, so another team can review it.</w:t>
       </w:r>
     </w:p>
     <w:p>
@@ -1948,12 +3968,62 @@
     </w:p>
     <w:p>
       <w:r>
-        <w:t>Teaching target: Explain the mechanism and terminology of external side effects and recovery</w:t>
+        <w:t>Use this preparation summary alongside the detailed External side effects and recovery lesson; it is a checklist rather than a replacement for the full sequence.</w:t>
       </w:r>
     </w:p>
     <w:p>
-      <w:r>
-        <w:t>Prepare the labelled worked-case picture, the matching workbook, fictional input cards and a place for individual responses. Check a local Python 3 environment before class; have a paper-trace version ready.</w:t>
+      <w:pPr>
+        <w:pStyle w:val="Heading3"/>
+      </w:pPr>
+      <w:r>
+        <w:t>Teaching target</w:t>
+      </w:r>
+    </w:p>
+    <w:p>
+      <w:pPr>
+        <w:spacing w:line="336" w:lineRule="auto" w:after="180"/>
+        <w:shd w:fill="EDF7F3"/>
+      </w:pPr>
+      <w:r>
+        <w:rPr>
+          <w:b w:val="0"/>
+        </w:rPr>
+        <w:t xml:space="preserve">Teaching target: Explain the </w:t>
+      </w:r>
+      <w:r>
+        <w:rPr>
+          <w:b/>
+        </w:rPr>
+        <w:t>mechanism</w:t>
+      </w:r>
+      <w:r>
+        <w:rPr>
+          <w:b w:val="0"/>
+        </w:rPr>
+        <w:t xml:space="preserve"> and terminology of external side effects and recovery</w:t>
+      </w:r>
+    </w:p>
+    <w:p>
+      <w:pPr>
+        <w:spacing w:line="336" w:lineRule="auto" w:after="180"/>
+      </w:pPr>
+      <w:r>
+        <w:rPr>
+          <w:b w:val="0"/>
+        </w:rPr>
+        <w:t xml:space="preserve">Prepare the labelled worked-case picture, the matching workbook, fictional </w:t>
+      </w:r>
+      <w:r>
+        <w:rPr>
+          <w:b/>
+        </w:rPr>
+        <w:t>input</w:t>
+      </w:r>
+      <w:r>
+        <w:rPr>
+          <w:b w:val="0"/>
+        </w:rPr>
+        <w:t xml:space="preserve"> cards and a place for individual responses. Check a local Python 3 environment before class; have a paper-trace version ready.</w:t>
       </w:r>
     </w:p>
     <w:tbl>
@@ -2100,37 +4170,195 @@
       </w:tr>
     </w:tbl>
     <w:p>
-      <w:r>
+      <w:pPr>
+        <w:spacing w:line="336" w:lineRule="auto" w:after="180"/>
+      </w:pPr>
+      <w:r>
+        <w:rPr>
+          <w:b w:val="0"/>
+        </w:rPr>
         <w:t>Before class, solve the supported practice: A booking is committed in storage, but response delivery times out. Caller asks to repeat. Show the intermediate steps and give the conclusion with its scope.</w:t>
       </w:r>
     </w:p>
     <w:p>
-      <w:r>
-        <w:t>Reasoned practice answer: Teacher explanation: Lookup the operation ID and return the committed booking; do not create a second booking. A lost acknowledgement does not undo the effect.</w:t>
+      <w:pPr>
+        <w:pStyle w:val="Heading3"/>
+      </w:pPr>
+      <w:r>
+        <w:t>Supported practice answer</w:t>
       </w:r>
     </w:p>
     <w:p>
-      <w:r>
-        <w:t>Check every learner before discussion: Use the worked case for External side effects and recovery. Proposed explanation: “The worked result establishes every future case”. Decide whether this explanation is supported. Point to the step or supplied fact that decides; explain your repair if needed.</w:t>
+      <w:pPr>
+        <w:spacing w:line="336" w:lineRule="auto" w:after="180"/>
+        <w:shd w:fill="F1F6FC"/>
+      </w:pPr>
+      <w:r>
+        <w:rPr>
+          <w:b w:val="0"/>
+        </w:rPr>
+        <w:t xml:space="preserve">Reasoned practice answer: Teacher explanation: Lookup the operation ID and return the committed booking; do not create a second booking. A lost </w:t>
+      </w:r>
+      <w:r>
+        <w:rPr>
+          <w:b/>
+        </w:rPr>
+        <w:t>acknowledgement</w:t>
+      </w:r>
+      <w:r>
+        <w:rPr>
+          <w:b w:val="0"/>
+        </w:rPr>
+        <w:t xml:space="preserve"> does not undo the effect.</w:t>
       </w:r>
     </w:p>
     <w:p>
-      <w:r>
-        <w:t>Misconception repair: A compensating action is itself a side effect requiring authority; recovery does not silently permit deletion or refund.</w:t>
+      <w:pPr>
+        <w:spacing w:line="336" w:lineRule="auto" w:after="180"/>
+      </w:pPr>
+      <w:r>
+        <w:rPr>
+          <w:b w:val="0"/>
+        </w:rPr>
+        <w:t>Check every learner before discussion: Use the worked case for External side effects and recovery. Proposed explanation: “The worked result establishes every future case”. Decide whether this explanation is supported.</w:t>
       </w:r>
     </w:p>
     <w:p>
-      <w:r>
-        <w:t>Support: read the exact case aloud, enlarge the labelled picture, supply input cards and model only the first deciding step. Accept a spoken explanation or drawing; retain the reasoning goal.</w:t>
+      <w:pPr>
+        <w:spacing w:line="336" w:lineRule="auto" w:after="180"/>
+      </w:pPr>
+      <w:r>
+        <w:rPr>
+          <w:b w:val="0"/>
+        </w:rPr>
+        <w:t>Point to the step or supplied fact that decides; explain your repair if needed.</w:t>
       </w:r>
     </w:p>
     <w:p>
-      <w:r>
-        <w:t>Extension: Status reliably reports J6 absent. Require a prediction and a reason before comparing. Expected result: A policy-approved resend using the same deduplication key may be considered. Reason: Confirmed absence supplies different evidence from silence.</w:t>
+      <w:pPr>
+        <w:pStyle w:val="Heading3"/>
+      </w:pPr>
+      <w:r>
+        <w:t>Repair the misconception</w:t>
       </w:r>
     </w:p>
     <w:p>
-      <w:r>
+      <w:pPr>
+        <w:spacing w:line="336" w:lineRule="auto" w:after="180"/>
+        <w:shd w:fill="FFF5E6"/>
+      </w:pPr>
+      <w:r>
+        <w:rPr>
+          <w:b w:val="0"/>
+        </w:rPr>
+        <w:t>Misconception repair: A compensating action is itself a side effect requiring authority; recovery does not silently permit deletion or refund.</w:t>
+      </w:r>
+    </w:p>
+    <w:p>
+      <w:pPr>
+        <w:pStyle w:val="Heading3"/>
+      </w:pPr>
+      <w:r>
+        <w:t>Support without giving away the answer</w:t>
+      </w:r>
+    </w:p>
+    <w:p>
+      <w:pPr>
+        <w:spacing w:line="336" w:lineRule="auto" w:after="180"/>
+        <w:shd w:fill="F1F6F8"/>
+      </w:pPr>
+      <w:r>
+        <w:rPr>
+          <w:b w:val="0"/>
+        </w:rPr>
+        <w:t xml:space="preserve">Support: read the exact case aloud, enlarge the labelled picture, supply </w:t>
+      </w:r>
+      <w:r>
+        <w:rPr>
+          <w:b/>
+        </w:rPr>
+        <w:t>input</w:t>
+      </w:r>
+      <w:r>
+        <w:rPr>
+          <w:b w:val="0"/>
+        </w:rPr>
+        <w:t xml:space="preserve"> cards and model only the first deciding step. Accept a spoken explanation or drawing; retain the reasoning goal.</w:t>
+      </w:r>
+    </w:p>
+    <w:p>
+      <w:pPr>
+        <w:pStyle w:val="Heading3"/>
+      </w:pPr>
+      <w:r>
+        <w:t>Extend the reasoning</w:t>
+      </w:r>
+    </w:p>
+    <w:p>
+      <w:pPr>
+        <w:spacing w:line="336" w:lineRule="auto" w:after="180"/>
+        <w:shd w:fill="F5F1FB"/>
+      </w:pPr>
+      <w:r>
+        <w:rPr>
+          <w:b w:val="0"/>
+        </w:rPr>
+        <w:t xml:space="preserve">Extension: Status reliably reports J6 absent. Require a </w:t>
+      </w:r>
+      <w:r>
+        <w:rPr>
+          <w:b/>
+        </w:rPr>
+        <w:t>prediction</w:t>
+      </w:r>
+      <w:r>
+        <w:rPr>
+          <w:b w:val="0"/>
+        </w:rPr>
+        <w:t xml:space="preserve"> and a reason before comparing. Expected result: A policy-approved resend using the same deduplication key may be considered.</w:t>
+      </w:r>
+    </w:p>
+    <w:p>
+      <w:pPr>
+        <w:spacing w:line="336" w:lineRule="auto" w:after="180"/>
+        <w:shd w:fill="F5F1FB"/>
+      </w:pPr>
+      <w:r>
+        <w:rPr>
+          <w:b w:val="0"/>
+        </w:rPr>
+        <w:t xml:space="preserve">Reason: Confirmed absence supplies different </w:t>
+      </w:r>
+      <w:r>
+        <w:rPr>
+          <w:b/>
+        </w:rPr>
+        <w:t>evidence</w:t>
+      </w:r>
+      <w:r>
+        <w:rPr>
+          <w:b w:val="0"/>
+        </w:rPr>
+        <w:t xml:space="preserve"> from silence.</w:t>
+      </w:r>
+    </w:p>
+    <w:p>
+      <w:pPr>
+        <w:pStyle w:val="Heading3"/>
+      </w:pPr>
+      <w:r>
+        <w:t>Protect the independent attempt</w:t>
+      </w:r>
+    </w:p>
+    <w:p>
+      <w:pPr>
+        <w:spacing w:line="336" w:lineRule="auto" w:after="180"/>
+        <w:shd w:fill="FFF5E6"/>
+      </w:pPr>
+      <w:r>
+        <w:rPr>
+          <w:b w:val="0"/>
+        </w:rPr>
         <w:t>Independent assessment: withhold the reserved answer until the learner has attempted the new case. Record support separately from correctness.</w:t>
       </w:r>
     </w:p>
@@ -2319,46 +4547,1027 @@
       </w:tr>
     </w:tbl>
     <w:p>
-      <w:r>
-        <w:t>Project checkpoint: Test changed cases. Keep normal, boundary and failure cases; compare expected and observed results.</w:t>
+      <w:pPr>
+        <w:pStyle w:val="Heading3"/>
+      </w:pPr>
+      <w:r>
+        <w:t>Project checkpoint</w:t>
       </w:r>
     </w:p>
     <w:p>
-      <w:r>
-        <w:t>Use the weekly teacher answer for topic-specific reasoning. A saved progress tick is an activity record; judge mastery from the learner’s explanation and evidence.</w:t>
+      <w:pPr>
+        <w:spacing w:line="336" w:lineRule="auto" w:after="180"/>
+        <w:shd w:fill="EDF7F3"/>
+      </w:pPr>
+      <w:r>
+        <w:rPr>
+          <w:b w:val="0"/>
+        </w:rPr>
+        <w:t>Project checkpoint: Test changed cases. Keep normal, boundary and failure cases; compare expected and observed results.</w:t>
       </w:r>
     </w:p>
     <w:p>
       <w:pPr>
-        <w:pStyle w:val="Heading1"/>
-      </w:pPr>
-      <w:r>
-        <w:t>08. Use feedback, labs and repair paths</w:t>
+        <w:spacing w:line="336" w:lineRule="auto" w:after="180"/>
+      </w:pPr>
+      <w:r>
+        <w:rPr>
+          <w:b w:val="0"/>
+        </w:rPr>
+        <w:t xml:space="preserve">Use the weekly teacher answer for topic-specific reasoning. A saved progress tick is an activity record; judge mastery from the learner’s explanation and </w:t>
+      </w:r>
+      <w:r>
+        <w:rPr>
+          <w:b/>
+        </w:rPr>
+        <w:t>evidence</w:t>
+      </w:r>
+      <w:r>
+        <w:rPr>
+          <w:b w:val="0"/>
+        </w:rPr>
+        <w:t>.</w:t>
       </w:r>
     </w:p>
     <w:p>
-      <w:r>
-        <w:t>Use the two formative questions as supported practice, not as independent mastery scores. Discuss the deciding evidence rather than accepting a guessed selection.</w:t>
+      <w:pPr>
+        <w:pStyle w:val="Heading1"/>
+      </w:pPr>
+      <w:r>
+        <w:t>08. Use feedback, labs and repair paths</w:t>
       </w:r>
     </w:p>
     <w:p>
       <w:r>
-        <w:t>The feedback comes from the reviewed public worked case. Do not reveal the separately reserved independent teacher answer until the learner has attempted that case.</w:t>
+        <w:t>Use feedback, earlier review and portfolios purposefully. Apply the coding routine only when this lesson has an executable lab.</w:t>
       </w:r>
     </w:p>
     <w:p>
-      <w:r>
-        <w:t>Ask students to predict before running code. Preserve errors and actual outputs; collect a changed test and an explanation. The branch-boundary and indexing lessons deliberately include failure cases.</w:t>
+      <w:pPr>
+        <w:spacing w:line="336" w:lineRule="auto" w:after="180"/>
+      </w:pPr>
+      <w:r>
+        <w:rPr>
+          <w:b w:val="0"/>
+        </w:rPr>
+        <w:t xml:space="preserve">Use the two formative questions as supported practice, not as independent mastery scores. Discuss the deciding </w:t>
+      </w:r>
+      <w:r>
+        <w:rPr>
+          <w:b/>
+        </w:rPr>
+        <w:t>evidence</w:t>
+      </w:r>
+      <w:r>
+        <w:rPr>
+          <w:b w:val="0"/>
+        </w:rPr>
+        <w:t xml:space="preserve"> rather than accepting a guessed selection.</w:t>
       </w:r>
     </w:p>
     <w:p>
-      <w:r>
-        <w:t>Use the earlier worked-explanation links to address a specific missing building block, then return to the current question. Adapt this suggestion after observing the learner; it is not an automatic diagnosis.</w:t>
+      <w:pPr>
+        <w:spacing w:line="336" w:lineRule="auto" w:after="180"/>
+      </w:pPr>
+      <w:r>
+        <w:rPr>
+          <w:b w:val="0"/>
+        </w:rPr>
+        <w:t>The feedback comes from the reviewed public worked case. Do not reveal the separately reserved independent teacher answer until the learner has attempted that case.</w:t>
       </w:r>
     </w:p>
     <w:p>
-      <w:r>
-        <w:t>Collect the completed-work portfolio as evidence. Record support separately from correctness, and assess explanation, trace/test and limitations. Progress ticks and quiz selections alone do not establish mastery.</w:t>
+      <w:pPr>
+        <w:pStyle w:val="Heading3"/>
+      </w:pPr>
+      <w:r>
+        <w:t>For later coding lessons</w:t>
+      </w:r>
+    </w:p>
+    <w:p>
+      <w:r>
+        <w:t>This week has no code block. Use this routine when a later lesson includes an executable lab.</w:t>
+      </w:r>
+    </w:p>
+    <w:p>
+      <w:pPr>
+        <w:spacing w:line="336" w:lineRule="auto" w:after="180"/>
+        <w:shd w:fill="F1F6F8"/>
+      </w:pPr>
+      <w:r>
+        <w:rPr>
+          <w:b w:val="0"/>
+        </w:rPr>
+        <w:t xml:space="preserve">Ask students to predict before running code. Preserve errors and actual </w:t>
+      </w:r>
+      <w:r>
+        <w:rPr>
+          <w:b/>
+        </w:rPr>
+        <w:t>output</w:t>
+      </w:r>
+      <w:r>
+        <w:rPr>
+          <w:b w:val="0"/>
+        </w:rPr>
+        <w:t>s; collect a changed test and an explanation. The branch-boundary and indexing lessons deliberately include failure cases.</w:t>
+      </w:r>
+    </w:p>
+    <w:p>
+      <w:pPr>
+        <w:spacing w:line="336" w:lineRule="auto" w:after="180"/>
+      </w:pPr>
+      <w:r>
+        <w:rPr>
+          <w:b w:val="0"/>
+        </w:rPr>
+        <w:t>Use the earlier worked-explanation links to address a specific missing building block, then return to the current question. Adapt this suggestion after observing the learner; it is not an automatic diagnosis.</w:t>
+      </w:r>
+    </w:p>
+    <w:p>
+      <w:pPr>
+        <w:spacing w:line="336" w:lineRule="auto" w:after="180"/>
+      </w:pPr>
+      <w:r>
+        <w:rPr>
+          <w:b w:val="0"/>
+        </w:rPr>
+        <w:t xml:space="preserve">Collect the completed-work portfolio as </w:t>
+      </w:r>
+      <w:r>
+        <w:rPr>
+          <w:b/>
+        </w:rPr>
+        <w:t>evidence</w:t>
+      </w:r>
+      <w:r>
+        <w:rPr>
+          <w:b w:val="0"/>
+        </w:rPr>
+        <w:t>. Record support separately from correctness, and assess explanation, trace/test and limitations. Progress ticks and quiz selections alone do not establish mastery.</w:t>
+      </w:r>
+    </w:p>
+    <w:p>
+      <w:pPr>
+        <w:pStyle w:val="Heading1"/>
+      </w:pPr>
+      <w:r>
+        <w:t>09. Visual concept journey</w:t>
+      </w:r>
+    </w:p>
+    <w:p>
+      <w:r>
+        <w:t>Show one External side effects and recovery graphic at a time, request a prediction and discuss its trace before the independent assessment.</w:t>
+      </w:r>
+    </w:p>
+    <w:p>
+      <w:pPr>
+        <w:spacing w:line="336" w:lineRule="auto" w:after="180"/>
+      </w:pPr>
+      <w:r>
+        <w:rPr>
+          <w:b w:val="0"/>
+        </w:rPr>
+        <w:t xml:space="preserve">Use one picture at a time. Hide a worked result before asking for a </w:t>
+      </w:r>
+      <w:r>
+        <w:rPr>
+          <w:b/>
+        </w:rPr>
+        <w:t>prediction</w:t>
+      </w:r>
+      <w:r>
+        <w:rPr>
+          <w:b w:val="0"/>
+        </w:rPr>
+        <w:t>, then reveal it for feedback. These are supported teaching cases; retain the separate independent assessment for a fresh first attempt.</w:t>
+      </w:r>
+    </w:p>
+    <w:p>
+      <w:pPr>
+        <w:pStyle w:val="Heading3"/>
+      </w:pPr>
+      <w:r>
+        <w:t>01. External side effects and recovery: the case</w:t>
+      </w:r>
+    </w:p>
+    <w:p>
+      <w:r>
+        <w:drawing>
+          <wp:inline xmlns:a="http://schemas.openxmlformats.org/drawingml/2006/main" xmlns:pic="http://schemas.openxmlformats.org/drawingml/2006/picture">
+            <wp:extent cx="5486400" cy="2834640"/>
+            <wp:docPr id="2" name="Picture 2" descr="Recover an uncertain print job. A badge printer loses its reply after receiving a print request. Supplied facts: Job key J6 identifies one badge. The printer supports status lookup by key; missing acknowledgement leaves outcome unknown."/>
+            <wp:cNvGraphicFramePr>
+              <a:graphicFrameLocks noChangeAspect="1"/>
+            </wp:cNvGraphicFramePr>
+            <a:graphic>
+              <a:graphicData uri="http://schemas.openxmlformats.org/drawingml/2006/picture">
+                <pic:pic>
+                  <pic:nvPicPr>
+                    <pic:cNvPr id="0" name="academy-story-ai-6-17-01.png"/>
+                    <pic:cNvPicPr/>
+                  </pic:nvPicPr>
+                  <pic:blipFill>
+                    <a:blip r:embed="rId10"/>
+                    <a:stretch>
+                      <a:fillRect/>
+                    </a:stretch>
+                  </pic:blipFill>
+                  <pic:spPr>
+                    <a:xfrm>
+                      <a:off x="0" y="0"/>
+                      <a:ext cx="5486400" cy="2834640"/>
+                    </a:xfrm>
+                    <a:prstGeom prst="rect"/>
+                  </pic:spPr>
+                </pic:pic>
+              </a:graphicData>
+            </a:graphic>
+          </wp:inline>
+        </w:drawing>
+      </w:r>
+    </w:p>
+    <w:p>
+      <w:pPr>
+        <w:spacing w:line="336" w:lineRule="auto" w:after="180"/>
+      </w:pPr>
+      <w:r>
+        <w:rPr>
+          <w:b w:val="0"/>
+        </w:rPr>
+        <w:t>Recover an uncertain print job. A badge printer loses its reply after receiving a print request. Supplied facts: Job key J6 identifies one badge.</w:t>
+      </w:r>
+    </w:p>
+    <w:p>
+      <w:pPr>
+        <w:spacing w:line="336" w:lineRule="auto" w:after="180"/>
+      </w:pPr>
+      <w:r>
+        <w:rPr>
+          <w:b w:val="0"/>
+        </w:rPr>
+        <w:t xml:space="preserve">The printer supports status lookup by key; missing </w:t>
+      </w:r>
+      <w:r>
+        <w:rPr>
+          <w:b/>
+        </w:rPr>
+        <w:t>acknowledgement</w:t>
+      </w:r>
+      <w:r>
+        <w:rPr>
+          <w:b w:val="0"/>
+        </w:rPr>
+        <w:t xml:space="preserve"> leaves outcome unknown.</w:t>
+      </w:r>
+    </w:p>
+    <w:p>
+      <w:pPr>
+        <w:spacing w:line="336" w:lineRule="auto" w:after="180"/>
+        <w:shd w:fill="F5F1FB"/>
+      </w:pPr>
+      <w:r>
+        <w:rPr>
+          <w:b w:val="0"/>
+        </w:rPr>
+        <w:t>Point to the given fact that matters most. Explain why it matters.</w:t>
+      </w:r>
+    </w:p>
+    <w:p>
+      <w:pPr>
+        <w:pStyle w:val="Heading3"/>
+      </w:pPr>
+      <w:r>
+        <w:t>Discuss while showing the picture</w:t>
+      </w:r>
+    </w:p>
+    <w:p>
+      <w:pPr>
+        <w:spacing w:line="336" w:lineRule="auto" w:after="180"/>
+        <w:shd w:fill="F1F6F8"/>
+      </w:pPr>
+      <w:r>
+        <w:rPr>
+          <w:b w:val="0"/>
+        </w:rPr>
+        <w:t>Teacher prompt: Point to the given fact that matters most. Explain why it matters. Ask learners to describe one label or arrow in ordinary words. Use the adjacent transcript if the image is difficult to see.</w:t>
+      </w:r>
+    </w:p>
+    <w:p>
+      <w:pPr>
+        <w:pStyle w:val="Heading3"/>
+      </w:pPr>
+      <w:r>
+        <w:t>02. Follow the deciding steps</w:t>
+      </w:r>
+    </w:p>
+    <w:p>
+      <w:r>
+        <w:drawing>
+          <wp:inline xmlns:a="http://schemas.openxmlformats.org/drawingml/2006/main" xmlns:pic="http://schemas.openxmlformats.org/drawingml/2006/picture">
+            <wp:extent cx="5486400" cy="3182112"/>
+            <wp:docPr id="3" name="Picture 3" descr="Record uncertainty: Sending occurred, but printing completion is not yet known. → Query J6: Ask for the existing job’s recorded state. → Recover from status: If complete, return that result without issuing another print job."/>
+            <wp:cNvGraphicFramePr>
+              <a:graphicFrameLocks noChangeAspect="1"/>
+            </wp:cNvGraphicFramePr>
+            <a:graphic>
+              <a:graphicData uri="http://schemas.openxmlformats.org/drawingml/2006/picture">
+                <pic:pic>
+                  <pic:nvPicPr>
+                    <pic:cNvPr id="0" name="academy-story-ai-6-17-02.png"/>
+                    <pic:cNvPicPr/>
+                  </pic:nvPicPr>
+                  <pic:blipFill>
+                    <a:blip r:embed="rId11"/>
+                    <a:stretch>
+                      <a:fillRect/>
+                    </a:stretch>
+                  </pic:blipFill>
+                  <pic:spPr>
+                    <a:xfrm>
+                      <a:off x="0" y="0"/>
+                      <a:ext cx="5486400" cy="3182112"/>
+                    </a:xfrm>
+                    <a:prstGeom prst="rect"/>
+                  </pic:spPr>
+                </pic:pic>
+              </a:graphicData>
+            </a:graphic>
+          </wp:inline>
+        </w:drawing>
+      </w:r>
+    </w:p>
+    <w:p>
+      <w:pPr>
+        <w:spacing w:line="336" w:lineRule="auto" w:after="180"/>
+      </w:pPr>
+      <w:r>
+        <w:rPr>
+          <w:b w:val="0"/>
+        </w:rPr>
+        <w:t>Record uncertainty: Sending occurred, but printing completion is not yet known. → Query J6: Ask for the existing job’s recorded state. → Recover from status: If complete, return that result without issuing another print job.</w:t>
+      </w:r>
+    </w:p>
+    <w:p>
+      <w:pPr>
+        <w:spacing w:line="336" w:lineRule="auto" w:after="180"/>
+        <w:shd w:fill="F5F1FB"/>
+      </w:pPr>
+      <w:r>
+        <w:rPr>
+          <w:b w:val="0"/>
+        </w:rPr>
+        <w:t xml:space="preserve">Point to each numbered stage and explain which recorded </w:t>
+      </w:r>
+      <w:r>
+        <w:rPr>
+          <w:b/>
+        </w:rPr>
+        <w:t>input</w:t>
+      </w:r>
+      <w:r>
+        <w:rPr>
+          <w:b w:val="0"/>
+        </w:rPr>
+        <w:t xml:space="preserve"> it uses.</w:t>
+      </w:r>
+    </w:p>
+    <w:p>
+      <w:pPr>
+        <w:pStyle w:val="Heading3"/>
+      </w:pPr>
+      <w:r>
+        <w:t>Discuss while showing the picture</w:t>
+      </w:r>
+    </w:p>
+    <w:p>
+      <w:pPr>
+        <w:spacing w:line="336" w:lineRule="auto" w:after="180"/>
+        <w:shd w:fill="F1F6F8"/>
+      </w:pPr>
+      <w:r>
+        <w:rPr>
+          <w:b w:val="0"/>
+        </w:rPr>
+        <w:t xml:space="preserve">Teacher prompt: Point to each numbered stage and explain which recorded </w:t>
+      </w:r>
+      <w:r>
+        <w:rPr>
+          <w:b/>
+        </w:rPr>
+        <w:t>input</w:t>
+      </w:r>
+      <w:r>
+        <w:rPr>
+          <w:b w:val="0"/>
+        </w:rPr>
+        <w:t xml:space="preserve"> it uses. Ask learners to describe one label or arrow in ordinary words. Use the adjacent transcript if the image is difficult to see.</w:t>
+      </w:r>
+    </w:p>
+    <w:p>
+      <w:pPr>
+        <w:pStyle w:val="Heading3"/>
+      </w:pPr>
+      <w:r>
+        <w:t>03. External side effects and recovery — evidence trace</w:t>
+      </w:r>
+    </w:p>
+    <w:p>
+      <w:r>
+        <w:drawing>
+          <wp:inline xmlns:a="http://schemas.openxmlformats.org/drawingml/2006/main" xmlns:pic="http://schemas.openxmlformats.org/drawingml/2006/picture">
+            <wp:extent cx="5486400" cy="3297936"/>
+            <wp:docPr id="4" name="Picture 4" descr="External side effects and recovery — evidence trace. A booking is committed in storage, but response delivery times out. Caller asks to repeat. | The mock ledger records prepared, committed or unknown per operation ID. Retry a committed operation by returning its result; reconcile unknown status instead of assuming failure. Preserve compensation as a separate authorised action. | Lookup the operation ID and return the committed booking; do not create a second booking. A lost acknowledgement does not undo the effect."/>
+            <wp:cNvGraphicFramePr>
+              <a:graphicFrameLocks noChangeAspect="1"/>
+            </wp:cNvGraphicFramePr>
+            <a:graphic>
+              <a:graphicData uri="http://schemas.openxmlformats.org/drawingml/2006/picture">
+                <pic:pic>
+                  <pic:nvPicPr>
+                    <pic:cNvPr id="0" name="academy-story-ai-6-17-03.png"/>
+                    <pic:cNvPicPr/>
+                  </pic:nvPicPr>
+                  <pic:blipFill>
+                    <a:blip r:embed="rId12"/>
+                    <a:stretch>
+                      <a:fillRect/>
+                    </a:stretch>
+                  </pic:blipFill>
+                  <pic:spPr>
+                    <a:xfrm>
+                      <a:off x="0" y="0"/>
+                      <a:ext cx="5486400" cy="3297936"/>
+                    </a:xfrm>
+                    <a:prstGeom prst="rect"/>
+                  </pic:spPr>
+                </pic:pic>
+              </a:graphicData>
+            </a:graphic>
+          </wp:inline>
+        </w:drawing>
+      </w:r>
+    </w:p>
+    <w:p>
+      <w:pPr>
+        <w:spacing w:line="336" w:lineRule="auto" w:after="180"/>
+      </w:pPr>
+      <w:r>
+        <w:rPr>
+          <w:b w:val="0"/>
+        </w:rPr>
+        <w:t xml:space="preserve">External side effects and recovery — </w:t>
+      </w:r>
+      <w:r>
+        <w:rPr>
+          <w:b/>
+        </w:rPr>
+        <w:t>evidence</w:t>
+      </w:r>
+      <w:r>
+        <w:rPr>
+          <w:b w:val="0"/>
+        </w:rPr>
+        <w:t xml:space="preserve"> trace. A booking is committed in storage, but response delivery times out. Caller asks to repeat. | The mock ledger records prepared, committed or unknown per operation ID.</w:t>
+      </w:r>
+    </w:p>
+    <w:p>
+      <w:pPr>
+        <w:spacing w:line="336" w:lineRule="auto" w:after="180"/>
+      </w:pPr>
+      <w:r>
+        <w:rPr>
+          <w:b w:val="0"/>
+        </w:rPr>
+        <w:t>Retry a committed operation by returning its result; reconcile unknown status instead of assuming failure.</w:t>
+      </w:r>
+    </w:p>
+    <w:p>
+      <w:pPr>
+        <w:spacing w:line="336" w:lineRule="auto" w:after="180"/>
+      </w:pPr>
+      <w:r>
+        <w:rPr>
+          <w:b w:val="0"/>
+        </w:rPr>
+        <w:t xml:space="preserve">Preserve </w:t>
+      </w:r>
+      <w:r>
+        <w:rPr>
+          <w:b/>
+        </w:rPr>
+        <w:t>compensation</w:t>
+      </w:r>
+      <w:r>
+        <w:rPr>
+          <w:b w:val="0"/>
+        </w:rPr>
+        <w:t xml:space="preserve"> as a separate authorised action. | Lookup the operation ID and return the committed booking; do not create a second booking. A lost </w:t>
+      </w:r>
+      <w:r>
+        <w:rPr>
+          <w:b/>
+        </w:rPr>
+        <w:t>acknowledgement</w:t>
+      </w:r>
+      <w:r>
+        <w:rPr>
+          <w:b w:val="0"/>
+        </w:rPr>
+        <w:t xml:space="preserve"> does not undo the effect.</w:t>
+      </w:r>
+    </w:p>
+    <w:p>
+      <w:pPr>
+        <w:spacing w:line="336" w:lineRule="auto" w:after="180"/>
+        <w:shd w:fill="F5F1FB"/>
+      </w:pPr>
+      <w:r>
+        <w:rPr>
+          <w:b w:val="0"/>
+        </w:rPr>
+        <w:t>Read the labels and values. Explain the relationship the model shows.</w:t>
+      </w:r>
+    </w:p>
+    <w:p>
+      <w:pPr>
+        <w:pStyle w:val="Heading3"/>
+      </w:pPr>
+      <w:r>
+        <w:t>Discuss while showing the picture</w:t>
+      </w:r>
+    </w:p>
+    <w:p>
+      <w:pPr>
+        <w:spacing w:line="336" w:lineRule="auto" w:after="180"/>
+        <w:shd w:fill="F1F6F8"/>
+      </w:pPr>
+      <w:r>
+        <w:rPr>
+          <w:b w:val="0"/>
+        </w:rPr>
+        <w:t>Teacher prompt: Read the labels and values. Explain the relationship the model shows. Ask learners to describe one label or arrow in ordinary words. Use the adjacent transcript if the image is difficult to see.</w:t>
+      </w:r>
+    </w:p>
+    <w:p>
+      <w:pPr>
+        <w:pStyle w:val="Heading3"/>
+      </w:pPr>
+      <w:r>
+        <w:t>04. Change one thing. Trace what follows.</w:t>
+      </w:r>
+    </w:p>
+    <w:p>
+      <w:r>
+        <w:drawing>
+          <wp:inline xmlns:a="http://schemas.openxmlformats.org/drawingml/2006/main" xmlns:pic="http://schemas.openxmlformats.org/drawingml/2006/picture">
+            <wp:extent cx="5486400" cy="3026664"/>
+            <wp:docPr id="5" name="Picture 5" descr="Original case: If complete, return that result without issuing another print job. Changed condition: Status reliably reports J6 absent. Expected result: A policy-approved resend using the same deduplication key may be considered. Reason: Confirmed absence supplies different evidence from silence."/>
+            <wp:cNvGraphicFramePr>
+              <a:graphicFrameLocks noChangeAspect="1"/>
+            </wp:cNvGraphicFramePr>
+            <a:graphic>
+              <a:graphicData uri="http://schemas.openxmlformats.org/drawingml/2006/picture">
+                <pic:pic>
+                  <pic:nvPicPr>
+                    <pic:cNvPr id="0" name="academy-story-ai-6-17-04.png"/>
+                    <pic:cNvPicPr/>
+                  </pic:nvPicPr>
+                  <pic:blipFill>
+                    <a:blip r:embed="rId13"/>
+                    <a:stretch>
+                      <a:fillRect/>
+                    </a:stretch>
+                  </pic:blipFill>
+                  <pic:spPr>
+                    <a:xfrm>
+                      <a:off x="0" y="0"/>
+                      <a:ext cx="5486400" cy="3026664"/>
+                    </a:xfrm>
+                    <a:prstGeom prst="rect"/>
+                  </pic:spPr>
+                </pic:pic>
+              </a:graphicData>
+            </a:graphic>
+          </wp:inline>
+        </w:drawing>
+      </w:r>
+    </w:p>
+    <w:p>
+      <w:pPr>
+        <w:spacing w:line="336" w:lineRule="auto" w:after="180"/>
+      </w:pPr>
+      <w:r>
+        <w:rPr>
+          <w:b w:val="0"/>
+        </w:rPr>
+        <w:t>Original case: If complete, return that result without issuing another print job. Changed condition: Status reliably reports J6 absent.</w:t>
+      </w:r>
+    </w:p>
+    <w:p>
+      <w:pPr>
+        <w:spacing w:line="336" w:lineRule="auto" w:after="180"/>
+      </w:pPr>
+      <w:r>
+        <w:rPr>
+          <w:b w:val="0"/>
+        </w:rPr>
+        <w:t xml:space="preserve">Expected result: A policy-approved resend using the same deduplication key may be considered. Reason: Confirmed absence supplies different </w:t>
+      </w:r>
+      <w:r>
+        <w:rPr>
+          <w:b/>
+        </w:rPr>
+        <w:t>evidence</w:t>
+      </w:r>
+      <w:r>
+        <w:rPr>
+          <w:b w:val="0"/>
+        </w:rPr>
+        <w:t xml:space="preserve"> from silence.</w:t>
+      </w:r>
+    </w:p>
+    <w:p>
+      <w:pPr>
+        <w:spacing w:line="336" w:lineRule="auto" w:after="180"/>
+        <w:shd w:fill="F5F1FB"/>
+      </w:pPr>
+      <w:r>
+        <w:rPr>
+          <w:b w:val="0"/>
+        </w:rPr>
+        <w:t>Predict before checking the worked changed-case result. Name what changed and what the supplied facts allow you to conclude.</w:t>
+      </w:r>
+    </w:p>
+    <w:p>
+      <w:pPr>
+        <w:pStyle w:val="Heading3"/>
+      </w:pPr>
+      <w:r>
+        <w:t>Discuss while showing the picture</w:t>
+      </w:r>
+    </w:p>
+    <w:p>
+      <w:pPr>
+        <w:spacing w:line="336" w:lineRule="auto" w:after="180"/>
+        <w:shd w:fill="F1F6F8"/>
+      </w:pPr>
+      <w:r>
+        <w:rPr>
+          <w:b w:val="0"/>
+        </w:rPr>
+        <w:t>Teacher prompt: Predict before checking the worked changed-case result. Name what changed and what the supplied facts allow you to conclude. Ask learners to describe one label or arrow in ordinary words.</w:t>
+      </w:r>
+    </w:p>
+    <w:p>
+      <w:pPr>
+        <w:spacing w:line="336" w:lineRule="auto" w:after="180"/>
+        <w:shd w:fill="F1F6F8"/>
+      </w:pPr>
+      <w:r>
+        <w:rPr>
+          <w:b w:val="0"/>
+        </w:rPr>
+        <w:t xml:space="preserve">Use the adjacent transcript if the image is difficult to see. Changed-case reasoning: Confirmed absence supplies different </w:t>
+      </w:r>
+      <w:r>
+        <w:rPr>
+          <w:b/>
+        </w:rPr>
+        <w:t>evidence</w:t>
+      </w:r>
+      <w:r>
+        <w:rPr>
+          <w:b w:val="0"/>
+        </w:rPr>
+        <w:t xml:space="preserve"> from silence.</w:t>
+      </w:r>
+    </w:p>
+    <w:p>
+      <w:pPr>
+        <w:pStyle w:val="Heading3"/>
+      </w:pPr>
+      <w:r>
+        <w:t>05. Connect the explanation to its limit</w:t>
+      </w:r>
+    </w:p>
+    <w:p>
+      <w:r>
+        <w:drawing>
+          <wp:inline xmlns:a="http://schemas.openxmlformats.org/drawingml/2006/main" xmlns:pic="http://schemas.openxmlformats.org/drawingml/2006/picture">
+            <wp:extent cx="5486400" cy="2834640"/>
+            <wp:docPr id="6" name="Picture 6" descr="A lost response does not show whether an external effect occurred. Recovery distinguishes unknown outcome from a confirmed failed action. Limit: Without reliable status or deduplication, escalate uncertainty rather than claiming one and only one print."/>
+            <wp:cNvGraphicFramePr>
+              <a:graphicFrameLocks noChangeAspect="1"/>
+            </wp:cNvGraphicFramePr>
+            <a:graphic>
+              <a:graphicData uri="http://schemas.openxmlformats.org/drawingml/2006/picture">
+                <pic:pic>
+                  <pic:nvPicPr>
+                    <pic:cNvPr id="0" name="academy-story-ai-6-17-05.png"/>
+                    <pic:cNvPicPr/>
+                  </pic:nvPicPr>
+                  <pic:blipFill>
+                    <a:blip r:embed="rId14"/>
+                    <a:stretch>
+                      <a:fillRect/>
+                    </a:stretch>
+                  </pic:blipFill>
+                  <pic:spPr>
+                    <a:xfrm>
+                      <a:off x="0" y="0"/>
+                      <a:ext cx="5486400" cy="2834640"/>
+                    </a:xfrm>
+                    <a:prstGeom prst="rect"/>
+                  </pic:spPr>
+                </pic:pic>
+              </a:graphicData>
+            </a:graphic>
+          </wp:inline>
+        </w:drawing>
+      </w:r>
+    </w:p>
+    <w:p>
+      <w:pPr>
+        <w:spacing w:line="336" w:lineRule="auto" w:after="180"/>
+      </w:pPr>
+      <w:r>
+        <w:rPr>
+          <w:b w:val="0"/>
+        </w:rPr>
+        <w:t>A lost response does not show whether an external effect occurred. Recovery distinguishes unknown outcome from a confirmed failed action.</w:t>
+      </w:r>
+    </w:p>
+    <w:p>
+      <w:pPr>
+        <w:spacing w:line="336" w:lineRule="auto" w:after="180"/>
+      </w:pPr>
+      <w:r>
+        <w:rPr>
+          <w:b w:val="0"/>
+        </w:rPr>
+        <w:t>Limit: Without reliable status or deduplication, escalate uncertainty rather than claiming one and only one print.</w:t>
+      </w:r>
+    </w:p>
+    <w:p>
+      <w:pPr>
+        <w:spacing w:line="336" w:lineRule="auto" w:after="180"/>
+        <w:shd w:fill="F5F1FB"/>
+      </w:pPr>
+      <w:r>
+        <w:rPr>
+          <w:b w:val="0"/>
+        </w:rPr>
+        <w:t>Explain the case, then point to a limit on the claim.</w:t>
+      </w:r>
+    </w:p>
+    <w:p>
+      <w:pPr>
+        <w:pStyle w:val="Heading3"/>
+      </w:pPr>
+      <w:r>
+        <w:t>Discuss while showing the picture</w:t>
+      </w:r>
+    </w:p>
+    <w:p>
+      <w:pPr>
+        <w:spacing w:line="336" w:lineRule="auto" w:after="180"/>
+        <w:shd w:fill="F1F6F8"/>
+      </w:pPr>
+      <w:r>
+        <w:rPr>
+          <w:b w:val="0"/>
+        </w:rPr>
+        <w:t>Teacher prompt: Explain the case, then point to a limit on the claim. Ask learners to describe one label or arrow in ordinary words. Use the adjacent transcript if the image is difficult to see.</w:t>
+      </w:r>
+    </w:p>
+    <w:p>
+      <w:pPr>
+        <w:spacing w:line="336" w:lineRule="auto" w:after="180"/>
+        <w:shd w:fill="F1F6F8"/>
+      </w:pPr>
+      <w:r>
+        <w:rPr>
+          <w:b w:val="0"/>
+        </w:rPr>
+        <w:t>Keep the stated scope: Without reliable status or deduplication, escalate uncertainty rather than claiming one and only one print.</w:t>
+      </w:r>
+    </w:p>
+    <w:p>
+      <w:pPr>
+        <w:pStyle w:val="Heading3"/>
+      </w:pPr>
+      <w:r>
+        <w:t>06. Make the idea visible in your project</w:t>
+      </w:r>
+    </w:p>
+    <w:p>
+      <w:r>
+        <w:drawing>
+          <wp:inline xmlns:a="http://schemas.openxmlformats.org/drawingml/2006/main" xmlns:pic="http://schemas.openxmlformats.org/drawingml/2006/picture">
+            <wp:extent cx="5486400" cy="3529584"/>
+            <wp:docPr id="7" name="Picture 7" descr="For the Grounded Learning Service, retain an annotated trace and the changed-case result. Name the contract or evidence that makes the deciding step valid, so another team can review it. Draw your input, deciding step, result and limit. Supported question: Distinguish a missing printer acknowledgement from confirmed failure. What should happen if J6 is complete, and what evidence changes when J6 is reliably reported absent?"/>
+            <wp:cNvGraphicFramePr>
+              <a:graphicFrameLocks noChangeAspect="1"/>
+            </wp:cNvGraphicFramePr>
+            <a:graphic>
+              <a:graphicData uri="http://schemas.openxmlformats.org/drawingml/2006/picture">
+                <pic:pic>
+                  <pic:nvPicPr>
+                    <pic:cNvPr id="0" name="academy-story-ai-6-17-06.png"/>
+                    <pic:cNvPicPr/>
+                  </pic:nvPicPr>
+                  <pic:blipFill>
+                    <a:blip r:embed="rId15"/>
+                    <a:stretch>
+                      <a:fillRect/>
+                    </a:stretch>
+                  </pic:blipFill>
+                  <pic:spPr>
+                    <a:xfrm>
+                      <a:off x="0" y="0"/>
+                      <a:ext cx="5486400" cy="3529584"/>
+                    </a:xfrm>
+                    <a:prstGeom prst="rect"/>
+                  </pic:spPr>
+                </pic:pic>
+              </a:graphicData>
+            </a:graphic>
+          </wp:inline>
+        </w:drawing>
+      </w:r>
+    </w:p>
+    <w:p>
+      <w:pPr>
+        <w:spacing w:line="336" w:lineRule="auto" w:after="180"/>
+      </w:pPr>
+      <w:r>
+        <w:rPr>
+          <w:b w:val="0"/>
+        </w:rPr>
+        <w:t xml:space="preserve">For the Grounded Learning Service, retain an annotated trace and the changed-case result. Name the contract or </w:t>
+      </w:r>
+      <w:r>
+        <w:rPr>
+          <w:b/>
+        </w:rPr>
+        <w:t>evidence</w:t>
+      </w:r>
+      <w:r>
+        <w:rPr>
+          <w:b w:val="0"/>
+        </w:rPr>
+        <w:t xml:space="preserve"> that makes the deciding step valid, so another team can review it.</w:t>
+      </w:r>
+    </w:p>
+    <w:p>
+      <w:pPr>
+        <w:spacing w:line="336" w:lineRule="auto" w:after="180"/>
+      </w:pPr>
+      <w:r>
+        <w:rPr>
+          <w:b w:val="0"/>
+        </w:rPr>
+        <w:t xml:space="preserve">Draw your </w:t>
+      </w:r>
+      <w:r>
+        <w:rPr>
+          <w:b/>
+        </w:rPr>
+        <w:t>input</w:t>
+      </w:r>
+      <w:r>
+        <w:rPr>
+          <w:b w:val="0"/>
+        </w:rPr>
+        <w:t xml:space="preserve">, deciding step, result and limit. Supported question: Distinguish a missing printer </w:t>
+      </w:r>
+      <w:r>
+        <w:rPr>
+          <w:b/>
+        </w:rPr>
+        <w:t>acknowledgement</w:t>
+      </w:r>
+      <w:r>
+        <w:rPr>
+          <w:b w:val="0"/>
+        </w:rPr>
+        <w:t xml:space="preserve"> from confirmed failure.</w:t>
+      </w:r>
+    </w:p>
+    <w:p>
+      <w:pPr>
+        <w:spacing w:line="336" w:lineRule="auto" w:after="180"/>
+      </w:pPr>
+      <w:r>
+        <w:rPr>
+          <w:b w:val="0"/>
+        </w:rPr>
+        <w:t xml:space="preserve">What should happen if J6 is complete, and what </w:t>
+      </w:r>
+      <w:r>
+        <w:rPr>
+          <w:b/>
+        </w:rPr>
+        <w:t>evidence</w:t>
+      </w:r>
+      <w:r>
+        <w:rPr>
+          <w:b w:val="0"/>
+        </w:rPr>
+        <w:t xml:space="preserve"> changes when J6 is reliably reported absent?</w:t>
+      </w:r>
+    </w:p>
+    <w:p>
+      <w:pPr>
+        <w:spacing w:line="336" w:lineRule="auto" w:after="180"/>
+        <w:shd w:fill="F5F1FB"/>
+      </w:pPr>
+      <w:r>
+        <w:rPr>
+          <w:b w:val="0"/>
+        </w:rPr>
+        <w:t xml:space="preserve">Draw your project trace and justify the deciding step using </w:t>
+      </w:r>
+      <w:r>
+        <w:rPr>
+          <w:b/>
+        </w:rPr>
+        <w:t>evidence</w:t>
+      </w:r>
+      <w:r>
+        <w:rPr>
+          <w:b w:val="0"/>
+        </w:rPr>
+        <w:t>.</w:t>
+      </w:r>
+    </w:p>
+    <w:p>
+      <w:pPr>
+        <w:pStyle w:val="Heading3"/>
+      </w:pPr>
+      <w:r>
+        <w:t>Discuss while showing the picture</w:t>
+      </w:r>
+    </w:p>
+    <w:p>
+      <w:pPr>
+        <w:spacing w:line="336" w:lineRule="auto" w:after="180"/>
+        <w:shd w:fill="F1F6F8"/>
+      </w:pPr>
+      <w:r>
+        <w:rPr>
+          <w:b w:val="0"/>
+        </w:rPr>
+        <w:t xml:space="preserve">Teacher prompt: Draw your project trace and justify the deciding step using </w:t>
+      </w:r>
+      <w:r>
+        <w:rPr>
+          <w:b/>
+        </w:rPr>
+        <w:t>evidence</w:t>
+      </w:r>
+      <w:r>
+        <w:rPr>
+          <w:b w:val="0"/>
+        </w:rPr>
+        <w:t>. Ask learners to describe one label or arrow in ordinary words. Use the adjacent transcript if the image is difficult to see.</w:t>
+      </w:r>
+    </w:p>
+    <w:p>
+      <w:pPr>
+        <w:spacing w:line="336" w:lineRule="auto" w:after="180"/>
+        <w:shd w:fill="F1F6F8"/>
+      </w:pPr>
+      <w:r>
+        <w:rPr>
+          <w:b w:val="0"/>
+        </w:rPr>
+        <w:t>Supported practice key: Sending occurred, but printing completion is not yet known. Ask for the existing job’s recorded state. If complete, return that result without issuing another print job.</w:t>
+      </w:r>
+    </w:p>
+    <w:p>
+      <w:pPr>
+        <w:spacing w:line="336" w:lineRule="auto" w:after="180"/>
+        <w:shd w:fill="F1F6F8"/>
+      </w:pPr>
+      <w:r>
+        <w:rPr>
+          <w:b w:val="0"/>
+        </w:rPr>
+        <w:t xml:space="preserve">Changed case: A policy-approved resend using the same deduplication key may be considered. Confirmed absence supplies different </w:t>
+      </w:r>
+      <w:r>
+        <w:rPr>
+          <w:b/>
+        </w:rPr>
+        <w:t>evidence</w:t>
+      </w:r>
+      <w:r>
+        <w:rPr>
+          <w:b w:val="0"/>
+        </w:rPr>
+        <w:t xml:space="preserve"> from silence.</w:t>
       </w:r>
     </w:p>
     <w:sectPr>

--- a/downloads/teacher/ai-6-week-17.docx
+++ b/downloads/teacher/ai-6-week-17.docx
@@ -137,7 +137,7 @@
           </w:tcPr>
           <w:p>
             <w:r>
-              <w:t>Sections 1–6; record the brief recall in the workbook.</w:t>
+              <w:t>Use Your mission, Notice the evidence, See how it works, Words that unlock the idea and Follow a worked example; record recall in the workbook.</w:t>
             </w:r>
           </w:p>
         </w:tc>
@@ -169,7 +169,7 @@
           </w:tcPr>
           <w:p>
             <w:r>
-              <w:t>Sections 7–10; use the matching workbook W2 and misconception check.</w:t>
+              <w:t>Use Find and repair a mistake, Practise together and Build your understanding; use the matching workbook W2 and Individual reasoning check.</w:t>
             </w:r>
           </w:p>
         </w:tc>
@@ -201,7 +201,7 @@
           </w:tcPr>
           <w:p>
             <w:r>
-              <w:t>Sections 9 and 11–14. Give extra time to finish the full task set; use Section 15 when the week includes a coding lab.</w:t>
+              <w:t>Use Run the investigation, Connect your project and Try a new case independently. Allow extra time for the full task set. When code is supplied, use the examples in See how it works or Follow a worked example and the browser lab in Supported practice, repair and portfolio.</w:t>
             </w:r>
           </w:p>
         </w:tc>
@@ -2038,7 +2038,7 @@
         <w:rPr>
           <w:b w:val="0"/>
         </w:rPr>
-        <w:t xml:space="preserve">Use the worked example in Sections 3 and 6. Collect a </w:t>
+        <w:t xml:space="preserve">Use See how it works and Follow a worked example. Collect a </w:t>
       </w:r>
       <w:r>
         <w:rPr>
@@ -2499,7 +2499,7 @@
         <w:rPr>
           <w:b w:val="0"/>
         </w:rPr>
-        <w:t xml:space="preserve">Use Section 9 for the </w:t>
+        <w:t xml:space="preserve">Use Run the investigation for the </w:t>
       </w:r>
       <w:r>
         <w:rPr>
@@ -4099,7 +4099,7 @@
           </w:tcPr>
           <w:p>
             <w:r>
-              <w:t>Sections 1–6; record the brief recall in the workbook.</w:t>
+              <w:t>Use Your mission, Notice the evidence, See how it works, Words that unlock the idea and Follow a worked example; record recall in the workbook.</w:t>
             </w:r>
           </w:p>
         </w:tc>
@@ -4131,7 +4131,7 @@
           </w:tcPr>
           <w:p>
             <w:r>
-              <w:t>Sections 7–10; use the matching workbook W2 and misconception check.</w:t>
+              <w:t>Use Find and repair a mistake, Practise together and Build your understanding; use the matching workbook W2 and Individual reasoning check.</w:t>
             </w:r>
           </w:p>
         </w:tc>
@@ -4163,7 +4163,7 @@
           </w:tcPr>
           <w:p>
             <w:r>
-              <w:t>Sections 9 and 11–14. Give extra time to finish the full task set; use Section 15 when the week includes a coding lab.</w:t>
+              <w:t>Use Run the investigation, Connect your project and Try a new case independently. Allow extra time for the full task set. When code is supplied, use the examples in See how it works or Follow a worked example and the browser lab in Supported practice, repair and portfolio.</w:t>
             </w:r>
           </w:p>
         </w:tc>

--- a/downloads/teacher/ai-6-week-17.docx
+++ b/downloads/teacher/ai-6-week-17.docx
@@ -25,20 +25,38 @@
         <w:pStyle w:val="Heading1"/>
       </w:pPr>
       <w:r>
-        <w:t>01. Prepare the purpose, prerequisites and materials</w:t>
+        <w:t>Ask what status evidence proves and which separate authority any next action needs.</w:t>
       </w:r>
     </w:p>
     <w:p>
       <w:r>
-        <w:t>Prepare External side effects and recovery: check the target, prerequisites, resources and adaptable teaching schedule.</w:t>
+        <w:t>Use unchanged committed records, conditional same-key resend candidates and separately approved compensation plans without claiming real recovery execution.</w:t>
       </w:r>
     </w:p>
     <w:p>
-      <w:pPr>
-        <w:pStyle w:val="Heading3"/>
-      </w:pPr>
-      <w:r>
-        <w:t>Teach the learning cycle</w:t>
+      <w:r>
+        <w:t>Model a lost acknowledgement → inspect status distinctions → compare reliable/unreliable absence → assess fresh unknown-outcome reasoning → preserve reconciliation history.</w:t>
+      </w:r>
+    </w:p>
+    <w:p>
+      <w:pPr>
+        <w:pStyle w:val="Heading1"/>
+      </w:pPr>
+      <w:r>
+        <w:t>01. Prepare the connected service investigation</w:t>
+      </w:r>
+    </w:p>
+    <w:p>
+      <w:r>
+        <w:t>Keep modelling, shared practice and independent evidence distinct.</w:t>
+      </w:r>
+    </w:p>
+    <w:p>
+      <w:pPr>
+        <w:pStyle w:val="Heading2"/>
+      </w:pPr>
+      <w:r>
+        <w:t>Target and main teaching plan</w:t>
       </w:r>
     </w:p>
     <w:p>
@@ -243,18 +261,21 @@
     </w:p>
     <w:p>
       <w:pPr>
-        <w:pStyle w:val="Heading3"/>
-      </w:pPr>
-      <w:r>
-        <w:t>Retrieval answer guidance</w:t>
+        <w:pStyle w:val="Heading2"/>
+      </w:pPr>
+      <w:r>
+        <w:t>Preparation and prerequisite</w:t>
       </w:r>
     </w:p>
     <w:p>
       <w:pPr>
-        <w:pStyle w:val="Heading3"/>
-      </w:pPr>
-      <w:r>
-        <w:t>Timeouts retries and cancellation</w:t>
+        <w:spacing w:line="336" w:lineRule="auto" w:after="180"/>
+      </w:pPr>
+      <w:r>
+        <w:rPr>
+          <w:b w:val="0"/>
+        </w:rPr>
+        <w:t>Lesson and workbook; paper and pencil</w:t>
       </w:r>
     </w:p>
     <w:p>
@@ -265,7 +286,7 @@
         <w:rPr>
           <w:b w:val="0"/>
         </w:rPr>
-        <w:t>Without opening the old lesson, explain one key idea from Timeouts retries and cancellation. Give an example and a mistake that the idea helps you avoid.</w:t>
+        <w:t>Calculator and optional local Python 3 for arithmetic; no live API or private data</w:t>
       </w:r>
     </w:p>
     <w:p>
@@ -276,19 +297,7 @@
         <w:rPr>
           <w:b w:val="0"/>
         </w:rPr>
-        <w:t xml:space="preserve">Look for: Explain the </w:t>
-      </w:r>
-      <w:r>
-        <w:rPr>
-          <w:b/>
-        </w:rPr>
-        <w:t>mechanism</w:t>
-      </w:r>
-      <w:r>
-        <w:rPr>
-          <w:b w:val="0"/>
-        </w:rPr>
-        <w:t xml:space="preserve"> and terminology of timeouts retries and cancellation</w:t>
+        <w:t>Prepare the fresh retry separately and withhold its solution until after collection</w:t>
       </w:r>
     </w:p>
     <w:p>
@@ -299,7 +308,31 @@
         <w:rPr>
           <w:b w:val="0"/>
         </w:rPr>
-        <w:t>Reference example, not the only acceptable wording: Teacher explanation: Timeouts bound waiting; retries consume a finite budget. Cancellation should stop future work while accounting for operations already committed.</w:t>
+        <w:t xml:space="preserve">A result depends on the </w:t>
+      </w:r>
+      <w:r>
+        <w:rPr>
+          <w:b/>
+        </w:rPr>
+        <w:t>input</w:t>
+      </w:r>
+      <w:r>
+        <w:rPr>
+          <w:b w:val="0"/>
+        </w:rPr>
+        <w:t xml:space="preserve">s, procedure and conditions that produced it. Preserve data roles and distinguish observed outcomes from </w:t>
+      </w:r>
+      <w:r>
+        <w:rPr>
+          <w:b/>
+        </w:rPr>
+        <w:t>prediction</w:t>
+      </w:r>
+      <w:r>
+        <w:rPr>
+          <w:b w:val="0"/>
+        </w:rPr>
+        <w:t>s or unmeasured conditions.</w:t>
       </w:r>
     </w:p>
     <w:p>
@@ -310,15 +343,15 @@
         <w:rPr>
           <w:b w:val="0"/>
         </w:rPr>
-        <w:t>Retry only declared transient failures. Use at most three attempts with waiting gaps 1 and 2 seconds; each attempt may run at most 4 seconds. Worst-case elapsed bound excluding overhead is 3*4+1+2=15 seconds.</w:t>
+        <w:t>If the prior concept cannot be explained, use a short retrieval activity before this chapter.</w:t>
       </w:r>
     </w:p>
     <w:p>
       <w:pPr>
-        <w:pStyle w:val="Heading3"/>
-      </w:pPr>
-      <w:r>
-        <w:t>Planning and action selection</w:t>
+        <w:pStyle w:val="Heading2"/>
+      </w:pPr>
+      <w:r>
+        <w:t>Opening retrieval</w:t>
       </w:r>
     </w:p>
     <w:p>
@@ -329,7 +362,7 @@
         <w:rPr>
           <w:b w:val="0"/>
         </w:rPr>
-        <w:t>Without opening the old lesson, explain one key idea from Planning and action selection. Give an example and a mistake that the idea helps you avoid.</w:t>
+        <w:t>Without opening the old lesson, explain one key idea from Timeouts retries and cancellation. Give an example and a mistake that the idea helps you avoid.</w:t>
       </w:r>
     </w:p>
     <w:p>
@@ -352,7 +385,7 @@
         <w:rPr>
           <w:b w:val="0"/>
         </w:rPr>
-        <w:t xml:space="preserve"> and terminology of planning and action selection</w:t>
+        <w:t xml:space="preserve"> and terminology of timeouts retries and cancellation</w:t>
       </w:r>
     </w:p>
     <w:p>
@@ -363,7 +396,7 @@
         <w:rPr>
           <w:b w:val="0"/>
         </w:rPr>
-        <w:t>Reference example, not the only acceptable wording: Teacher explanation: Planning proposes steps; execution must still validate permissions and prerequisites for each step. Replanning cannot invent authority.</w:t>
+        <w:t>Reference example, not the only acceptable wording: Teacher explanation: Timeouts bound waiting; retries consume a finite budget. Cancellation should stop future work while accounting for operations already committed.</w:t>
       </w:r>
     </w:p>
     <w:p>
@@ -374,27 +407,18 @@
         <w:rPr>
           <w:b w:val="0"/>
         </w:rPr>
-        <w:t xml:space="preserve">For read-only reporting, allowed plan is validate -&gt; retrieve -&gt; verify -&gt; answer. If retrieval lacks </w:t>
-      </w:r>
-      <w:r>
-        <w:rPr>
-          <w:b/>
-        </w:rPr>
-        <w:t>evidence</w:t>
-      </w:r>
-      <w:r>
-        <w:rPr>
-          <w:b w:val="0"/>
-        </w:rPr>
-        <w:t>, route to review. Reject write or send steps before they run.</w:t>
+        <w:t>Retry only declared transient failures. Use at most three attempts with waiting gaps 1 and 2 seconds; each attempt may run at most 4 seconds. Worst-case elapsed bound excluding overhead is 3*4+1+2=15 seconds.</w:t>
       </w:r>
     </w:p>
     <w:p>
       <w:pPr>
-        <w:pStyle w:val="Heading3"/>
-      </w:pPr>
-      <w:r>
-        <w:t>Failure budgets and service objectives</w:t>
+        <w:spacing w:line="336" w:lineRule="auto" w:after="180"/>
+      </w:pPr>
+      <w:r>
+        <w:rPr>
+          <w:b w:val="0"/>
+        </w:rPr>
+        <w:t>Without opening the old lesson, explain one key idea from Planning and action selection. Give an example and a mistake that the idea helps you avoid.</w:t>
       </w:r>
     </w:p>
     <w:p>
@@ -405,7 +429,19 @@
         <w:rPr>
           <w:b w:val="0"/>
         </w:rPr>
-        <w:t>Without opening the old lesson, explain one key idea from Failure budgets and service objectives. Give an example and a mistake that the idea helps you avoid.</w:t>
+        <w:t xml:space="preserve">Look for: Explain the </w:t>
+      </w:r>
+      <w:r>
+        <w:rPr>
+          <w:b/>
+        </w:rPr>
+        <w:t>mechanism</w:t>
+      </w:r>
+      <w:r>
+        <w:rPr>
+          <w:b w:val="0"/>
+        </w:rPr>
+        <w:t xml:space="preserve"> and terminology of planning and action selection</w:t>
       </w:r>
     </w:p>
     <w:p>
@@ -416,19 +452,7 @@
         <w:rPr>
           <w:b w:val="0"/>
         </w:rPr>
-        <w:t xml:space="preserve">Look for: Explain the </w:t>
-      </w:r>
-      <w:r>
-        <w:rPr>
-          <w:b/>
-        </w:rPr>
-        <w:t>mechanism</w:t>
-      </w:r>
-      <w:r>
-        <w:rPr>
-          <w:b w:val="0"/>
-        </w:rPr>
-        <w:t xml:space="preserve"> and terminology of failure budgets and service objectives</w:t>
+        <w:t>Reference example, not the only acceptable wording: Teacher explanation: Planning proposes steps; execution must still validate permissions and prerequisites for each step. Replanning cannot invent authority.</w:t>
       </w:r>
     </w:p>
     <w:p>
@@ -439,7 +463,19 @@
         <w:rPr>
           <w:b w:val="0"/>
         </w:rPr>
-        <w:t>Reference example, not the only acceptable wording: Teacher explanation: Service objectives define measured reliability over a stated interval.</w:t>
+        <w:t xml:space="preserve">For read-only reporting, allowed plan is validate -&gt; retrieve -&gt; verify -&gt; answer. If retrieval lacks </w:t>
+      </w:r>
+      <w:r>
+        <w:rPr>
+          <w:b/>
+        </w:rPr>
+        <w:t>evidence</w:t>
+      </w:r>
+      <w:r>
+        <w:rPr>
+          <w:b w:val="0"/>
+        </w:rPr>
+        <w:t>, route to review. Reject write or send steps before they run.</w:t>
       </w:r>
     </w:p>
     <w:p>
@@ -450,7 +486,7 @@
         <w:rPr>
           <w:b w:val="0"/>
         </w:rPr>
-        <w:t>A failure budget is meaningful only after success and eligible requests are defined. For a fictional objective at least 98% of 200 eligible requests must pass all contract checks. Allowed failures are 2%*200=4.</w:t>
+        <w:t>Without opening the old lesson, explain one key idea from Failure budgets and service objectives. Give an example and a mistake that the idea helps you avoid.</w:t>
       </w:r>
     </w:p>
     <w:p>
@@ -461,7 +497,19 @@
         <w:rPr>
           <w:b w:val="0"/>
         </w:rPr>
-        <w:t>Count every eligible failure once; report excluded requests separately.</w:t>
+        <w:t xml:space="preserve">Look for: Explain the </w:t>
+      </w:r>
+      <w:r>
+        <w:rPr>
+          <w:b/>
+        </w:rPr>
+        <w:t>mechanism</w:t>
+      </w:r>
+      <w:r>
+        <w:rPr>
+          <w:b w:val="0"/>
+        </w:rPr>
+        <w:t xml:space="preserve"> and terminology of failure budgets and service objectives</w:t>
       </w:r>
     </w:p>
     <w:p>
@@ -472,19 +520,7 @@
         <w:rPr>
           <w:b w:val="0"/>
         </w:rPr>
-        <w:t xml:space="preserve">Two 45-minute sessions. External effects can succeed while their </w:t>
-      </w:r>
-      <w:r>
-        <w:rPr>
-          <w:b/>
-        </w:rPr>
-        <w:t>acknowledgement</w:t>
-      </w:r>
-      <w:r>
-        <w:rPr>
-          <w:b w:val="0"/>
-        </w:rPr>
-        <w:t xml:space="preserve"> is lost. Recovery must inspect committed state before repeating the operation.</w:t>
+        <w:t>Reference example, not the only acceptable wording: Teacher explanation: Service objectives define measured reliability over a stated interval.</w:t>
       </w:r>
     </w:p>
     <w:p>
@@ -495,19 +531,7 @@
         <w:rPr>
           <w:b w:val="0"/>
         </w:rPr>
-        <w:t xml:space="preserve">Use the supplied constructed scenarios to make the </w:t>
-      </w:r>
-      <w:r>
-        <w:rPr>
-          <w:b/>
-        </w:rPr>
-        <w:t>mechanism</w:t>
-      </w:r>
-      <w:r>
-        <w:rPr>
-          <w:b w:val="0"/>
-        </w:rPr>
-        <w:t xml:space="preserve"> inspectable. Collect W4 before sharing solutions.</w:t>
+        <w:t>A failure budget is meaningful only after success and eligible requests are defined. For a fictional objective at least 98% of 200 eligible requests must pass all contract checks. Allowed failures are 2%*200=4.</w:t>
       </w:r>
     </w:p>
     <w:p>
@@ -518,27 +542,15 @@
         <w:rPr>
           <w:b w:val="0"/>
         </w:rPr>
-        <w:t xml:space="preserve">Students should name intermediate </w:t>
-      </w:r>
-      <w:r>
-        <w:rPr>
-          <w:b/>
-        </w:rPr>
-        <w:t>evidence</w:t>
-      </w:r>
-      <w:r>
-        <w:rPr>
-          <w:b w:val="0"/>
-        </w:rPr>
-        <w:t xml:space="preserve"> and limitations; classroom pacing and learning effectiveness remain unvalidated.</w:t>
+        <w:t>Count every eligible failure once; report excluded requests separately.</w:t>
       </w:r>
     </w:p>
     <w:p>
       <w:pPr>
-        <w:pStyle w:val="Heading3"/>
-      </w:pPr>
-      <w:r>
-        <w:t>Outcomes</w:t>
+        <w:pStyle w:val="Heading2"/>
+      </w:pPr>
+      <w:r>
+        <w:t>Pictured end goal</w:t>
       </w:r>
     </w:p>
     <w:p>
@@ -549,41 +561,23 @@
         <w:rPr>
           <w:b w:val="0"/>
         </w:rPr>
-        <w:t xml:space="preserve">Explain the </w:t>
-      </w:r>
-      <w:r>
-        <w:rPr>
-          <w:b/>
-        </w:rPr>
-        <w:t>mechanism</w:t>
-      </w:r>
-      <w:r>
-        <w:rPr>
-          <w:b w:val="0"/>
-        </w:rPr>
-        <w:t xml:space="preserve"> and terminology of external side effects and recovery</w:t>
+        <w:t>Explain external side effects and recovery using the deciding step in this fictional service.</w:t>
       </w:r>
     </w:p>
     <w:p>
       <w:pPr>
-        <w:spacing w:line="336" w:lineRule="auto" w:after="180"/>
-      </w:pPr>
-      <w:r>
-        <w:rPr>
-          <w:b w:val="0"/>
-        </w:rPr>
-        <w:t>Apply the stated procedure to a new case with a traceable result</w:t>
+        <w:pStyle w:val="Heading2"/>
+      </w:pPr>
+      <w:r>
+        <w:t>Earlier wording, alternatives and picture transcripts · reference / check after trying</w:t>
       </w:r>
     </w:p>
     <w:p>
       <w:pPr>
-        <w:spacing w:line="336" w:lineRule="auto" w:after="180"/>
-      </w:pPr>
-      <w:r>
-        <w:rPr>
-          <w:b w:val="0"/>
-        </w:rPr>
-        <w:t>Identify an assumption or limitation and design a revealing follow-up</w:t>
+        <w:pStyle w:val="Heading3"/>
+      </w:pPr>
+      <w:r>
+        <w:t>Teach the learning cycle</w:t>
       </w:r>
     </w:p>
     <w:p>
@@ -591,83 +585,86 @@
         <w:pStyle w:val="Heading3"/>
       </w:pPr>
       <w:r>
-        <w:t>Preparation</w:t>
+        <w:t>Retrieval answer guidance</w:t>
       </w:r>
     </w:p>
     <w:p>
       <w:pPr>
-        <w:spacing w:line="336" w:lineRule="auto" w:after="180"/>
-      </w:pPr>
-      <w:r>
-        <w:rPr>
-          <w:b w:val="0"/>
-        </w:rPr>
-        <w:t>Lesson and workbook; paper and pencil</w:t>
+        <w:pStyle w:val="Heading3"/>
+      </w:pPr>
+      <w:r>
+        <w:t>Timeouts retries and cancellation</w:t>
       </w:r>
     </w:p>
     <w:p>
       <w:pPr>
-        <w:spacing w:line="336" w:lineRule="auto" w:after="180"/>
-      </w:pPr>
-      <w:r>
-        <w:rPr>
-          <w:b w:val="0"/>
-        </w:rPr>
-        <w:t>Calculator and optional local Python 3 for arithmetic; no live API or private data</w:t>
+        <w:pStyle w:val="Heading3"/>
+      </w:pPr>
+      <w:r>
+        <w:t>Planning and action selection</w:t>
       </w:r>
     </w:p>
     <w:p>
       <w:pPr>
-        <w:spacing w:line="336" w:lineRule="auto" w:after="180"/>
-      </w:pPr>
-      <w:r>
-        <w:rPr>
-          <w:b w:val="0"/>
-        </w:rPr>
-        <w:t>Prepare the fresh retry separately and withhold its solution until after collection</w:t>
+        <w:pStyle w:val="Heading3"/>
+      </w:pPr>
+      <w:r>
+        <w:t>Failure budgets and service objectives</w:t>
       </w:r>
     </w:p>
     <w:p>
       <w:pPr>
-        <w:pStyle w:val="Heading3"/>
-      </w:pPr>
-      <w:r>
-        <w:t>Prerequisite answer</w:t>
+        <w:spacing w:line="336" w:lineRule="auto" w:after="180"/>
+      </w:pPr>
+      <w:r>
+        <w:rPr>
+          <w:b w:val="0"/>
+        </w:rPr>
+        <w:t xml:space="preserve">Use the three-session teaching cycle above, with extra time as needed. External effects can succeed while their </w:t>
+      </w:r>
+      <w:r>
+        <w:rPr>
+          <w:b/>
+        </w:rPr>
+        <w:t>acknowledgement</w:t>
+      </w:r>
+      <w:r>
+        <w:rPr>
+          <w:b w:val="0"/>
+        </w:rPr>
+        <w:t xml:space="preserve"> is lost. Recovery must inspect committed state before repeating the operation. Use the supplied constructed scenarios to make the </w:t>
+      </w:r>
+      <w:r>
+        <w:rPr>
+          <w:b/>
+        </w:rPr>
+        <w:t>mechanism</w:t>
+      </w:r>
+      <w:r>
+        <w:rPr>
+          <w:b w:val="0"/>
+        </w:rPr>
+        <w:t xml:space="preserve"> inspectable. Collect W4 before sharing solutions. Students should name intermediate </w:t>
+      </w:r>
+      <w:r>
+        <w:rPr>
+          <w:b/>
+        </w:rPr>
+        <w:t>evidence</w:t>
+      </w:r>
+      <w:r>
+        <w:rPr>
+          <w:b w:val="0"/>
+        </w:rPr>
+        <w:t xml:space="preserve"> and limitations; classroom pacing and learning effectiveness remain unvalidated.</w:t>
       </w:r>
     </w:p>
     <w:p>
       <w:pPr>
-        <w:spacing w:line="336" w:lineRule="auto" w:after="180"/>
-      </w:pPr>
-      <w:r>
-        <w:rPr>
-          <w:b w:val="0"/>
-        </w:rPr>
-        <w:t xml:space="preserve">A result depends on the </w:t>
-      </w:r>
-      <w:r>
-        <w:rPr>
-          <w:b/>
-        </w:rPr>
-        <w:t>input</w:t>
-      </w:r>
-      <w:r>
-        <w:rPr>
-          <w:b w:val="0"/>
-        </w:rPr>
-        <w:t xml:space="preserve">s, procedure and conditions that produced it. Preserve data roles and distinguish observed outcomes from </w:t>
-      </w:r>
-      <w:r>
-        <w:rPr>
-          <w:b/>
-        </w:rPr>
-        <w:t>prediction</w:t>
-      </w:r>
-      <w:r>
-        <w:rPr>
-          <w:b w:val="0"/>
-        </w:rPr>
-        <w:t>s or unmeasured conditions.</w:t>
+        <w:pStyle w:val="Heading3"/>
+      </w:pPr>
+      <w:r>
+        <w:t>Outcomes</w:t>
       </w:r>
     </w:p>
     <w:p>
@@ -678,15 +675,30 @@
         <w:rPr>
           <w:b w:val="0"/>
         </w:rPr>
-        <w:t>If the prior concept cannot be explained, use a short retrieval activity before this chapter.</w:t>
+        <w:t xml:space="preserve">Explain the </w:t>
+      </w:r>
+      <w:r>
+        <w:rPr>
+          <w:b/>
+        </w:rPr>
+        <w:t>mechanism</w:t>
+      </w:r>
+      <w:r>
+        <w:rPr>
+          <w:b w:val="0"/>
+        </w:rPr>
+        <w:t xml:space="preserve"> and terminology of external side effects and recovery</w:t>
       </w:r>
     </w:p>
     <w:p>
       <w:pPr>
-        <w:pStyle w:val="Heading3"/>
-      </w:pPr>
-      <w:r>
-        <w:t>End goal for the pictorial case</w:t>
+        <w:spacing w:line="336" w:lineRule="auto" w:after="180"/>
+      </w:pPr>
+      <w:r>
+        <w:rPr>
+          <w:b w:val="0"/>
+        </w:rPr>
+        <w:t>Apply the stated procedure to a new case with a traceable result</w:t>
       </w:r>
     </w:p>
     <w:p>
@@ -697,31 +709,31 @@
         <w:rPr>
           <w:b w:val="0"/>
         </w:rPr>
-        <w:t>Explain external side effects and recovery using the deciding step in this fictional service.</w:t>
+        <w:t>Identify an assumption or limitation and design a revealing follow-up</w:t>
       </w:r>
     </w:p>
     <w:p>
       <w:pPr>
-        <w:spacing w:line="336" w:lineRule="auto" w:after="180"/>
-      </w:pPr>
-      <w:r>
-        <w:rPr>
-          <w:b w:val="0"/>
-        </w:rPr>
-        <w:t>This added worked case illustrates the week’s main idea. Retain all original and connected topics; schedule its practice within the teaching cycle.</w:t>
+        <w:pStyle w:val="Heading3"/>
+      </w:pPr>
+      <w:r>
+        <w:t>Preparation</w:t>
       </w:r>
     </w:p>
     <w:p>
       <w:pPr>
-        <w:pStyle w:val="Heading1"/>
-      </w:pPr>
-      <w:r>
-        <w:t>02. Explain and model the mechanism</w:t>
+        <w:pStyle w:val="Heading3"/>
+      </w:pPr>
+      <w:r>
+        <w:t>Prerequisite answer</w:t>
       </w:r>
     </w:p>
     <w:p>
-      <w:r>
-        <w:t>Model External side effects and recovery using the supplied case, labelled mechanism and reasoning. Make the scope of each conclusion explicit.</w:t>
+      <w:pPr>
+        <w:pStyle w:val="Heading3"/>
+      </w:pPr>
+      <w:r>
+        <w:t>End goal for the pictorial case</w:t>
       </w:r>
     </w:p>
     <w:p>
@@ -732,49 +744,28 @@
         <w:rPr>
           <w:b w:val="0"/>
         </w:rPr>
-        <w:t xml:space="preserve">External effects can succeed while their </w:t>
-      </w:r>
-      <w:r>
-        <w:rPr>
-          <w:b/>
-        </w:rPr>
-        <w:t>acknowledgement</w:t>
-      </w:r>
-      <w:r>
-        <w:rPr>
-          <w:b w:val="0"/>
-        </w:rPr>
-        <w:t xml:space="preserve"> is lost. Recovery must inspect committed state before repeating the operation.</w:t>
+        <w:t>This added worked case illustrates the week’s main idea. Retain all original and connected topics; schedule its practice within the teaching cycle.</w:t>
       </w:r>
     </w:p>
     <w:p>
       <w:pPr>
-        <w:pStyle w:val="Heading3"/>
-      </w:pPr>
-      <w:r>
-        <w:t>Explain External side effects and recovery · 1</w:t>
+        <w:pStyle w:val="Heading1"/>
+      </w:pPr>
+      <w:r>
+        <w:t>02. Teach status reconciliation before retry or compensation</w:t>
       </w:r>
     </w:p>
     <w:p>
-      <w:pPr>
-        <w:spacing w:line="336" w:lineRule="auto" w:after="180"/>
-      </w:pPr>
-      <w:r>
-        <w:rPr>
-          <w:b w:val="0"/>
-        </w:rPr>
-        <w:t>Begin by writing the question the procedure is intended to answer. Identify the information already supplied, the information it will produce and the information still missing.</w:t>
+      <w:r>
+        <w:t>Separate trusted-fixture assumptions, pure decisions and real external actions.</w:t>
       </w:r>
     </w:p>
     <w:p>
       <w:pPr>
-        <w:spacing w:line="336" w:lineRule="auto" w:after="180"/>
-      </w:pPr>
-      <w:r>
-        <w:rPr>
-          <w:b w:val="0"/>
-        </w:rPr>
-        <w:t>These are constructed classroom examples; they do not require live accounts, private records or an external service. Do not treat a plausible explanation as a measured outcome.</w:t>
+        <w:pStyle w:val="Heading2"/>
+      </w:pPr>
+      <w:r>
+        <w:t>Definitions and complete status/authority contract</w:t>
       </w:r>
     </w:p>
     <w:p>
@@ -785,7 +776,19 @@
         <w:rPr>
           <w:b w:val="0"/>
         </w:rPr>
-        <w:t>The mock ledger records prepared, committed or unknown per operation ID. Retry a committed operation by returning its result; reconcile unknown status instead of assuming failure.</w:t>
+        <w:t xml:space="preserve">External effects can succeed while their </w:t>
+      </w:r>
+      <w:r>
+        <w:rPr>
+          <w:b/>
+        </w:rPr>
+        <w:t>acknowledgement</w:t>
+      </w:r>
+      <w:r>
+        <w:rPr>
+          <w:b w:val="0"/>
+        </w:rPr>
+        <w:t xml:space="preserve"> is lost. Recovery must inspect committed state before repeating the operation.</w:t>
       </w:r>
     </w:p>
     <w:p>
@@ -796,27 +799,1324 @@
         <w:rPr>
           <w:b w:val="0"/>
         </w:rPr>
-        <w:t xml:space="preserve">Preserve </w:t>
-      </w:r>
-      <w:r>
-        <w:rPr>
-          <w:b/>
-        </w:rPr>
-        <w:t>compensation</w:t>
-      </w:r>
-      <w:r>
-        <w:rPr>
-          <w:b w:val="0"/>
-        </w:rPr>
-        <w:t xml:space="preserve"> as a separate authorised action.</w:t>
+        <w:t>The mock ledger records prepared, committed or unknown per operation ID. Retry a committed operation by returning its result; reconcile unknown status instead of assuming failure.</w:t>
       </w:r>
     </w:p>
     <w:p>
       <w:pPr>
+        <w:spacing w:line="336" w:lineRule="auto" w:after="180"/>
+      </w:pPr>
+      <w:r>
+        <w:rPr>
+          <w:b w:val="0"/>
+        </w:rPr>
+        <w:t xml:space="preserve">Preserve </w:t>
+      </w:r>
+      <w:r>
+        <w:rPr>
+          <w:b/>
+        </w:rPr>
+        <w:t>compensation</w:t>
+      </w:r>
+      <w:r>
+        <w:rPr>
+          <w:b w:val="0"/>
+        </w:rPr>
+        <w:t xml:space="preserve"> as a separate authorised action.</w:t>
+      </w:r>
+    </w:p>
+    <w:tbl>
+      <w:tblPr>
+        <w:tblStyle w:val="LightShading-Accent1"/>
+        <w:tblW w:type="auto" w:w="0"/>
+        <w:tblLook w:firstColumn="1" w:firstRow="1" w:lastColumn="0" w:lastRow="0" w:noHBand="0" w:noVBand="1" w:val="04A0"/>
+      </w:tblPr>
+      <w:tblGrid>
+        <w:gridCol w:w="5112"/>
+        <w:gridCol w:w="5112"/>
+      </w:tblGrid>
+      <w:tr>
+        <w:trPr>
+          <w:tblHeader/>
+        </w:trPr>
+        <w:tc>
+          <w:tcPr>
+            <w:tcW w:type="dxa" w:w="5112"/>
+          </w:tcPr>
+          <w:p>
+            <w:r>
+              <w:t>Recovery fixture or requirement</w:t>
+            </w:r>
+          </w:p>
+        </w:tc>
+        <w:tc>
+          <w:tcPr>
+            <w:tcW w:type="dxa" w:w="5112"/>
+          </w:tcPr>
+          <w:p>
+            <w:r>
+              <w:t>Complete local meaning</w:t>
+            </w:r>
+          </w:p>
+        </w:tc>
+      </w:tr>
+      <w:tr>
+        <w:tc>
+          <w:tcPr>
+            <w:tcW w:type="dxa" w:w="5112"/>
+          </w:tcPr>
+          <w:p>
+            <w:r>
+              <w:t>Original operation ID</w:t>
+            </w:r>
+          </w:p>
+        </w:tc>
+        <w:tc>
+          <w:tcPr>
+            <w:tcW w:type="dxa" w:w="5112"/>
+          </w:tcPr>
+          <w:p>
+            <w:r>
+              <w:t>BOOK-1, kept stable during recovery</w:t>
+            </w:r>
+          </w:p>
+        </w:tc>
+      </w:tr>
+      <w:tr>
+        <w:tc>
+          <w:tcPr>
+            <w:tcW w:type="dxa" w:w="5112"/>
+          </w:tcPr>
+          <w:p>
+            <w:r>
+              <w:t>Committed fixture</w:t>
+            </w:r>
+          </w:p>
+        </w:tc>
+        <w:tc>
+          <w:tcPr>
+            <w:tcW w:type="dxa" w:w="5112"/>
+          </w:tcPr>
+          <w:p>
+            <w:r>
+              <w:t>Authoritative matching status; result booking B1 already exists</w:t>
+            </w:r>
+          </w:p>
+        </w:tc>
+      </w:tr>
+      <w:tr>
+        <w:tc>
+          <w:tcPr>
+            <w:tcW w:type="dxa" w:w="5112"/>
+          </w:tcPr>
+          <w:p>
+            <w:r>
+              <w:t>Prepared fixture</w:t>
+            </w:r>
+          </w:p>
+        </w:tc>
+        <w:tc>
+          <w:tcPr>
+            <w:tcW w:type="dxa" w:w="5112"/>
+          </w:tcPr>
+          <w:p>
+            <w:r>
+              <w:t>Work was prepared; not proof it failed or is safe to repeat</w:t>
+            </w:r>
+          </w:p>
+        </w:tc>
+      </w:tr>
+      <w:tr>
+        <w:tc>
+          <w:tcPr>
+            <w:tcW w:type="dxa" w:w="5112"/>
+          </w:tcPr>
+          <w:p>
+            <w:r>
+              <w:t>Unknown/unavailable fixture</w:t>
+            </w:r>
+          </w:p>
+        </w:tc>
+        <w:tc>
+          <w:tcPr>
+            <w:tcW w:type="dxa" w:w="5112"/>
+          </w:tcPr>
+          <w:p>
+            <w:r>
+              <w:t>Outcome unresolved; review/reconcile rather than assume failure</w:t>
+            </w:r>
+          </w:p>
+        </w:tc>
+      </w:tr>
+      <w:tr>
+        <w:tc>
+          <w:tcPr>
+            <w:tcW w:type="dxa" w:w="5112"/>
+          </w:tcPr>
+          <w:p>
+            <w:r>
+              <w:t>Reliable absent fixture</w:t>
+            </w:r>
+          </w:p>
+        </w:tc>
+        <w:tc>
+          <w:tcPr>
+            <w:tcW w:type="dxa" w:w="5112"/>
+          </w:tcPr>
+          <w:p>
+            <w:r>
+              <w:t>Different evidence from silence; still needs separate resend authority and provider duplicate controls</w:t>
+            </w:r>
+          </w:p>
+        </w:tc>
+      </w:tr>
+      <w:tr>
+        <w:tc>
+          <w:tcPr>
+            <w:tcW w:type="dxa" w:w="5112"/>
+          </w:tcPr>
+          <w:p>
+            <w:r>
+              <w:t>Status access</w:t>
+            </w:r>
+          </w:p>
+        </w:tc>
+        <w:tc>
+          <w:tcPr>
+            <w:tcW w:type="dxa" w:w="5112"/>
+          </w:tcPr>
+          <w:p>
+            <w:r>
+              <w:t>Trusted permission to inspect the operation is assumed or denied by a supplied fixture flag</w:t>
+            </w:r>
+          </w:p>
+        </w:tc>
+      </w:tr>
+      <w:tr>
+        <w:tc>
+          <w:tcPr>
+            <w:tcW w:type="dxa" w:w="5112"/>
+          </w:tcPr>
+          <w:p>
+            <w:r>
+              <w:t>Compensation</w:t>
+            </w:r>
+          </w:p>
+        </w:tc>
+        <w:tc>
+          <w:tcPr>
+            <w:tcW w:type="dxa" w:w="5112"/>
+          </w:tcPr>
+          <w:p>
+            <w:r>
+              <w:t>A separate proposed cancel-booking operation COMP-1, with its own exact approval fixture</w:t>
+            </w:r>
+          </w:p>
+        </w:tc>
+      </w:tr>
+      <w:tr>
+        <w:tc>
+          <w:tcPr>
+            <w:tcW w:type="dxa" w:w="5112"/>
+          </w:tcPr>
+          <w:p>
+            <w:r>
+              <w:t>Code scope</w:t>
+            </w:r>
+          </w:p>
+        </w:tc>
+        <w:tc>
+          <w:tcPr>
+            <w:tcW w:type="dxa" w:w="5112"/>
+          </w:tcPr>
+          <w:p>
+            <w:r>
+              <w:t>Pure local decision helper; no status provider, booking, printer or token-transfer call</w:t>
+            </w:r>
+          </w:p>
+        </w:tc>
+      </w:tr>
+    </w:tbl>
+    <w:p>
+      <w:pPr>
+        <w:pStyle w:val="Heading2"/>
+      </w:pPr>
+      <w:r>
+        <w:t>Main recovery map and checked reasoning</w:t>
+      </w:r>
+    </w:p>
+    <w:p>
+      <w:pPr>
         <w:pStyle w:val="Heading3"/>
       </w:pPr>
       <w:r>
-        <w:t>Explain External side effects and recovery · 2</w:t>
+        <w:t>Reconcile the original operation before any new side effect</w:t>
+      </w:r>
+    </w:p>
+    <w:tbl>
+      <w:tblPr>
+        <w:tblStyle w:val="LightShading-Accent1"/>
+        <w:tblW w:type="auto" w:w="0"/>
+        <w:tblLook w:firstColumn="1" w:firstRow="1" w:lastColumn="0" w:lastRow="0" w:noHBand="0" w:noVBand="1" w:val="04A0"/>
+      </w:tblPr>
+      <w:tblGrid>
+        <w:gridCol w:w="3408"/>
+        <w:gridCol w:w="3408"/>
+        <w:gridCol w:w="3408"/>
+      </w:tblGrid>
+      <w:tr>
+        <w:trPr>
+          <w:tblHeader/>
+        </w:trPr>
+        <w:tc>
+          <w:tcPr>
+            <w:tcW w:type="dxa" w:w="3408"/>
+          </w:tcPr>
+          <w:p>
+            <w:r>
+              <w:t>Reliable matching evidence</w:t>
+            </w:r>
+          </w:p>
+        </w:tc>
+        <w:tc>
+          <w:tcPr>
+            <w:tcW w:type="dxa" w:w="3408"/>
+          </w:tcPr>
+          <w:p>
+            <w:r>
+              <w:t>Recovery decision</w:t>
+            </w:r>
+          </w:p>
+        </w:tc>
+        <w:tc>
+          <w:tcPr>
+            <w:tcW w:type="dxa" w:w="3408"/>
+          </w:tcPr>
+          <w:p>
+            <w:r>
+              <w:t>What must not happen</w:t>
+            </w:r>
+          </w:p>
+        </w:tc>
+      </w:tr>
+      <w:tr>
+        <w:tc>
+          <w:tcPr>
+            <w:tcW w:type="dxa" w:w="3408"/>
+          </w:tcPr>
+          <w:p>
+            <w:r>
+              <w:t>BOOK-1 committed, existing booking B1</w:t>
+            </w:r>
+          </w:p>
+        </w:tc>
+        <w:tc>
+          <w:tcPr>
+            <w:tcW w:type="dxa" w:w="3408"/>
+          </w:tcPr>
+          <w:p>
+            <w:r>
+              <w:t>Return the existing result to an authorized caller</w:t>
+            </w:r>
+          </w:p>
+        </w:tc>
+        <w:tc>
+          <w:tcPr>
+            <w:tcW w:type="dxa" w:w="3408"/>
+          </w:tcPr>
+          <w:p>
+            <w:r>
+              <w:t>Do not create a second booking</w:t>
+            </w:r>
+          </w:p>
+        </w:tc>
+      </w:tr>
+      <w:tr>
+        <w:tc>
+          <w:tcPr>
+            <w:tcW w:type="dxa" w:w="3408"/>
+          </w:tcPr>
+          <w:p>
+            <w:r>
+              <w:t>BOOK-1 prepared</w:t>
+            </w:r>
+          </w:p>
+        </w:tc>
+        <w:tc>
+          <w:tcPr>
+            <w:tcW w:type="dxa" w:w="3408"/>
+          </w:tcPr>
+          <w:p>
+            <w:r>
+              <w:t>Pending review / inspect authoritative progress</w:t>
+            </w:r>
+          </w:p>
+        </w:tc>
+        <w:tc>
+          <w:tcPr>
+            <w:tcW w:type="dxa" w:w="3408"/>
+          </w:tcPr>
+          <w:p>
+            <w:r>
+              <w:t>Do not call preparation a confirmed failure</w:t>
+            </w:r>
+          </w:p>
+        </w:tc>
+      </w:tr>
+      <w:tr>
+        <w:tc>
+          <w:tcPr>
+            <w:tcW w:type="dxa" w:w="3408"/>
+          </w:tcPr>
+          <w:p>
+            <w:r>
+              <w:t>BOOK-1 unknown or status unavailable</w:t>
+            </w:r>
+          </w:p>
+        </w:tc>
+        <w:tc>
+          <w:tcPr>
+            <w:tcW w:type="dxa" w:w="3408"/>
+          </w:tcPr>
+          <w:p>
+            <w:r>
+              <w:t>Keep outcome unresolved and reconcile</w:t>
+            </w:r>
+          </w:p>
+        </w:tc>
+        <w:tc>
+          <w:tcPr>
+            <w:tcW w:type="dxa" w:w="3408"/>
+          </w:tcPr>
+          <w:p>
+            <w:r>
+              <w:t>Do not repeat blindly with a fresh key</w:t>
+            </w:r>
+          </w:p>
+        </w:tc>
+      </w:tr>
+      <w:tr>
+        <w:tc>
+          <w:tcPr>
+            <w:tcW w:type="dxa" w:w="3408"/>
+          </w:tcPr>
+          <w:p>
+            <w:r>
+              <w:t>Status is for another ID or is unreliable</w:t>
+            </w:r>
+          </w:p>
+        </w:tc>
+        <w:tc>
+          <w:tcPr>
+            <w:tcW w:type="dxa" w:w="3408"/>
+          </w:tcPr>
+          <w:p>
+            <w:r>
+              <w:t>Review the evidence mismatch</w:t>
+            </w:r>
+          </w:p>
+        </w:tc>
+        <w:tc>
+          <w:tcPr>
+            <w:tcW w:type="dxa" w:w="3408"/>
+          </w:tcPr>
+          <w:p>
+            <w:r>
+              <w:t>Do not report it as BOOK-1’s confirmed result</w:t>
+            </w:r>
+          </w:p>
+        </w:tc>
+      </w:tr>
+      <w:tr>
+        <w:tc>
+          <w:tcPr>
+            <w:tcW w:type="dxa" w:w="3408"/>
+          </w:tcPr>
+          <w:p>
+            <w:r>
+              <w:t>Proposed compensation</w:t>
+            </w:r>
+          </w:p>
+        </w:tc>
+        <w:tc>
+          <w:tcPr>
+            <w:tcW w:type="dxa" w:w="3408"/>
+          </w:tcPr>
+          <w:p>
+            <w:r>
+              <w:t>Check separate exact authority and preserve original history</w:t>
+            </w:r>
+          </w:p>
+        </w:tc>
+        <w:tc>
+          <w:tcPr>
+            <w:tcW w:type="dxa" w:w="3408"/>
+          </w:tcPr>
+          <w:p>
+            <w:r>
+              <w:t>Do not silently cancel/delete/refund as part of reading status</w:t>
+            </w:r>
+          </w:p>
+        </w:tc>
+      </w:tr>
+    </w:tbl>
+    <w:p>
+      <w:r>
+        <w:t>The helper starts from supplied status fixtures and creates no effects. A recovery decision and an executed recovery action are separate stages.</w:t>
+      </w:r>
+    </w:p>
+    <w:p>
+      <w:pPr>
+        <w:spacing w:line="336" w:lineRule="auto" w:after="180"/>
+      </w:pPr>
+      <w:r>
+        <w:rPr>
+          <w:b w:val="0"/>
+        </w:rPr>
+        <w:t>Require stable operation identity and reliable authorized status before declaring an outcome. The main booking already exists; returning its result creates no new booking. Prepared is not failed, unknown is not absent, and missing acknowledgement is not proof of rollback.</w:t>
+      </w:r>
+    </w:p>
+    <w:p>
+      <w:pPr>
+        <w:spacing w:line="336" w:lineRule="auto" w:after="180"/>
+      </w:pPr>
+      <w:r>
+        <w:rPr>
+          <w:b w:val="0"/>
+        </w:rPr>
+        <w:t>The printer’s reliably absent case may produce a separately approved same-key resend candidate only with required provider controls; it is not an executed resend. Compensation has separate authority and a separate operation identity. The mock trusts supplied access/evidence flags and an exact approval fixture; it does not implement their real verification or a durable recovery protocol.</w:t>
+      </w:r>
+    </w:p>
+    <w:p>
+      <w:pPr>
+        <w:spacing w:line="336" w:lineRule="auto" w:after="180"/>
+      </w:pPr>
+      <w:r>
+        <w:rPr>
+          <w:b w:val="0"/>
+        </w:rPr>
+        <w:t>The independent token-transfer scenario remains entirely fictional and should not be repeated blindly.</w:t>
+      </w:r>
+    </w:p>
+    <w:p>
+      <w:pPr>
+        <w:pStyle w:val="Heading3"/>
+      </w:pPr>
+      <w:r>
+        <w:t>External side effects and recovery — evidence trace</w:t>
+      </w:r>
+    </w:p>
+    <w:tbl>
+      <w:tblPr>
+        <w:tblStyle w:val="LightShading-Accent1"/>
+        <w:tblW w:type="auto" w:w="0"/>
+        <w:tblLook w:firstColumn="1" w:firstRow="1" w:lastColumn="0" w:lastRow="0" w:noHBand="0" w:noVBand="1" w:val="04A0"/>
+      </w:tblPr>
+      <w:tblGrid>
+        <w:gridCol w:w="3408"/>
+        <w:gridCol w:w="3408"/>
+        <w:gridCol w:w="3408"/>
+      </w:tblGrid>
+      <w:tr>
+        <w:trPr>
+          <w:tblHeader/>
+        </w:trPr>
+        <w:tc>
+          <w:tcPr>
+            <w:tcW w:type="dxa" w:w="3408"/>
+          </w:tcPr>
+          <w:p>
+            <w:r>
+              <w:t>Input and scope</w:t>
+            </w:r>
+          </w:p>
+        </w:tc>
+        <w:tc>
+          <w:tcPr>
+            <w:tcW w:type="dxa" w:w="3408"/>
+          </w:tcPr>
+          <w:p>
+            <w:r>
+              <w:t>Check or calculation</w:t>
+            </w:r>
+          </w:p>
+        </w:tc>
+        <w:tc>
+          <w:tcPr>
+            <w:tcW w:type="dxa" w:w="3408"/>
+          </w:tcPr>
+          <w:p>
+            <w:r>
+              <w:t>Conclusion and limit</w:t>
+            </w:r>
+          </w:p>
+        </w:tc>
+      </w:tr>
+      <w:tr>
+        <w:tc>
+          <w:tcPr>
+            <w:tcW w:type="dxa" w:w="3408"/>
+          </w:tcPr>
+          <w:p>
+            <w:r>
+              <w:t>A booking is committed in storage, but response delivery times out. Caller asks to repeat.</w:t>
+            </w:r>
+          </w:p>
+        </w:tc>
+        <w:tc>
+          <w:tcPr>
+            <w:tcW w:type="dxa" w:w="3408"/>
+          </w:tcPr>
+          <w:p>
+            <w:r>
+              <w:t>The mock ledger records prepared, committed or unknown per operation ID. Retry a committed operation by returning its result; reconcile unknown status instead of assuming failure. Preserve compensation as a separate authorised action.</w:t>
+            </w:r>
+          </w:p>
+        </w:tc>
+        <w:tc>
+          <w:tcPr>
+            <w:tcW w:type="dxa" w:w="3408"/>
+          </w:tcPr>
+          <w:p>
+            <w:r>
+              <w:t>Lookup the operation ID and return the committed booking; do not create a second booking. A lost acknowledgement does not undo the effect.</w:t>
+            </w:r>
+          </w:p>
+        </w:tc>
+      </w:tr>
+    </w:tbl>
+    <w:p>
+      <w:r>
+        <w:t>The figure connects this chapter's worked input, declared procedure and result. Read the complete worked reasoning for qualifiers and intermediate steps; the abbreviated labels do not replace that reasoning.</w:t>
+      </w:r>
+    </w:p>
+    <w:p>
+      <w:pPr>
+        <w:spacing w:line="336" w:lineRule="auto" w:after="180"/>
+      </w:pPr>
+      <w:r>
+        <w:rPr>
+          <w:b w:val="0"/>
+        </w:rPr>
+        <w:t xml:space="preserve">Guided: Lookup the operation ID and return the committed booking; do not create a second booking. A lost </w:t>
+      </w:r>
+      <w:r>
+        <w:rPr>
+          <w:b/>
+        </w:rPr>
+        <w:t>acknowledgement</w:t>
+      </w:r>
+      <w:r>
+        <w:rPr>
+          <w:b w:val="0"/>
+        </w:rPr>
+        <w:t xml:space="preserve"> does not undo the effect.</w:t>
+      </w:r>
+    </w:p>
+    <w:p>
+      <w:pPr>
+        <w:spacing w:line="336" w:lineRule="auto" w:after="180"/>
+      </w:pPr>
+      <w:r>
+        <w:rPr>
+          <w:b w:val="0"/>
+        </w:rPr>
+        <w:t>Qualification: A compensating action is itself a side effect requiring authority; recovery does not silently permit deletion or refund.</w:t>
+      </w:r>
+    </w:p>
+    <w:p>
+      <w:pPr>
+        <w:spacing w:line="336" w:lineRule="auto" w:after="180"/>
+      </w:pPr>
+      <w:r>
+        <w:rPr>
+          <w:b w:val="0"/>
+        </w:rPr>
+        <w:t xml:space="preserve">Exit: accept a concrete variation with its predicted outcome and a stated condition that would challenge the </w:t>
+      </w:r>
+      <w:r>
+        <w:rPr>
+          <w:b/>
+        </w:rPr>
+        <w:t>mechanism</w:t>
+      </w:r>
+      <w:r>
+        <w:rPr>
+          <w:b w:val="0"/>
+        </w:rPr>
+        <w:t xml:space="preserve">; reject a claim resting on unmeasured </w:t>
+      </w:r>
+      <w:r>
+        <w:rPr>
+          <w:b/>
+        </w:rPr>
+        <w:t>evidence</w:t>
+      </w:r>
+      <w:r>
+        <w:rPr>
+          <w:b w:val="0"/>
+        </w:rPr>
+        <w:t>.</w:t>
+      </w:r>
+    </w:p>
+    <w:p>
+      <w:pPr>
+        <w:spacing w:line="336" w:lineRule="auto" w:after="180"/>
+      </w:pPr>
+      <w:r>
+        <w:rPr>
+          <w:b w:val="0"/>
+        </w:rPr>
+        <w:t>A booking is committed in storage, but response delivery times out. Caller asks to repeat.</w:t>
+      </w:r>
+    </w:p>
+    <w:p>
+      <w:pPr>
+        <w:spacing w:line="336" w:lineRule="auto" w:after="180"/>
+      </w:pPr>
+      <w:r>
+        <w:rPr>
+          <w:b w:val="0"/>
+        </w:rPr>
+        <w:t xml:space="preserve">Lookup the operation ID and return the committed booking; do not create a second booking. A lost </w:t>
+      </w:r>
+      <w:r>
+        <w:rPr>
+          <w:b/>
+        </w:rPr>
+        <w:t>acknowledgement</w:t>
+      </w:r>
+      <w:r>
+        <w:rPr>
+          <w:b w:val="0"/>
+        </w:rPr>
+        <w:t xml:space="preserve"> does not undo the effect.</w:t>
+      </w:r>
+    </w:p>
+    <w:p>
+      <w:pPr>
+        <w:spacing w:line="336" w:lineRule="auto" w:after="180"/>
+      </w:pPr>
+      <w:r>
+        <w:rPr>
+          <w:b w:val="0"/>
+        </w:rPr>
+        <w:t xml:space="preserve">Compare the intermediate </w:t>
+      </w:r>
+      <w:r>
+        <w:rPr>
+          <w:b/>
+        </w:rPr>
+        <w:t>evidence</w:t>
+      </w:r>
+      <w:r>
+        <w:rPr>
+          <w:b w:val="0"/>
+        </w:rPr>
+        <w:t xml:space="preserve"> with the final statement. Explain why each number or decision follows from the stated </w:t>
+      </w:r>
+      <w:r>
+        <w:rPr>
+          <w:b/>
+        </w:rPr>
+        <w:t>input</w:t>
+      </w:r>
+      <w:r>
+        <w:rPr>
+          <w:b w:val="0"/>
+        </w:rPr>
+        <w:t>s.</w:t>
+      </w:r>
+    </w:p>
+    <w:p>
+      <w:pPr>
+        <w:spacing w:line="336" w:lineRule="auto" w:after="180"/>
+      </w:pPr>
+      <w:r>
+        <w:rPr>
+          <w:b w:val="0"/>
+        </w:rPr>
+        <w:t xml:space="preserve">The conclusion belongs to this scenario and procedure; changing the </w:t>
+      </w:r>
+      <w:r>
+        <w:rPr>
+          <w:b/>
+        </w:rPr>
+        <w:t>input</w:t>
+      </w:r>
+      <w:r>
+        <w:rPr>
+          <w:b w:val="0"/>
+        </w:rPr>
+        <w:t>s, evaluation population or authority can change what it establishes. Retain the raw record so a later revision can be compared honestly.</w:t>
+      </w:r>
+    </w:p>
+    <w:p>
+      <w:pPr>
+        <w:pStyle w:val="Heading2"/>
+      </w:pPr>
+      <w:r>
+        <w:t>Reliable evidence, read-access and separate-effect probes</w:t>
+      </w:r>
+    </w:p>
+    <w:tbl>
+      <w:tblPr>
+        <w:tblStyle w:val="LightShading-Accent1"/>
+        <w:tblW w:type="auto" w:w="0"/>
+        <w:tblLook w:firstColumn="1" w:firstRow="1" w:lastColumn="0" w:lastRow="0" w:noHBand="0" w:noVBand="1" w:val="04A0"/>
+      </w:tblPr>
+      <w:tblGrid>
+        <w:gridCol w:w="5112"/>
+        <w:gridCol w:w="5112"/>
+      </w:tblGrid>
+      <w:tr>
+        <w:trPr>
+          <w:tblHeader/>
+        </w:trPr>
+        <w:tc>
+          <w:tcPr>
+            <w:tcW w:type="dxa" w:w="5112"/>
+          </w:tcPr>
+          <w:p>
+            <w:r>
+              <w:t>Recovery probe</w:t>
+            </w:r>
+          </w:p>
+        </w:tc>
+        <w:tc>
+          <w:tcPr>
+            <w:tcW w:type="dxa" w:w="5112"/>
+          </w:tcPr>
+          <w:p>
+            <w:r>
+              <w:t>Expected decision or limit</w:t>
+            </w:r>
+          </w:p>
+        </w:tc>
+      </w:tr>
+      <w:tr>
+        <w:tc>
+          <w:tcPr>
+            <w:tcW w:type="dxa" w:w="5112"/>
+          </w:tcPr>
+          <w:p>
+            <w:r>
+              <w:t>Committed matching status with a valid result</w:t>
+            </w:r>
+          </w:p>
+        </w:tc>
+        <w:tc>
+          <w:tcPr>
+            <w:tcW w:type="dxa" w:w="5112"/>
+          </w:tcPr>
+          <w:p>
+            <w:r>
+              <w:t>Return existing copied result, no new effect</w:t>
+            </w:r>
+          </w:p>
+        </w:tc>
+      </w:tr>
+      <w:tr>
+        <w:tc>
+          <w:tcPr>
+            <w:tcW w:type="dxa" w:w="5112"/>
+          </w:tcPr>
+          <w:p>
+            <w:r>
+              <w:t>Prepared</w:t>
+            </w:r>
+          </w:p>
+        </w:tc>
+        <w:tc>
+          <w:tcPr>
+            <w:tcW w:type="dxa" w:w="5112"/>
+          </w:tcPr>
+          <w:p>
+            <w:r>
+              <w:t>Pending review; do not infer confirmed non-execution</w:t>
+            </w:r>
+          </w:p>
+        </w:tc>
+      </w:tr>
+      <w:tr>
+        <w:tc>
+          <w:tcPr>
+            <w:tcW w:type="dxa" w:w="5112"/>
+          </w:tcPr>
+          <w:p>
+            <w:r>
+              <w:t>Unknown or unavailable</w:t>
+            </w:r>
+          </w:p>
+        </w:tc>
+        <w:tc>
+          <w:tcPr>
+            <w:tcW w:type="dxa" w:w="5112"/>
+          </w:tcPr>
+          <w:p>
+            <w:r>
+              <w:t>Reconcile, no blind repeat</w:t>
+            </w:r>
+          </w:p>
+        </w:tc>
+      </w:tr>
+      <w:tr>
+        <w:tc>
+          <w:tcPr>
+            <w:tcW w:type="dxa" w:w="5112"/>
+          </w:tcPr>
+          <w:p>
+            <w:r>
+              <w:t>Reliable absence but no resend approval</w:t>
+            </w:r>
+          </w:p>
+        </w:tc>
+        <w:tc>
+          <w:tcPr>
+            <w:tcW w:type="dxa" w:w="5112"/>
+          </w:tcPr>
+          <w:p>
+            <w:r>
+              <w:t>Review; evidence does not authorize the action</w:t>
+            </w:r>
+          </w:p>
+        </w:tc>
+      </w:tr>
+      <w:tr>
+        <w:tc>
+          <w:tcPr>
+            <w:tcW w:type="dxa" w:w="5112"/>
+          </w:tcPr>
+          <w:p>
+            <w:r>
+              <w:t>Resend approval but unreliable status</w:t>
+            </w:r>
+          </w:p>
+        </w:tc>
+        <w:tc>
+          <w:tcPr>
+            <w:tcW w:type="dxa" w:w="5112"/>
+          </w:tcPr>
+          <w:p>
+            <w:r>
+              <w:t>Review; permission does not supply missing evidence</w:t>
+            </w:r>
+          </w:p>
+        </w:tc>
+      </w:tr>
+      <w:tr>
+        <w:tc>
+          <w:tcPr>
+            <w:tcW w:type="dxa" w:w="5112"/>
+          </w:tcPr>
+          <w:p>
+            <w:r>
+              <w:t>Reliable absence + trusted resend approval + provider deduplication</w:t>
+            </w:r>
+          </w:p>
+        </w:tc>
+        <w:tc>
+          <w:tcPr>
+            <w:tcW w:type="dxa" w:w="5112"/>
+          </w:tcPr>
+          <w:p>
+            <w:r>
+              <w:t>Return a same-key resend candidate, not evidence it was executed</w:t>
+            </w:r>
+          </w:p>
+        </w:tc>
+      </w:tr>
+      <w:tr>
+        <w:tc>
+          <w:tcPr>
+            <w:tcW w:type="dxa" w:w="5112"/>
+          </w:tcPr>
+          <w:p>
+            <w:r>
+              <w:t>No status-read permission</w:t>
+            </w:r>
+          </w:p>
+        </w:tc>
+        <w:tc>
+          <w:tcPr>
+            <w:tcW w:type="dxa" w:w="5112"/>
+          </w:tcPr>
+          <w:p>
+            <w:r>
+              <w:t>Deny disclosure under the supplied policy fixture</w:t>
+            </w:r>
+          </w:p>
+        </w:tc>
+      </w:tr>
+      <w:tr>
+        <w:tc>
+          <w:tcPr>
+            <w:tcW w:type="dxa" w:w="5112"/>
+          </w:tcPr>
+          <w:p>
+            <w:r>
+              <w:t>Compensation requested without its own authority</w:t>
+            </w:r>
+          </w:p>
+        </w:tc>
+        <w:tc>
+          <w:tcPr>
+            <w:tcW w:type="dxa" w:w="5112"/>
+          </w:tcPr>
+          <w:p>
+            <w:r>
+              <w:t>Reject that separate action; preserve original committed record</w:t>
+            </w:r>
+          </w:p>
+        </w:tc>
+      </w:tr>
+      <w:tr>
+        <w:tc>
+          <w:tcPr>
+            <w:tcW w:type="dxa" w:w="5112"/>
+          </w:tcPr>
+          <w:p>
+            <w:r>
+              <w:t>Pure local recovery checks pass</w:t>
+            </w:r>
+          </w:p>
+        </w:tc>
+        <w:tc>
+          <w:tcPr>
+            <w:tcW w:type="dxa" w:w="5112"/>
+          </w:tcPr>
+          <w:p>
+            <w:r>
+              <w:t>No real provider consistency, durable recovery or exactly-once guarantee established</w:t>
+            </w:r>
+          </w:p>
+        </w:tc>
+      </w:tr>
+    </w:tbl>
+    <w:p>
+      <w:pPr>
+        <w:pStyle w:val="Heading2"/>
+      </w:pPr>
+      <w:r>
+        <w:t>Separate printer job and conditional-resend scope</w:t>
+      </w:r>
+    </w:p>
+    <w:p>
+      <w:pPr>
+        <w:spacing w:line="336" w:lineRule="auto" w:after="180"/>
+      </w:pPr>
+      <w:r>
+        <w:rPr>
+          <w:b w:val="0"/>
+        </w:rPr>
+        <w:t>Recover an uncertain print job. A badge printer loses its reply after receiving a print request.</w:t>
+      </w:r>
+    </w:p>
+    <w:p>
+      <w:pPr>
+        <w:spacing w:line="336" w:lineRule="auto" w:after="180"/>
+      </w:pPr>
+      <w:r>
+        <w:rPr>
+          <w:b w:val="0"/>
+        </w:rPr>
+        <w:t xml:space="preserve">Job key J6 identifies one badge. The printer supports status lookup by key; missing </w:t>
+      </w:r>
+      <w:r>
+        <w:rPr>
+          <w:b/>
+        </w:rPr>
+        <w:t>acknowledgement</w:t>
+      </w:r>
+      <w:r>
+        <w:rPr>
+          <w:b w:val="0"/>
+        </w:rPr>
+        <w:t xml:space="preserve"> leaves outcome unknown.</w:t>
+      </w:r>
+    </w:p>
+    <w:p>
+      <w:pPr>
+        <w:spacing w:line="336" w:lineRule="auto" w:after="180"/>
+      </w:pPr>
+      <w:r>
+        <w:rPr>
+          <w:b w:val="0"/>
+        </w:rPr>
+        <w:t>The main booking uses BOOK-1/B1; the picture is a separate printer job J6 for one fictional badge. A missing reply leaves printing outcome unknown. An authorized status lookup that reliably reports J6 complete supports returning the existing result without another print.</w:t>
+      </w:r>
+    </w:p>
+    <w:p>
+      <w:pPr>
+        <w:spacing w:line="336" w:lineRule="auto" w:after="180"/>
+      </w:pPr>
+      <w:r>
+        <w:rPr>
+          <w:b w:val="0"/>
+        </w:rPr>
+        <w:t>Reliable absence is different from silence, but only a separately approved same-key resend with the required provider duplicate controls may be considered. If those controls or reliable status are missing, keep review/uncertainty. No print command is executed in this lesson.</w:t>
+      </w:r>
+    </w:p>
+    <w:p>
+      <w:pPr>
+        <w:pStyle w:val="Heading2"/>
+      </w:pPr>
+      <w:r>
+        <w:t>Printer trace and reliably absent-status key</w:t>
+      </w:r>
+    </w:p>
+    <w:p>
+      <w:r>
+        <w:drawing>
+          <wp:inline xmlns:a="http://schemas.openxmlformats.org/drawingml/2006/main" xmlns:pic="http://schemas.openxmlformats.org/drawingml/2006/picture">
+            <wp:extent cx="5486400" cy="3182112"/>
+            <wp:docPr id="1" name="Picture 1" descr="Record uncertainty: Sending occurred, but printing completion is not yet known. → Query J6: Ask for the existing job’s recorded state. → Recover from status: If complete, return that result without issuing another print job."/>
+            <wp:cNvGraphicFramePr>
+              <a:graphicFrameLocks noChangeAspect="1"/>
+            </wp:cNvGraphicFramePr>
+            <a:graphic>
+              <a:graphicData uri="http://schemas.openxmlformats.org/drawingml/2006/picture">
+                <pic:pic>
+                  <pic:nvPicPr>
+                    <pic:cNvPr id="0" name="academy-story-ai-6-17-02.png"/>
+                    <pic:cNvPicPr/>
+                  </pic:nvPicPr>
+                  <pic:blipFill>
+                    <a:blip r:embed="rId9"/>
+                    <a:stretch>
+                      <a:fillRect/>
+                    </a:stretch>
+                  </pic:blipFill>
+                  <pic:spPr>
+                    <a:xfrm>
+                      <a:off x="0" y="0"/>
+                      <a:ext cx="5486400" cy="3182112"/>
+                    </a:xfrm>
+                    <a:prstGeom prst="rect"/>
+                  </pic:spPr>
+                </pic:pic>
+              </a:graphicData>
+            </a:graphic>
+          </wp:inline>
+        </w:drawing>
+      </w:r>
+    </w:p>
+    <w:p>
+      <w:pPr>
+        <w:pStyle w:val="Heading3"/>
+      </w:pPr>
+      <w:r>
+        <w:t>Read the picture one step at a time</w:t>
+      </w:r>
+    </w:p>
+    <w:tbl>
+      <w:tblPr>
+        <w:tblStyle w:val="LightShading-Accent1"/>
+        <w:tblW w:type="auto" w:w="0"/>
+        <w:tblLook w:firstColumn="1" w:firstRow="1" w:lastColumn="0" w:lastRow="0" w:noHBand="0" w:noVBand="1" w:val="04A0"/>
+      </w:tblPr>
+      <w:tblGrid>
+        <w:gridCol w:w="5112"/>
+        <w:gridCol w:w="5112"/>
+      </w:tblGrid>
+      <w:tr>
+        <w:trPr>
+          <w:tblHeader/>
+        </w:trPr>
+        <w:tc>
+          <w:tcPr>
+            <w:tcW w:type="dxa" w:w="5112"/>
+          </w:tcPr>
+          <w:p>
+            <w:r>
+              <w:t>Step</w:t>
+            </w:r>
+          </w:p>
+        </w:tc>
+        <w:tc>
+          <w:tcPr>
+            <w:tcW w:type="dxa" w:w="5112"/>
+          </w:tcPr>
+          <w:p>
+            <w:r>
+              <w:t>What happens and why</w:t>
+            </w:r>
+          </w:p>
+        </w:tc>
+      </w:tr>
+      <w:tr>
+        <w:tc>
+          <w:tcPr>
+            <w:tcW w:type="dxa" w:w="5112"/>
+          </w:tcPr>
+          <w:p>
+            <w:r>
+              <w:t>1. Record uncertainty</w:t>
+            </w:r>
+          </w:p>
+        </w:tc>
+        <w:tc>
+          <w:tcPr>
+            <w:tcW w:type="dxa" w:w="5112"/>
+          </w:tcPr>
+          <w:p>
+            <w:r>
+              <w:t>Sending occurred, but printing completion is not yet known.</w:t>
+            </w:r>
+          </w:p>
+        </w:tc>
+      </w:tr>
+      <w:tr>
+        <w:tc>
+          <w:tcPr>
+            <w:tcW w:type="dxa" w:w="5112"/>
+          </w:tcPr>
+          <w:p>
+            <w:r>
+              <w:t>2. Query J6</w:t>
+            </w:r>
+          </w:p>
+        </w:tc>
+        <w:tc>
+          <w:tcPr>
+            <w:tcW w:type="dxa" w:w="5112"/>
+          </w:tcPr>
+          <w:p>
+            <w:r>
+              <w:t>Ask for the existing job’s recorded state.</w:t>
+            </w:r>
+          </w:p>
+        </w:tc>
+      </w:tr>
+      <w:tr>
+        <w:tc>
+          <w:tcPr>
+            <w:tcW w:type="dxa" w:w="5112"/>
+          </w:tcPr>
+          <w:p>
+            <w:r>
+              <w:t>3. Recover from status</w:t>
+            </w:r>
+          </w:p>
+        </w:tc>
+        <w:tc>
+          <w:tcPr>
+            <w:tcW w:type="dxa" w:w="5112"/>
+          </w:tcPr>
+          <w:p>
+            <w:r>
+              <w:t>If complete, return that result without issuing another print job.</w:t>
+            </w:r>
+          </w:p>
+        </w:tc>
+      </w:tr>
+    </w:tbl>
+    <w:p>
+      <w:r>
+        <w:t>Match each pictured step to the supplied facts. This is a worked teaching case, not an independent assessment.</w:t>
+      </w:r>
+    </w:p>
+    <w:p>
+      <w:pPr>
+        <w:spacing w:line="336" w:lineRule="auto" w:after="180"/>
+      </w:pPr>
+      <w:r>
+        <w:rPr>
+          <w:b w:val="0"/>
+        </w:rPr>
+        <w:t>A lost response does not show whether an external effect occurred. Recovery distinguishes unknown outcome from a confirmed failed action.</w:t>
+      </w:r>
+    </w:p>
+    <w:p>
+      <w:pPr>
+        <w:spacing w:line="336" w:lineRule="auto" w:after="180"/>
+      </w:pPr>
+      <w:r>
+        <w:rPr>
+          <w:b w:val="0"/>
+        </w:rPr>
+        <w:t>Without reliable status or deduplication, escalate uncertainty rather than claiming one and only one print.</w:t>
+      </w:r>
+    </w:p>
+    <w:p>
+      <w:pPr>
+        <w:spacing w:line="336" w:lineRule="auto" w:after="180"/>
+      </w:pPr>
+      <w:r>
+        <w:rPr>
+          <w:b w:val="0"/>
+        </w:rPr>
+        <w:t>Change: Status reliably reports J6 absent.</w:t>
+      </w:r>
+    </w:p>
+    <w:p>
+      <w:pPr>
+        <w:spacing w:line="336" w:lineRule="auto" w:after="180"/>
+      </w:pPr>
+      <w:r>
+        <w:rPr>
+          <w:b/>
+        </w:rPr>
+        <w:t>Prediction</w:t>
+      </w:r>
+      <w:r>
+        <w:rPr>
+          <w:b w:val="0"/>
+        </w:rPr>
+        <w:t>: A policy-approved resend using the same deduplication key may be considered.</w:t>
+      </w:r>
+    </w:p>
+    <w:p>
+      <w:pPr>
+        <w:spacing w:line="336" w:lineRule="auto" w:after="180"/>
+      </w:pPr>
+      <w:r>
+        <w:rPr>
+          <w:b w:val="0"/>
+        </w:rPr>
+        <w:t xml:space="preserve">Reason: Confirmed absence supplies different </w:t>
+      </w:r>
+      <w:r>
+        <w:rPr>
+          <w:b/>
+        </w:rPr>
+        <w:t>evidence</w:t>
+      </w:r>
+      <w:r>
+        <w:rPr>
+          <w:b w:val="0"/>
+        </w:rPr>
+        <w:t xml:space="preserve"> from silence.</w:t>
+      </w:r>
+    </w:p>
+    <w:p>
+      <w:pPr>
+        <w:pStyle w:val="Heading2"/>
+      </w:pPr>
+      <w:r>
+        <w:t>Earlier wording, alternatives and picture transcripts · reference / check after trying</w:t>
+      </w:r>
+    </w:p>
+    <w:p>
+      <w:pPr>
+        <w:spacing w:line="336" w:lineRule="auto" w:after="180"/>
+      </w:pPr>
+      <w:r>
+        <w:rPr>
+          <w:b w:val="0"/>
+        </w:rPr>
+        <w:t>Begin by writing the question the procedure is intended to answer. Identify the information already supplied, the information it will produce and the information still missing.</w:t>
+      </w:r>
+    </w:p>
+    <w:p>
+      <w:pPr>
+        <w:spacing w:line="336" w:lineRule="auto" w:after="180"/>
+      </w:pPr>
+      <w:r>
+        <w:rPr>
+          <w:b w:val="0"/>
+        </w:rPr>
+        <w:t>These are constructed classroom examples; they do not require live accounts, private records or an external service. Do not treat a plausible explanation as a measured outcome.</w:t>
       </w:r>
     </w:p>
     <w:p>
@@ -972,99 +2272,30 @@
         <w:pStyle w:val="Heading3"/>
       </w:pPr>
       <w:r>
-        <w:t>External side effects and recovery — evidence trace</w:t>
-      </w:r>
-    </w:p>
-    <w:tbl>
-      <w:tblPr>
-        <w:tblStyle w:val="LightShading-Accent1"/>
-        <w:tblW w:type="auto" w:w="0"/>
-        <w:tblLook w:firstColumn="1" w:firstRow="1" w:lastColumn="0" w:lastRow="0" w:noHBand="0" w:noVBand="1" w:val="04A0"/>
-      </w:tblPr>
-      <w:tblGrid>
-        <w:gridCol w:w="3408"/>
-        <w:gridCol w:w="3408"/>
-        <w:gridCol w:w="3408"/>
-      </w:tblGrid>
-      <w:tr>
-        <w:trPr>
-          <w:tblHeader/>
-        </w:trPr>
-        <w:tc>
-          <w:tcPr>
-            <w:tcW w:type="dxa" w:w="3408"/>
-          </w:tcPr>
-          <w:p>
-            <w:r>
-              <w:t>Input and scope</w:t>
-            </w:r>
-          </w:p>
-        </w:tc>
-        <w:tc>
-          <w:tcPr>
-            <w:tcW w:type="dxa" w:w="3408"/>
-          </w:tcPr>
-          <w:p>
-            <w:r>
-              <w:t>Check or calculation</w:t>
-            </w:r>
-          </w:p>
-        </w:tc>
-        <w:tc>
-          <w:tcPr>
-            <w:tcW w:type="dxa" w:w="3408"/>
-          </w:tcPr>
-          <w:p>
-            <w:r>
-              <w:t>Conclusion and limit</w:t>
-            </w:r>
-          </w:p>
-        </w:tc>
-      </w:tr>
-      <w:tr>
-        <w:tc>
-          <w:tcPr>
-            <w:tcW w:type="dxa" w:w="3408"/>
-          </w:tcPr>
-          <w:p>
-            <w:r>
-              <w:t>A booking is committed in storage, but response delivery times out. Caller asks to repeat.</w:t>
-            </w:r>
-          </w:p>
-        </w:tc>
-        <w:tc>
-          <w:tcPr>
-            <w:tcW w:type="dxa" w:w="3408"/>
-          </w:tcPr>
-          <w:p>
-            <w:r>
-              <w:t>The mock ledger records prepared, committed or unknown per operation ID. Retry a committed operation by returning its result; reconcile unknown status instead of assuming failure. Preserve compensation as a separate authorised action.</w:t>
-            </w:r>
-          </w:p>
-        </w:tc>
-        <w:tc>
-          <w:tcPr>
-            <w:tcW w:type="dxa" w:w="3408"/>
-          </w:tcPr>
-          <w:p>
-            <w:r>
-              <w:t>Lookup the operation ID and return the committed booking; do not create a second booking. A lost acknowledgement does not undo the effect.</w:t>
-            </w:r>
-          </w:p>
-        </w:tc>
-      </w:tr>
-    </w:tbl>
-    <w:p>
-      <w:r>
-        <w:t>The figure connects this chapter's worked input, declared procedure and result. Read the complete worked reasoning for qualifiers and intermediate steps; the abbreviated labels do not replace that reasoning.</w:t>
+        <w:t>Model the reasoning aloud</w:t>
       </w:r>
     </w:p>
     <w:p>
       <w:pPr>
-        <w:pStyle w:val="Heading3"/>
-      </w:pPr>
-      <w:r>
-        <w:t>Explain External side effects and recovery · 3</w:t>
+        <w:spacing w:line="336" w:lineRule="auto" w:after="180"/>
+      </w:pPr>
+      <w:r>
+        <w:rPr>
+          <w:b w:val="0"/>
+        </w:rPr>
+        <w:t xml:space="preserve">Use the complete worked example below before asking learners to complete W2. Reveal a small part, invite a </w:t>
+      </w:r>
+      <w:r>
+        <w:rPr>
+          <w:b/>
+        </w:rPr>
+        <w:t>prediction</w:t>
+      </w:r>
+      <w:r>
+        <w:rPr>
+          <w:b w:val="0"/>
+        </w:rPr>
+        <w:t>, then explain the deciding step.</w:t>
       </w:r>
     </w:p>
     <w:p>
@@ -1075,207 +2306,7 @@
         <w:rPr>
           <w:b w:val="0"/>
         </w:rPr>
-        <w:t xml:space="preserve">Guided: Lookup the operation ID and return the committed booking; do not create a second booking. A lost </w:t>
-      </w:r>
-      <w:r>
-        <w:rPr>
-          <w:b/>
-        </w:rPr>
-        <w:t>acknowledgement</w:t>
-      </w:r>
-      <w:r>
-        <w:rPr>
-          <w:b w:val="0"/>
-        </w:rPr>
-        <w:t xml:space="preserve"> does not undo the effect.</w:t>
-      </w:r>
-    </w:p>
-    <w:p>
-      <w:pPr>
-        <w:spacing w:line="336" w:lineRule="auto" w:after="180"/>
-      </w:pPr>
-      <w:r>
-        <w:rPr>
-          <w:b w:val="0"/>
-        </w:rPr>
-        <w:t>Qualification: A compensating action is itself a side effect requiring authority; recovery does not silently permit deletion or refund.</w:t>
-      </w:r>
-    </w:p>
-    <w:p>
-      <w:pPr>
-        <w:spacing w:line="336" w:lineRule="auto" w:after="180"/>
-      </w:pPr>
-      <w:r>
-        <w:rPr>
-          <w:b w:val="0"/>
-        </w:rPr>
-        <w:t xml:space="preserve">Exit: accept a concrete variation with its predicted outcome and a stated condition that would challenge the </w:t>
-      </w:r>
-      <w:r>
-        <w:rPr>
-          <w:b/>
-        </w:rPr>
-        <w:t>mechanism</w:t>
-      </w:r>
-      <w:r>
-        <w:rPr>
-          <w:b w:val="0"/>
-        </w:rPr>
-        <w:t xml:space="preserve">; reject a claim resting on unmeasured </w:t>
-      </w:r>
-      <w:r>
-        <w:rPr>
-          <w:b/>
-        </w:rPr>
-        <w:t>evidence</w:t>
-      </w:r>
-      <w:r>
-        <w:rPr>
-          <w:b w:val="0"/>
-        </w:rPr>
-        <w:t>.</w:t>
-      </w:r>
-    </w:p>
-    <w:p>
-      <w:pPr>
-        <w:pStyle w:val="Heading3"/>
-      </w:pPr>
-      <w:r>
-        <w:t>Model the reasoning aloud</w:t>
-      </w:r>
-    </w:p>
-    <w:p>
-      <w:pPr>
-        <w:spacing w:line="336" w:lineRule="auto" w:after="180"/>
-      </w:pPr>
-      <w:r>
-        <w:rPr>
-          <w:b w:val="0"/>
-        </w:rPr>
-        <w:t xml:space="preserve">Use the complete worked example below before asking learners to complete W2. Reveal a small part, invite a </w:t>
-      </w:r>
-      <w:r>
-        <w:rPr>
-          <w:b/>
-        </w:rPr>
-        <w:t>prediction</w:t>
-      </w:r>
-      <w:r>
-        <w:rPr>
-          <w:b w:val="0"/>
-        </w:rPr>
-        <w:t>, then explain the deciding step.</w:t>
-      </w:r>
-    </w:p>
-    <w:p>
-      <w:pPr>
-        <w:spacing w:line="336" w:lineRule="auto" w:after="180"/>
-      </w:pPr>
-      <w:r>
-        <w:rPr>
-          <w:b w:val="0"/>
-        </w:rPr>
         <w:t>These teacher notes contain solutions; do not reveal the independent case answer during modelling.</w:t>
-      </w:r>
-    </w:p>
-    <w:p>
-      <w:pPr>
-        <w:spacing w:line="336" w:lineRule="auto" w:after="180"/>
-      </w:pPr>
-      <w:r>
-        <w:rPr>
-          <w:b w:val="0"/>
-        </w:rPr>
-        <w:t>A booking is committed in storage, but response delivery times out. Caller asks to repeat.</w:t>
-      </w:r>
-    </w:p>
-    <w:p>
-      <w:pPr>
-        <w:spacing w:line="336" w:lineRule="auto" w:after="180"/>
-      </w:pPr>
-      <w:r>
-        <w:rPr>
-          <w:b w:val="0"/>
-        </w:rPr>
-        <w:t xml:space="preserve">Lookup the operation ID and return the committed booking; do not create a second booking. A lost </w:t>
-      </w:r>
-      <w:r>
-        <w:rPr>
-          <w:b/>
-        </w:rPr>
-        <w:t>acknowledgement</w:t>
-      </w:r>
-      <w:r>
-        <w:rPr>
-          <w:b w:val="0"/>
-        </w:rPr>
-        <w:t xml:space="preserve"> does not undo the effect.</w:t>
-      </w:r>
-    </w:p>
-    <w:p>
-      <w:pPr>
-        <w:pStyle w:val="Heading3"/>
-      </w:pPr>
-      <w:r>
-        <w:t>Model the reasoning aloud · 4</w:t>
-      </w:r>
-    </w:p>
-    <w:p>
-      <w:pPr>
-        <w:spacing w:line="336" w:lineRule="auto" w:after="180"/>
-      </w:pPr>
-      <w:r>
-        <w:rPr>
-          <w:b w:val="0"/>
-        </w:rPr>
-        <w:t xml:space="preserve">Compare the intermediate </w:t>
-      </w:r>
-      <w:r>
-        <w:rPr>
-          <w:b/>
-        </w:rPr>
-        <w:t>evidence</w:t>
-      </w:r>
-      <w:r>
-        <w:rPr>
-          <w:b w:val="0"/>
-        </w:rPr>
-        <w:t xml:space="preserve"> with the final statement. Explain why each number or decision follows from the stated </w:t>
-      </w:r>
-      <w:r>
-        <w:rPr>
-          <w:b/>
-        </w:rPr>
-        <w:t>input</w:t>
-      </w:r>
-      <w:r>
-        <w:rPr>
-          <w:b w:val="0"/>
-        </w:rPr>
-        <w:t>s.</w:t>
-      </w:r>
-    </w:p>
-    <w:p>
-      <w:pPr>
-        <w:spacing w:line="336" w:lineRule="auto" w:after="180"/>
-      </w:pPr>
-      <w:r>
-        <w:rPr>
-          <w:b w:val="0"/>
-        </w:rPr>
-        <w:t xml:space="preserve">The conclusion belongs to this scenario and procedure; changing the </w:t>
-      </w:r>
-      <w:r>
-        <w:rPr>
-          <w:b/>
-        </w:rPr>
-        <w:t>input</w:t>
-      </w:r>
-      <w:r>
-        <w:rPr>
-          <w:b w:val="0"/>
-        </w:rPr>
-        <w:t>s, evaluation population or authority can change what it establishes. Retain the raw record so a later revision can be compared honestly.</w:t>
       </w:r>
     </w:p>
     <w:tbl>
@@ -1401,53 +2432,10 @@
     </w:p>
     <w:p>
       <w:pPr>
-        <w:spacing w:line="336" w:lineRule="auto" w:after="180"/>
-      </w:pPr>
-      <w:r>
-        <w:rPr>
-          <w:b w:val="0"/>
-        </w:rPr>
-        <w:t>Recover an uncertain print job. A badge printer loses its reply after receiving a print request.</w:t>
-      </w:r>
-    </w:p>
-    <w:p>
-      <w:pPr>
         <w:pStyle w:val="Heading3"/>
       </w:pPr>
       <w:r>
         <w:t>The facts we will use</w:t>
-      </w:r>
-    </w:p>
-    <w:p>
-      <w:pPr>
-        <w:pStyle w:val="Heading3"/>
-      </w:pPr>
-      <w:r>
-        <w:t>Supplied facts</w:t>
-      </w:r>
-    </w:p>
-    <w:p>
-      <w:pPr>
-        <w:spacing w:line="336" w:lineRule="auto" w:after="180"/>
-        <w:shd w:fill="F1F6FC"/>
-      </w:pPr>
-      <w:r>
-        <w:rPr>
-          <w:b w:val="0"/>
-        </w:rPr>
-        <w:t xml:space="preserve">Job key J6 identifies one badge. The printer supports status lookup by key; missing </w:t>
-      </w:r>
-      <w:r>
-        <w:rPr>
-          <w:b/>
-        </w:rPr>
-        <w:t>acknowledgement</w:t>
-      </w:r>
-      <w:r>
-        <w:rPr>
-          <w:b w:val="0"/>
-        </w:rPr>
-        <w:t xml:space="preserve"> leaves outcome unknown.</w:t>
       </w:r>
     </w:p>
     <w:p>
@@ -1455,7 +2443,7 @@
         <w:drawing>
           <wp:inline xmlns:a="http://schemas.openxmlformats.org/drawingml/2006/main" xmlns:pic="http://schemas.openxmlformats.org/drawingml/2006/picture">
             <wp:extent cx="5486400" cy="5225143"/>
-            <wp:docPr id="1" name="Picture 1" descr="External side effects and recovery. Record uncertainty: Sending occurred, but printing completion is not yet known.. Query J6: Ask for the existing job’s recorded state.. Recover from status: If complete, return that result without issuing another print job."/>
+            <wp:docPr id="2" name="Picture 2" descr="External side effects and recovery. Record uncertainty: Sending occurred, but printing completion is not yet known.. Query J6: Ask for the existing job’s recorded state.. Recover from status: If complete, return that result without issuing another print job."/>
             <wp:cNvGraphicFramePr>
               <a:graphicFrameLocks noChangeAspect="1"/>
             </wp:cNvGraphicFramePr>
@@ -1467,7 +2455,7 @@
                     <pic:cNvPicPr/>
                   </pic:nvPicPr>
                   <pic:blipFill>
-                    <a:blip r:embed="rId9"/>
+                    <a:blip r:embed="rId10"/>
                     <a:stretch>
                       <a:fillRect/>
                     </a:stretch>
@@ -1491,114 +2479,7 @@
         <w:pStyle w:val="Heading3"/>
       </w:pPr>
       <w:r>
-        <w:t>Read the picture one step at a time</w:t>
-      </w:r>
-    </w:p>
-    <w:tbl>
-      <w:tblPr>
-        <w:tblStyle w:val="LightShading-Accent1"/>
-        <w:tblW w:type="auto" w:w="0"/>
-        <w:tblLook w:firstColumn="1" w:firstRow="1" w:lastColumn="0" w:lastRow="0" w:noHBand="0" w:noVBand="1" w:val="04A0"/>
-      </w:tblPr>
-      <w:tblGrid>
-        <w:gridCol w:w="5112"/>
-        <w:gridCol w:w="5112"/>
-      </w:tblGrid>
-      <w:tr>
-        <w:trPr>
-          <w:tblHeader/>
-        </w:trPr>
-        <w:tc>
-          <w:tcPr>
-            <w:tcW w:type="dxa" w:w="5112"/>
-          </w:tcPr>
-          <w:p>
-            <w:r>
-              <w:t>Step</w:t>
-            </w:r>
-          </w:p>
-        </w:tc>
-        <w:tc>
-          <w:tcPr>
-            <w:tcW w:type="dxa" w:w="5112"/>
-          </w:tcPr>
-          <w:p>
-            <w:r>
-              <w:t>What happens and why</w:t>
-            </w:r>
-          </w:p>
-        </w:tc>
-      </w:tr>
-      <w:tr>
-        <w:tc>
-          <w:tcPr>
-            <w:tcW w:type="dxa" w:w="5112"/>
-          </w:tcPr>
-          <w:p>
-            <w:r>
-              <w:t>1. Record uncertainty</w:t>
-            </w:r>
-          </w:p>
-        </w:tc>
-        <w:tc>
-          <w:tcPr>
-            <w:tcW w:type="dxa" w:w="5112"/>
-          </w:tcPr>
-          <w:p>
-            <w:r>
-              <w:t>Sending occurred, but printing completion is not yet known.</w:t>
-            </w:r>
-          </w:p>
-        </w:tc>
-      </w:tr>
-      <w:tr>
-        <w:tc>
-          <w:tcPr>
-            <w:tcW w:type="dxa" w:w="5112"/>
-          </w:tcPr>
-          <w:p>
-            <w:r>
-              <w:t>2. Query J6</w:t>
-            </w:r>
-          </w:p>
-        </w:tc>
-        <w:tc>
-          <w:tcPr>
-            <w:tcW w:type="dxa" w:w="5112"/>
-          </w:tcPr>
-          <w:p>
-            <w:r>
-              <w:t>Ask for the existing job’s recorded state.</w:t>
-            </w:r>
-          </w:p>
-        </w:tc>
-      </w:tr>
-      <w:tr>
-        <w:tc>
-          <w:tcPr>
-            <w:tcW w:type="dxa" w:w="5112"/>
-          </w:tcPr>
-          <w:p>
-            <w:r>
-              <w:t>3. Recover from status</w:t>
-            </w:r>
-          </w:p>
-        </w:tc>
-        <w:tc>
-          <w:tcPr>
-            <w:tcW w:type="dxa" w:w="5112"/>
-          </w:tcPr>
-          <w:p>
-            <w:r>
-              <w:t>If complete, return that result without issuing another print job.</w:t>
-            </w:r>
-          </w:p>
-        </w:tc>
-      </w:tr>
-    </w:tbl>
-    <w:p>
-      <w:r>
-        <w:t>Match each pictured step to the supplied facts. This is a worked teaching case, not an independent assessment.</w:t>
+        <w:t>Why this result follows</w:t>
       </w:r>
     </w:p>
     <w:p>
@@ -1606,7 +2487,7 @@
         <w:pStyle w:val="Heading3"/>
       </w:pPr>
       <w:r>
-        <w:t>Why this result follows</w:t>
+        <w:t>What this example does not establish</w:t>
       </w:r>
     </w:p>
     <w:p>
@@ -1614,149 +2495,180 @@
         <w:pStyle w:val="Heading3"/>
       </w:pPr>
       <w:r>
-        <w:t>Why the result follows</w:t>
+        <w:t>Change one thing in the pictured case</w:t>
       </w:r>
     </w:p>
     <w:p>
       <w:pPr>
-        <w:spacing w:line="336" w:lineRule="auto" w:after="180"/>
-        <w:shd w:fill="F1F6FC"/>
-      </w:pPr>
-      <w:r>
-        <w:rPr>
-          <w:b w:val="0"/>
-        </w:rPr>
-        <w:t>A lost response does not show whether an external effect occurred. Recovery distinguishes unknown outcome from a confirmed failed action.</w:t>
+        <w:pStyle w:val="Heading3"/>
+      </w:pPr>
+      <w:r>
+        <w:t>Ask while showing the picture</w:t>
       </w:r>
     </w:p>
     <w:p>
       <w:pPr>
-        <w:pStyle w:val="Heading3"/>
-      </w:pPr>
-      <w:r>
-        <w:t>What this example does not establish</w:t>
+        <w:spacing w:line="336" w:lineRule="auto" w:after="180"/>
+      </w:pPr>
+      <w:r>
+        <w:rPr>
+          <w:b w:val="0"/>
+        </w:rPr>
+        <w:t xml:space="preserve">Cover the result. Ask learners to name the </w:t>
+      </w:r>
+      <w:r>
+        <w:rPr>
+          <w:b/>
+        </w:rPr>
+        <w:t>input</w:t>
+      </w:r>
+      <w:r>
+        <w:rPr>
+          <w:b w:val="0"/>
+        </w:rPr>
+        <w:t xml:space="preserve">s and predict the next step. Uncover one step, connect the icon to the actual procedure, and explain its </w:t>
+      </w:r>
+      <w:r>
+        <w:rPr>
+          <w:b/>
+        </w:rPr>
+        <w:t>evidence</w:t>
+      </w:r>
+      <w:r>
+        <w:rPr>
+          <w:b w:val="0"/>
+        </w:rPr>
+        <w:t>. Then change the supplied condition and compare.</w:t>
       </w:r>
     </w:p>
     <w:p>
       <w:pPr>
-        <w:pStyle w:val="Heading3"/>
-      </w:pPr>
-      <w:r>
-        <w:t>Keep the stated limit</w:t>
+        <w:spacing w:line="336" w:lineRule="auto" w:after="180"/>
+      </w:pPr>
+      <w:r>
+        <w:rPr>
+          <w:b w:val="0"/>
+        </w:rPr>
+        <w:t>The picture is a representation; it does not document execution of a real AI model.</w:t>
       </w:r>
     </w:p>
     <w:p>
       <w:pPr>
-        <w:spacing w:line="336" w:lineRule="auto" w:after="180"/>
-        <w:shd w:fill="FFF5E6"/>
-      </w:pPr>
-      <w:r>
-        <w:rPr>
-          <w:b w:val="0"/>
-        </w:rPr>
-        <w:t>Without reliable status or deduplication, escalate uncertainty rather than claiming one and only one print.</w:t>
+        <w:pStyle w:val="Heading1"/>
+      </w:pPr>
+      <w:r>
+        <w:t>03. Model a step,then remove help</w:t>
       </w:r>
     </w:p>
     <w:p>
-      <w:pPr>
-        <w:pStyle w:val="Heading3"/>
-      </w:pPr>
-      <w:r>
-        <w:t>Change one thing in the pictured case</w:t>
+      <w:r>
+        <w:t>Collect each learner’s reasoning before showing a key.</w:t>
       </w:r>
     </w:p>
     <w:p>
       <w:pPr>
-        <w:pStyle w:val="Heading3"/>
-      </w:pPr>
-      <w:r>
-        <w:t>Change one thing</w:t>
+        <w:pStyle w:val="Heading2"/>
+      </w:pPr>
+      <w:r>
+        <w:t>Current completion task and checked reasoning</w:t>
       </w:r>
     </w:p>
     <w:p>
       <w:pPr>
         <w:spacing w:line="336" w:lineRule="auto" w:after="180"/>
-        <w:shd w:fill="F5F1FB"/>
       </w:pPr>
       <w:r>
         <w:rPr>
           <w:b w:val="0"/>
         </w:rPr>
-        <w:t>Change: Status reliably reports J6 absent.</w:t>
+        <w:t>Completion task: A booking is committed in storage, but response delivery times out. Caller asks to repeat. Show the intermediate steps and give the conclusion with its scope.</w:t>
       </w:r>
     </w:p>
     <w:p>
       <w:pPr>
-        <w:pStyle w:val="Heading3"/>
-      </w:pPr>
-      <w:r>
-        <w:t>Predicted result</w:t>
+        <w:spacing w:line="336" w:lineRule="auto" w:after="180"/>
+      </w:pPr>
+      <w:r>
+        <w:rPr>
+          <w:b w:val="0"/>
+        </w:rPr>
+        <w:t xml:space="preserve">Teacher check: Teacher explanation: Lookup the operation ID and return the committed booking; do not create a second booking. A lost </w:t>
+      </w:r>
+      <w:r>
+        <w:rPr>
+          <w:b/>
+        </w:rPr>
+        <w:t>acknowledgement</w:t>
+      </w:r>
+      <w:r>
+        <w:rPr>
+          <w:b w:val="0"/>
+        </w:rPr>
+        <w:t xml:space="preserve"> does not undo the effect.</w:t>
       </w:r>
     </w:p>
     <w:p>
       <w:pPr>
         <w:spacing w:line="336" w:lineRule="auto" w:after="180"/>
-        <w:shd w:fill="F1F6FC"/>
-      </w:pPr>
+      </w:pPr>
+      <w:r>
+        <w:rPr>
+          <w:b w:val="0"/>
+        </w:rPr>
+        <w:t xml:space="preserve">Start by identifying the given </w:t>
+      </w:r>
       <w:r>
         <w:rPr>
           <w:b/>
         </w:rPr>
-        <w:t>Prediction</w:t>
+        <w:t>input</w:t>
       </w:r>
       <w:r>
         <w:rPr>
           <w:b w:val="0"/>
         </w:rPr>
-        <w:t>: A policy-approved resend using the same deduplication key may be considered.</w:t>
+        <w:t>s together. Leave the intermediate steps blank. If needed, model one step, then withdraw that help on the next step. Move to a full trace only when the partial trace is understood.</w:t>
       </w:r>
     </w:p>
     <w:p>
       <w:pPr>
-        <w:pStyle w:val="Heading3"/>
-      </w:pPr>
-      <w:r>
-        <w:t>Why the result follows</w:t>
+        <w:spacing w:line="336" w:lineRule="auto" w:after="180"/>
+      </w:pPr>
+      <w:r>
+        <w:rPr>
+          <w:b w:val="0"/>
+        </w:rPr>
+        <w:t>For partners, alternate explainer and checker; collect a response from every learner before discussion.</w:t>
       </w:r>
     </w:p>
     <w:p>
       <w:pPr>
-        <w:spacing w:line="336" w:lineRule="auto" w:after="180"/>
-        <w:shd w:fill="F1F6FC"/>
-      </w:pPr>
-      <w:r>
-        <w:rPr>
-          <w:b w:val="0"/>
-        </w:rPr>
-        <w:t xml:space="preserve">Reason: Confirmed absence supplies different </w:t>
-      </w:r>
-      <w:r>
-        <w:rPr>
-          <w:b/>
-        </w:rPr>
-        <w:t>evidence</w:t>
-      </w:r>
-      <w:r>
-        <w:rPr>
-          <w:b w:val="0"/>
-        </w:rPr>
-        <w:t xml:space="preserve"> from silence.</w:t>
+        <w:pStyle w:val="Heading2"/>
+      </w:pPr>
+      <w:r>
+        <w:t>Individual misconception check</w:t>
       </w:r>
     </w:p>
     <w:p>
       <w:pPr>
-        <w:pStyle w:val="Heading3"/>
-      </w:pPr>
-      <w:r>
-        <w:t>Ask while showing the picture</w:t>
+        <w:spacing w:line="336" w:lineRule="auto" w:after="180"/>
+      </w:pPr>
+      <w:r>
+        <w:rPr>
+          <w:b w:val="0"/>
+        </w:rPr>
+        <w:t>Use the worked case for External side effects and recovery. Proposed explanation: “The worked result establishes every future case”. Decide whether this explanation is supported.</w:t>
       </w:r>
     </w:p>
     <w:p>
       <w:pPr>
-        <w:pStyle w:val="Heading3"/>
-      </w:pPr>
-      <w:r>
-        <w:t>Ask while showing the picture · 5</w:t>
+        <w:spacing w:line="336" w:lineRule="auto" w:after="180"/>
+      </w:pPr>
+      <w:r>
+        <w:rPr>
+          <w:b w:val="0"/>
+        </w:rPr>
+        <w:t>Point to the step or supplied fact that decides; explain your repair if needed.</w:t>
       </w:r>
     </w:p>
     <w:p>
@@ -1767,31 +2679,7 @@
         <w:rPr>
           <w:b w:val="0"/>
         </w:rPr>
-        <w:t xml:space="preserve">Cover the result. Ask learners to name the </w:t>
-      </w:r>
-      <w:r>
-        <w:rPr>
-          <w:b/>
-        </w:rPr>
-        <w:t>input</w:t>
-      </w:r>
-      <w:r>
-        <w:rPr>
-          <w:b w:val="0"/>
-        </w:rPr>
-        <w:t xml:space="preserve">s and predict the next step. Uncover one step, connect the icon to the actual procedure, and explain its </w:t>
-      </w:r>
-      <w:r>
-        <w:rPr>
-          <w:b/>
-        </w:rPr>
-        <w:t>evidence</w:t>
-      </w:r>
-      <w:r>
-        <w:rPr>
-          <w:b w:val="0"/>
-        </w:rPr>
-        <w:t>. Then change the supplied condition and compare.</w:t>
+        <w:t>Expected correction: A compensating action is itself a side effect requiring authority; recovery does not silently permit deletion or refund.</w:t>
       </w:r>
     </w:p>
     <w:p>
@@ -1802,20 +2690,238 @@
         <w:rPr>
           <w:b w:val="0"/>
         </w:rPr>
-        <w:t>The picture is a representation; it does not document execution of a real AI model.</w:t>
+        <w:t>Collect explanations, not only yes/no votes. If a misunderstanding is common, re-model the relevant step for the class.</w:t>
       </w:r>
     </w:p>
     <w:p>
       <w:pPr>
-        <w:pStyle w:val="Heading1"/>
-      </w:pPr>
-      <w:r>
-        <w:t>03. Demonstrate and guide practice</w:t>
+        <w:spacing w:line="336" w:lineRule="auto" w:after="180"/>
+      </w:pPr>
+      <w:r>
+        <w:rPr>
+          <w:b w:val="0"/>
+        </w:rPr>
+        <w:t>If it affects a few learners, give a short targeted group explanation while others solve a more demanding variation.</w:t>
       </w:r>
     </w:p>
     <w:p>
-      <w:r>
-        <w:t>Demonstrate External side effects and recovery, reduce support deliberately and check individual reasoning before discussing answers.</w:t>
+      <w:pPr>
+        <w:pStyle w:val="Heading2"/>
+      </w:pPr>
+      <w:r>
+        <w:t>Pictured reasoning and changed case</w:t>
+      </w:r>
+    </w:p>
+    <w:p>
+      <w:pPr>
+        <w:spacing w:line="336" w:lineRule="auto" w:after="180"/>
+      </w:pPr>
+      <w:r>
+        <w:rPr>
+          <w:b w:val="0"/>
+        </w:rPr>
+        <w:t xml:space="preserve">Distinguish a missing printer </w:t>
+      </w:r>
+      <w:r>
+        <w:rPr>
+          <w:b/>
+        </w:rPr>
+        <w:t>acknowledgement</w:t>
+      </w:r>
+      <w:r>
+        <w:rPr>
+          <w:b w:val="0"/>
+        </w:rPr>
+        <w:t xml:space="preserve"> from confirmed failure. What should happen if J6 is complete, and what </w:t>
+      </w:r>
+      <w:r>
+        <w:rPr>
+          <w:b/>
+        </w:rPr>
+        <w:t>evidence</w:t>
+      </w:r>
+      <w:r>
+        <w:rPr>
+          <w:b w:val="0"/>
+        </w:rPr>
+        <w:t xml:space="preserve"> changes when J6 is reliably reported absent?</w:t>
+      </w:r>
+    </w:p>
+    <w:p>
+      <w:pPr>
+        <w:spacing w:line="336" w:lineRule="auto" w:after="180"/>
+      </w:pPr>
+      <w:r>
+        <w:rPr>
+          <w:b w:val="0"/>
+        </w:rPr>
+        <w:t>Sending occurred, but printing completion is not yet known. Ask for the existing job’s recorded state. If complete, return that result without issuing another print job.</w:t>
+      </w:r>
+    </w:p>
+    <w:p>
+      <w:pPr>
+        <w:spacing w:line="336" w:lineRule="auto" w:after="180"/>
+      </w:pPr>
+      <w:r>
+        <w:rPr>
+          <w:b w:val="0"/>
+        </w:rPr>
+        <w:t xml:space="preserve">Changed case: A policy-approved resend using the same deduplication key may be considered. Confirmed absence supplies different </w:t>
+      </w:r>
+      <w:r>
+        <w:rPr>
+          <w:b/>
+        </w:rPr>
+        <w:t>evidence</w:t>
+      </w:r>
+      <w:r>
+        <w:rPr>
+          <w:b w:val="0"/>
+        </w:rPr>
+        <w:t xml:space="preserve"> from silence.</w:t>
+      </w:r>
+    </w:p>
+    <w:p>
+      <w:pPr>
+        <w:spacing w:line="336" w:lineRule="auto" w:after="180"/>
+      </w:pPr>
+      <w:r>
+        <w:rPr>
+          <w:b w:val="0"/>
+        </w:rPr>
+        <w:t xml:space="preserve">Changed-case reasoning: A policy-approved resend using the same deduplication key may be considered. Confirmed absence supplies different </w:t>
+      </w:r>
+      <w:r>
+        <w:rPr>
+          <w:b/>
+        </w:rPr>
+        <w:t>evidence</w:t>
+      </w:r>
+      <w:r>
+        <w:rPr>
+          <w:b w:val="0"/>
+        </w:rPr>
+        <w:t xml:space="preserve"> from silence.</w:t>
+      </w:r>
+    </w:p>
+    <w:p>
+      <w:pPr>
+        <w:spacing w:line="336" w:lineRule="auto" w:after="180"/>
+      </w:pPr>
+      <w:r>
+        <w:rPr>
+          <w:b w:val="0"/>
+        </w:rPr>
+        <w:t xml:space="preserve">Collect each learner’s explanation before discussion. Use the first missing connection between </w:t>
+      </w:r>
+      <w:r>
+        <w:rPr>
+          <w:b/>
+        </w:rPr>
+        <w:t>input</w:t>
+      </w:r>
+      <w:r>
+        <w:rPr>
+          <w:b w:val="0"/>
+        </w:rPr>
+        <w:t xml:space="preserve">, deciding step and result to choose support. This question is worked-case practice, not fresh mastery </w:t>
+      </w:r>
+      <w:r>
+        <w:rPr>
+          <w:b/>
+        </w:rPr>
+        <w:t>evidence</w:t>
+      </w:r>
+      <w:r>
+        <w:rPr>
+          <w:b w:val="0"/>
+        </w:rPr>
+        <w:t>.</w:t>
+      </w:r>
+    </w:p>
+    <w:p>
+      <w:pPr>
+        <w:pStyle w:val="Heading2"/>
+      </w:pPr>
+      <w:r>
+        <w:t>Accessible support and extension</w:t>
+      </w:r>
+    </w:p>
+    <w:p>
+      <w:pPr>
+        <w:spacing w:line="336" w:lineRule="auto" w:after="180"/>
+      </w:pPr>
+      <w:r>
+        <w:rPr>
+          <w:b w:val="0"/>
+        </w:rPr>
+        <w:t xml:space="preserve">Use See how it works and Follow a worked example. Collect a </w:t>
+      </w:r>
+      <w:r>
+        <w:rPr>
+          <w:b/>
+        </w:rPr>
+        <w:t>prediction</w:t>
+      </w:r>
+      <w:r>
+        <w:rPr>
+          <w:b w:val="0"/>
+        </w:rPr>
+        <w:t xml:space="preserve"> before revealing its result; ask the learner to point to each intermediate fact.</w:t>
+      </w:r>
+    </w:p>
+    <w:p>
+      <w:pPr>
+        <w:spacing w:line="336" w:lineRule="auto" w:after="180"/>
+      </w:pPr>
+      <w:r>
+        <w:rPr>
+          <w:b w:val="0"/>
+        </w:rPr>
+        <w:t xml:space="preserve">Provide an </w:t>
+      </w:r>
+      <w:r>
+        <w:rPr>
+          <w:b/>
+        </w:rPr>
+        <w:t>input</w:t>
+      </w:r>
+      <w:r>
+        <w:rPr>
+          <w:b w:val="0"/>
+        </w:rPr>
+        <w:t>/procedure/result/limit frame and a calculator when needed. Ask students to identify the first step before completing the whole trace.</w:t>
+      </w:r>
+    </w:p>
+    <w:p>
+      <w:pPr>
+        <w:spacing w:line="336" w:lineRule="auto" w:after="180"/>
+      </w:pPr>
+      <w:r>
+        <w:rPr>
+          <w:b w:val="0"/>
+        </w:rPr>
+        <w:t xml:space="preserve">Extension: compare two concrete variants of this </w:t>
+      </w:r>
+      <w:r>
+        <w:rPr>
+          <w:b/>
+        </w:rPr>
+        <w:t>mechanism</w:t>
+      </w:r>
+      <w:r>
+        <w:rPr>
+          <w:b w:val="0"/>
+        </w:rPr>
+        <w:t xml:space="preserve"> while holding unrelated conditions fixed; report both successful and unsuccessful outcomes.</w:t>
+      </w:r>
+    </w:p>
+    <w:p>
+      <w:pPr>
+        <w:pStyle w:val="Heading2"/>
+      </w:pPr>
+      <w:r>
+        <w:t>Earlier wording, alternatives and picture transcripts · reference / check after trying</w:t>
       </w:r>
     </w:p>
     <w:tbl>
@@ -2032,71 +3138,26 @@
     </w:tbl>
     <w:p>
       <w:pPr>
-        <w:spacing w:line="336" w:lineRule="auto" w:after="180"/>
-      </w:pPr>
-      <w:r>
-        <w:rPr>
-          <w:b w:val="0"/>
-        </w:rPr>
-        <w:t xml:space="preserve">Use See how it works and Follow a worked example. Collect a </w:t>
-      </w:r>
-      <w:r>
-        <w:rPr>
-          <w:b/>
-        </w:rPr>
-        <w:t>prediction</w:t>
-      </w:r>
-      <w:r>
-        <w:rPr>
-          <w:b w:val="0"/>
-        </w:rPr>
-        <w:t xml:space="preserve"> before revealing its result; ask the learner to point to each intermediate fact.</w:t>
+        <w:pStyle w:val="Heading3"/>
+      </w:pPr>
+      <w:r>
+        <w:t>Reduce help deliberately</w:t>
       </w:r>
     </w:p>
     <w:p>
       <w:pPr>
-        <w:spacing w:line="336" w:lineRule="auto" w:after="180"/>
-      </w:pPr>
-      <w:r>
-        <w:rPr>
-          <w:b w:val="0"/>
-        </w:rPr>
-        <w:t xml:space="preserve">Provide an </w:t>
-      </w:r>
-      <w:r>
-        <w:rPr>
-          <w:b/>
-        </w:rPr>
-        <w:t>input</w:t>
-      </w:r>
-      <w:r>
-        <w:rPr>
-          <w:b w:val="0"/>
-        </w:rPr>
-        <w:t>/procedure/result/limit frame and a calculator when needed. Ask students to identify the first step before completing the whole trace.</w:t>
+        <w:pStyle w:val="Heading3"/>
+      </w:pPr>
+      <w:r>
+        <w:t>Individual reasoning check</w:t>
       </w:r>
     </w:p>
     <w:p>
       <w:pPr>
-        <w:spacing w:line="336" w:lineRule="auto" w:after="180"/>
-      </w:pPr>
-      <w:r>
-        <w:rPr>
-          <w:b w:val="0"/>
-        </w:rPr>
-        <w:t xml:space="preserve">Extension: compare two concrete variants of this </w:t>
-      </w:r>
-      <w:r>
-        <w:rPr>
-          <w:b/>
-        </w:rPr>
-        <w:t>mechanism</w:t>
-      </w:r>
-      <w:r>
-        <w:rPr>
-          <w:b w:val="0"/>
-        </w:rPr>
-        <w:t xml:space="preserve"> while holding unrelated conditions fixed; report both successful and unsuccessful outcomes.</w:t>
+        <w:pStyle w:val="Heading3"/>
+      </w:pPr>
+      <w:r>
+        <w:t>Pictorial practice question</w:t>
       </w:r>
     </w:p>
     <w:p>
@@ -2104,59 +3165,39 @@
         <w:pStyle w:val="Heading3"/>
       </w:pPr>
       <w:r>
-        <w:t>Reduce help deliberately</w:t>
+        <w:t>Reasoned teacher answer</w:t>
       </w:r>
     </w:p>
     <w:p>
       <w:pPr>
-        <w:pStyle w:val="Heading3"/>
-      </w:pPr>
-      <w:r>
-        <w:t>Completion practice</w:t>
+        <w:pStyle w:val="Heading1"/>
+      </w:pPr>
+      <w:r>
+        <w:t>04. Run the complete supplied investigation</w:t>
       </w:r>
     </w:p>
     <w:p>
-      <w:pPr>
-        <w:spacing w:line="336" w:lineRule="auto" w:after="180"/>
-        <w:shd w:fill="F5F1FB"/>
-      </w:pPr>
-      <w:r>
-        <w:rPr>
-          <w:b w:val="0"/>
-        </w:rPr>
-        <w:t>Completion task: A booking is committed in storage, but response delivery times out. Caller asks to repeat. Show the intermediate steps and give the conclusion with its scope.</w:t>
+      <w:r>
+        <w:t>Separate predictions,actual runs and paper traces.</w:t>
       </w:r>
     </w:p>
     <w:p>
       <w:pPr>
-        <w:pStyle w:val="Heading3"/>
-      </w:pPr>
-      <w:r>
-        <w:t>Reasoning to listen for</w:t>
+        <w:pStyle w:val="Heading2"/>
+      </w:pPr>
+      <w:r>
+        <w:t>Complete inputs,expected results and limits</w:t>
       </w:r>
     </w:p>
     <w:p>
       <w:pPr>
         <w:spacing w:line="336" w:lineRule="auto" w:after="180"/>
-        <w:shd w:fill="F1F6FC"/>
       </w:pPr>
       <w:r>
         <w:rPr>
           <w:b w:val="0"/>
         </w:rPr>
-        <w:t xml:space="preserve">Teacher check: Teacher explanation: Lookup the operation ID and return the committed booking; do not create a second booking. A lost </w:t>
-      </w:r>
-      <w:r>
-        <w:rPr>
-          <w:b/>
-        </w:rPr>
-        <w:t>acknowledgement</w:t>
-      </w:r>
-      <w:r>
-        <w:rPr>
-          <w:b w:val="0"/>
-        </w:rPr>
-        <w:t xml:space="preserve"> does not undo the effect.</w:t>
+        <w:t>Main committed booking returns existing result, no second booking. Prepared/unknown remain unresolved; reliable absent printer J6 only permits consideration of a separately authorized same-key resend under provider controls. Compensation needs separate authority and preserves original commit.</w:t>
       </w:r>
     </w:p>
     <w:p>
@@ -2167,38 +3208,26 @@
         <w:rPr>
           <w:b w:val="0"/>
         </w:rPr>
-        <w:t xml:space="preserve">Start by identifying the given </w:t>
-      </w:r>
-      <w:r>
-        <w:rPr>
-          <w:b/>
-        </w:rPr>
-        <w:t>input</w:t>
-      </w:r>
-      <w:r>
-        <w:rPr>
-          <w:b w:val="0"/>
-        </w:rPr>
-        <w:t>s together. Leave the intermediate steps blank. If needed, model one step, then withdraw that help on the next step. Move to a full trace only when the partial trace is understood.</w:t>
+        <w:t>Independent unknown token-transfer status after network loss must not repeat immediately: keep stable operation identity, inspect reliable authorized status, reconcile or review uncertainty, and apply duplicate/approval controls before any separately permitted new action. No real money, transfer or external action is involved.</w:t>
       </w:r>
     </w:p>
     <w:p>
       <w:pPr>
-        <w:spacing w:line="336" w:lineRule="auto" w:after="180"/>
-      </w:pPr>
-      <w:r>
-        <w:rPr>
-          <w:b w:val="0"/>
-        </w:rPr>
-        <w:t>For partners, alternate explainer and checker; collect a response from every learner before discussion.</w:t>
+        <w:pStyle w:val="Heading2"/>
+      </w:pPr>
+      <w:r>
+        <w:t>Diagnose the current misconceptions</w:t>
       </w:r>
     </w:p>
     <w:p>
       <w:pPr>
-        <w:pStyle w:val="Heading3"/>
-      </w:pPr>
-      <w:r>
-        <w:t>Individual reasoning check</w:t>
+        <w:spacing w:line="336" w:lineRule="auto" w:after="180"/>
+      </w:pPr>
+      <w:r>
+        <w:rPr>
+          <w:b w:val="0"/>
+        </w:rPr>
+        <w:t>The worked result establishes every future case: A compensating action is itself a side effect requiring authority; recovery does not silently permit deletion or refund.</w:t>
       </w:r>
     </w:p>
     <w:p>
@@ -2209,7 +3238,31 @@
         <w:rPr>
           <w:b w:val="0"/>
         </w:rPr>
-        <w:t>Use the worked case for External side effects and recovery. Proposed explanation: “The worked result establishes every future case”. Decide whether this explanation is supported.</w:t>
+        <w:t xml:space="preserve">A missing </w:t>
+      </w:r>
+      <w:r>
+        <w:rPr>
+          <w:b/>
+        </w:rPr>
+        <w:t>input</w:t>
+      </w:r>
+      <w:r>
+        <w:rPr>
+          <w:b w:val="0"/>
+        </w:rPr>
+        <w:t xml:space="preserve"> may be replaced without recording the change: A replacement changes the </w:t>
+      </w:r>
+      <w:r>
+        <w:rPr>
+          <w:b/>
+        </w:rPr>
+        <w:t>evidence</w:t>
+      </w:r>
+      <w:r>
+        <w:rPr>
+          <w:b w:val="0"/>
+        </w:rPr>
+        <w:t xml:space="preserve"> or contract. Record the change and its justification; do not silently turn unknown into a measured value.</w:t>
       </w:r>
     </w:p>
     <w:p>
@@ -2220,318 +3273,62 @@
         <w:rPr>
           <w:b w:val="0"/>
         </w:rPr>
-        <w:t>Point to the step or supplied fact that decides; explain your repair if needed.</w:t>
+        <w:t xml:space="preserve">Repeating an assessed case is new independent </w:t>
+      </w:r>
+      <w:r>
+        <w:rPr>
+          <w:b/>
+        </w:rPr>
+        <w:t>evidence</w:t>
+      </w:r>
+      <w:r>
+        <w:rPr>
+          <w:b w:val="0"/>
+        </w:rPr>
+        <w:t>: A replay checks consistency. An example used for feedback or revision cannot later be described as untouched final evaluation.</w:t>
       </w:r>
     </w:p>
     <w:p>
       <w:pPr>
-        <w:pStyle w:val="Heading3"/>
-      </w:pPr>
-      <w:r>
-        <w:t>Expected repair</w:t>
+        <w:spacing w:line="336" w:lineRule="auto" w:after="180"/>
+      </w:pPr>
+      <w:r>
+        <w:rPr>
+          <w:b w:val="0"/>
+        </w:rPr>
+        <w:t xml:space="preserve">Use Run the investigation for the </w:t>
+      </w:r>
+      <w:r>
+        <w:rPr>
+          <w:b/>
+        </w:rPr>
+        <w:t>evidence</w:t>
+      </w:r>
+      <w:r>
+        <w:rPr>
+          <w:b w:val="0"/>
+        </w:rPr>
+        <w:t xml:space="preserve"> ledger. Add a boundary or missing-</w:t>
+      </w:r>
+      <w:r>
+        <w:rPr>
+          <w:b/>
+        </w:rPr>
+        <w:t>input</w:t>
+      </w:r>
+      <w:r>
+        <w:rPr>
+          <w:b w:val="0"/>
+        </w:rPr>
+        <w:t xml:space="preserve"> case and record the expected response before checking. More successful repeats of one case do not establish wider coverage.</w:t>
       </w:r>
     </w:p>
     <w:p>
       <w:pPr>
-        <w:spacing w:line="336" w:lineRule="auto" w:after="180"/>
-        <w:shd w:fill="F1F6FC"/>
-      </w:pPr>
-      <w:r>
-        <w:rPr>
-          <w:b w:val="0"/>
-        </w:rPr>
-        <w:t>Expected correction: A compensating action is itself a side effect requiring authority; recovery does not silently permit deletion or refund.</w:t>
-      </w:r>
-    </w:p>
-    <w:p>
-      <w:pPr>
-        <w:spacing w:line="336" w:lineRule="auto" w:after="180"/>
-      </w:pPr>
-      <w:r>
-        <w:rPr>
-          <w:b w:val="0"/>
-        </w:rPr>
-        <w:t>Collect explanations, not only yes/no votes. If a misunderstanding is common, re-model the relevant step for the class.</w:t>
-      </w:r>
-    </w:p>
-    <w:p>
-      <w:pPr>
-        <w:spacing w:line="336" w:lineRule="auto" w:after="180"/>
-      </w:pPr>
-      <w:r>
-        <w:rPr>
-          <w:b w:val="0"/>
-        </w:rPr>
-        <w:t>If it affects a few learners, give a short targeted group explanation while others solve a more demanding variation.</w:t>
-      </w:r>
-    </w:p>
-    <w:p>
-      <w:pPr>
-        <w:pStyle w:val="Heading3"/>
-      </w:pPr>
-      <w:r>
-        <w:t>Pictorial practice question</w:t>
-      </w:r>
-    </w:p>
-    <w:p>
-      <w:pPr>
-        <w:spacing w:line="336" w:lineRule="auto" w:after="180"/>
-        <w:shd w:fill="F5F1FB"/>
-      </w:pPr>
-      <w:r>
-        <w:rPr>
-          <w:b w:val="0"/>
-        </w:rPr>
-        <w:t xml:space="preserve">Distinguish a missing printer </w:t>
-      </w:r>
-      <w:r>
-        <w:rPr>
-          <w:b/>
-        </w:rPr>
-        <w:t>acknowledgement</w:t>
-      </w:r>
-      <w:r>
-        <w:rPr>
-          <w:b w:val="0"/>
-        </w:rPr>
-        <w:t xml:space="preserve"> from confirmed failure. What should happen if J6 is complete, and what </w:t>
-      </w:r>
-      <w:r>
-        <w:rPr>
-          <w:b/>
-        </w:rPr>
-        <w:t>evidence</w:t>
-      </w:r>
-      <w:r>
-        <w:rPr>
-          <w:b w:val="0"/>
-        </w:rPr>
-        <w:t xml:space="preserve"> changes when J6 is reliably reported absent?</w:t>
-      </w:r>
-    </w:p>
-    <w:p>
-      <w:pPr>
-        <w:pStyle w:val="Heading3"/>
-      </w:pPr>
-      <w:r>
-        <w:t>Reasoned teacher answer</w:t>
-      </w:r>
-    </w:p>
-    <w:p>
-      <w:pPr>
-        <w:spacing w:line="336" w:lineRule="auto" w:after="180"/>
-      </w:pPr>
-      <w:r>
-        <w:rPr>
-          <w:b w:val="0"/>
-        </w:rPr>
-        <w:t>Sending occurred, but printing completion is not yet known. Ask for the existing job’s recorded state. If complete, return that result without issuing another print job.</w:t>
-      </w:r>
-    </w:p>
-    <w:p>
-      <w:pPr>
-        <w:spacing w:line="336" w:lineRule="auto" w:after="180"/>
-      </w:pPr>
-      <w:r>
-        <w:rPr>
-          <w:b w:val="0"/>
-        </w:rPr>
-        <w:t xml:space="preserve">Changed case: A policy-approved resend using the same deduplication key may be considered. Confirmed absence supplies different </w:t>
-      </w:r>
-      <w:r>
-        <w:rPr>
-          <w:b/>
-        </w:rPr>
-        <w:t>evidence</w:t>
-      </w:r>
-      <w:r>
-        <w:rPr>
-          <w:b w:val="0"/>
-        </w:rPr>
-        <w:t xml:space="preserve"> from silence.</w:t>
-      </w:r>
-    </w:p>
-    <w:p>
-      <w:pPr>
-        <w:spacing w:line="336" w:lineRule="auto" w:after="180"/>
-      </w:pPr>
-      <w:r>
-        <w:rPr>
-          <w:b w:val="0"/>
-        </w:rPr>
-        <w:t xml:space="preserve">Changed-case reasoning: A policy-approved resend using the same deduplication key may be considered. Confirmed absence supplies different </w:t>
-      </w:r>
-      <w:r>
-        <w:rPr>
-          <w:b/>
-        </w:rPr>
-        <w:t>evidence</w:t>
-      </w:r>
-      <w:r>
-        <w:rPr>
-          <w:b w:val="0"/>
-        </w:rPr>
-        <w:t xml:space="preserve"> from silence.</w:t>
-      </w:r>
-    </w:p>
-    <w:p>
-      <w:pPr>
-        <w:spacing w:line="336" w:lineRule="auto" w:after="180"/>
-      </w:pPr>
-      <w:r>
-        <w:rPr>
-          <w:b w:val="0"/>
-        </w:rPr>
-        <w:t xml:space="preserve">Collect each learner’s explanation before discussion. Use the first missing connection between </w:t>
-      </w:r>
-      <w:r>
-        <w:rPr>
-          <w:b/>
-        </w:rPr>
-        <w:t>input</w:t>
-      </w:r>
-      <w:r>
-        <w:rPr>
-          <w:b w:val="0"/>
-        </w:rPr>
-        <w:t xml:space="preserve">, deciding step and result to choose support. This question is worked-case practice, not fresh mastery </w:t>
-      </w:r>
-      <w:r>
-        <w:rPr>
-          <w:b/>
-        </w:rPr>
-        <w:t>evidence</w:t>
-      </w:r>
-      <w:r>
-        <w:rPr>
-          <w:b w:val="0"/>
-        </w:rPr>
-        <w:t>.</w:t>
-      </w:r>
-    </w:p>
-    <w:p>
-      <w:pPr>
-        <w:pStyle w:val="Heading1"/>
-      </w:pPr>
-      <w:r>
-        <w:t>04. Run the investigation and diagnose misconceptions</w:t>
-      </w:r>
-    </w:p>
-    <w:p>
-      <w:r>
-        <w:t>Run the External side effects and recovery investigation and use the first unsupported step to choose a teaching response.</w:t>
-      </w:r>
-    </w:p>
-    <w:p>
-      <w:pPr>
-        <w:spacing w:line="336" w:lineRule="auto" w:after="180"/>
-      </w:pPr>
-      <w:r>
-        <w:rPr>
-          <w:b w:val="0"/>
-        </w:rPr>
-        <w:t>The worked result establishes every future case: A compensating action is itself a side effect requiring authority; recovery does not silently permit deletion or refund.</w:t>
-      </w:r>
-    </w:p>
-    <w:p>
-      <w:pPr>
-        <w:spacing w:line="336" w:lineRule="auto" w:after="180"/>
-      </w:pPr>
-      <w:r>
-        <w:rPr>
-          <w:b w:val="0"/>
-        </w:rPr>
-        <w:t xml:space="preserve">A missing </w:t>
-      </w:r>
-      <w:r>
-        <w:rPr>
-          <w:b/>
-        </w:rPr>
-        <w:t>input</w:t>
-      </w:r>
-      <w:r>
-        <w:rPr>
-          <w:b w:val="0"/>
-        </w:rPr>
-        <w:t xml:space="preserve"> may be replaced without recording the change: A replacement changes the </w:t>
-      </w:r>
-      <w:r>
-        <w:rPr>
-          <w:b/>
-        </w:rPr>
-        <w:t>evidence</w:t>
-      </w:r>
-      <w:r>
-        <w:rPr>
-          <w:b w:val="0"/>
-        </w:rPr>
-        <w:t xml:space="preserve"> or contract. Record the change and its justification; do not silently turn unknown into a measured value.</w:t>
-      </w:r>
-    </w:p>
-    <w:p>
-      <w:pPr>
-        <w:spacing w:line="336" w:lineRule="auto" w:after="180"/>
-      </w:pPr>
-      <w:r>
-        <w:rPr>
-          <w:b w:val="0"/>
-        </w:rPr>
-        <w:t xml:space="preserve">Repeating an assessed case is new independent </w:t>
-      </w:r>
-      <w:r>
-        <w:rPr>
-          <w:b/>
-        </w:rPr>
-        <w:t>evidence</w:t>
-      </w:r>
-      <w:r>
-        <w:rPr>
-          <w:b w:val="0"/>
-        </w:rPr>
-        <w:t>: A replay checks consistency. An example used for feedback or revision cannot later be described as untouched final evaluation.</w:t>
-      </w:r>
-    </w:p>
-    <w:p>
-      <w:pPr>
-        <w:spacing w:line="336" w:lineRule="auto" w:after="180"/>
-      </w:pPr>
-      <w:r>
-        <w:rPr>
-          <w:b w:val="0"/>
-        </w:rPr>
-        <w:t xml:space="preserve">Use Run the investigation for the </w:t>
-      </w:r>
-      <w:r>
-        <w:rPr>
-          <w:b/>
-        </w:rPr>
-        <w:t>evidence</w:t>
-      </w:r>
-      <w:r>
-        <w:rPr>
-          <w:b w:val="0"/>
-        </w:rPr>
-        <w:t xml:space="preserve"> ledger. Add a boundary or missing-</w:t>
-      </w:r>
-      <w:r>
-        <w:rPr>
-          <w:b/>
-        </w:rPr>
-        <w:t>input</w:t>
-      </w:r>
-      <w:r>
-        <w:rPr>
-          <w:b w:val="0"/>
-        </w:rPr>
-        <w:t xml:space="preserve"> case and record the expected response before checking. More successful repeats of one case do not establish wider coverage.</w:t>
-      </w:r>
-    </w:p>
-    <w:p>
-      <w:pPr>
-        <w:pStyle w:val="Heading3"/>
-      </w:pPr>
-      <w:r>
-        <w:t>Match the support to the first error</w:t>
+        <w:pStyle w:val="Heading2"/>
+      </w:pPr>
+      <w:r>
+        <w:t>Choose accessible support</w:t>
       </w:r>
     </w:p>
     <w:tbl>
@@ -2704,57 +3501,39 @@
     </w:p>
     <w:p>
       <w:pPr>
-        <w:pStyle w:val="Heading1"/>
-      </w:pPr>
-      <w:r>
-        <w:t>05. Assess and explain the answers</w:t>
+        <w:pStyle w:val="Heading2"/>
+      </w:pPr>
+      <w:r>
+        <w:t>Earlier wording, alternatives and picture transcripts · reference / check after trying</w:t>
       </w:r>
     </w:p>
     <w:p>
-      <w:r>
-        <w:t>Use the External side effects and recovery questions, teacher keys and criteria after the relevant attempts. Previously discussed cases are practice; protect the separately selected independent task.</w:t>
+      <w:pPr>
+        <w:pStyle w:val="Heading3"/>
+      </w:pPr>
+      <w:r>
+        <w:t>Match the support to the first error</w:t>
       </w:r>
     </w:p>
     <w:p>
       <w:pPr>
-        <w:pStyle w:val="Heading3"/>
-      </w:pPr>
-      <w:r>
-        <w:t>Guided and exit questions</w:t>
+        <w:pStyle w:val="Heading1"/>
+      </w:pPr>
+      <w:r>
+        <w:t>05. Assess the new service scenario</w:t>
       </w:r>
     </w:p>
     <w:p>
-      <w:pPr>
-        <w:spacing w:line="336" w:lineRule="auto" w:after="180"/>
-      </w:pPr>
-      <w:r>
-        <w:rPr>
-          <w:b w:val="0"/>
-        </w:rPr>
-        <w:t xml:space="preserve">Guided: Lookup the operation ID and return the committed booking; do not create a second booking. A lost </w:t>
-      </w:r>
-      <w:r>
-        <w:rPr>
-          <w:b/>
-        </w:rPr>
-        <w:t>acknowledgement</w:t>
-      </w:r>
-      <w:r>
-        <w:rPr>
-          <w:b w:val="0"/>
-        </w:rPr>
-        <w:t xml:space="preserve"> does not undo the effect.</w:t>
+      <w:r>
+        <w:t>Keep the selected answer private until after a first attempt.</w:t>
       </w:r>
     </w:p>
     <w:p>
       <w:pPr>
-        <w:spacing w:line="336" w:lineRule="auto" w:after="180"/>
-      </w:pPr>
-      <w:r>
-        <w:rPr>
-          <w:b w:val="0"/>
-        </w:rPr>
-        <w:t>Qualification: A compensating action is itself a side effect requiring authority; recovery does not silently permit deletion or refund.</w:t>
+        <w:pStyle w:val="Heading2"/>
+      </w:pPr>
+      <w:r>
+        <w:t>Selected independent task and checked answer</w:t>
       </w:r>
     </w:p>
     <w:p>
@@ -2765,595 +3544,26 @@
         <w:rPr>
           <w:b w:val="0"/>
         </w:rPr>
-        <w:t xml:space="preserve">Exit: accept a concrete variation with its predicted outcome and a stated condition that would challenge the </w:t>
-      </w:r>
-      <w:r>
-        <w:rPr>
-          <w:b/>
-        </w:rPr>
-        <w:t>mechanism</w:t>
-      </w:r>
-      <w:r>
-        <w:rPr>
-          <w:b w:val="0"/>
-        </w:rPr>
-        <w:t xml:space="preserve">; reject a claim resting on unmeasured </w:t>
-      </w:r>
-      <w:r>
-        <w:rPr>
-          <w:b/>
-        </w:rPr>
-        <w:t>evidence</w:t>
-      </w:r>
-      <w:r>
-        <w:rPr>
-          <w:b w:val="0"/>
-        </w:rPr>
-        <w:t>.</w:t>
+        <w:t>Selected case: A payment-like classroom token transfer has unknown status after network loss. Should the mock repeat immediately?</w:t>
       </w:r>
     </w:p>
     <w:p>
       <w:pPr>
-        <w:pStyle w:val="Heading3"/>
-      </w:pPr>
-      <w:r>
-        <w:t>W1 Explain the mechanism</w:t>
+        <w:spacing w:line="336" w:lineRule="auto" w:after="180"/>
+      </w:pPr>
+      <w:r>
+        <w:rPr>
+          <w:b w:val="0"/>
+        </w:rPr>
+        <w:t>Teacher explanation: No. Reconcile the operation ID with the authoritative ledger; retry only under the declared deduplication/recovery rule. Use fictional tokens only.</w:t>
       </w:r>
     </w:p>
     <w:p>
       <w:pPr>
-        <w:pStyle w:val="Heading3"/>
-      </w:pPr>
-      <w:r>
-        <w:t>Workbook question · W1</w:t>
-      </w:r>
-    </w:p>
-    <w:p>
-      <w:pPr>
-        <w:spacing w:line="336" w:lineRule="auto" w:after="180"/>
-        <w:shd w:fill="F5F1FB"/>
-      </w:pPr>
-      <w:r>
-        <w:rPr>
-          <w:b w:val="0"/>
-        </w:rPr>
-        <w:t xml:space="preserve">Explain the weekly </w:t>
-      </w:r>
-      <w:r>
-        <w:rPr>
-          <w:b/>
-        </w:rPr>
-        <w:t>mechanism</w:t>
-      </w:r>
-      <w:r>
-        <w:rPr>
-          <w:b w:val="0"/>
-        </w:rPr>
-        <w:t xml:space="preserve"> in your own words. Use the worked scenario to name its </w:t>
-      </w:r>
-      <w:r>
-        <w:rPr>
-          <w:b/>
-        </w:rPr>
-        <w:t>input</w:t>
-      </w:r>
-      <w:r>
-        <w:rPr>
-          <w:b w:val="0"/>
-        </w:rPr>
-        <w:t xml:space="preserve">, decision rule and </w:t>
-      </w:r>
-      <w:r>
-        <w:rPr>
-          <w:b/>
-        </w:rPr>
-        <w:t>output</w:t>
-      </w:r>
-      <w:r>
-        <w:rPr>
-          <w:b w:val="0"/>
-        </w:rPr>
-        <w:t>.</w:t>
-      </w:r>
-    </w:p>
-    <w:p>
-      <w:pPr>
-        <w:pStyle w:val="Heading3"/>
-      </w:pPr>
-      <w:r>
-        <w:t>Teacher reasoning · W1</w:t>
-      </w:r>
-    </w:p>
-    <w:p>
-      <w:pPr>
-        <w:spacing w:line="336" w:lineRule="auto" w:after="180"/>
-        <w:shd w:fill="F1F6FC"/>
-      </w:pPr>
-      <w:r>
-        <w:rPr>
-          <w:b w:val="0"/>
-        </w:rPr>
-        <w:t xml:space="preserve">Teacher explanation: External effects can succeed while their </w:t>
-      </w:r>
-      <w:r>
-        <w:rPr>
-          <w:b/>
-        </w:rPr>
-        <w:t>acknowledgement</w:t>
-      </w:r>
-      <w:r>
-        <w:rPr>
-          <w:b w:val="0"/>
-        </w:rPr>
-        <w:t xml:space="preserve"> is lost. Recovery must inspect committed state before repeating the operation.</w:t>
-      </w:r>
-    </w:p>
-    <w:p>
-      <w:pPr>
-        <w:spacing w:line="336" w:lineRule="auto" w:after="180"/>
-        <w:shd w:fill="F1F6FC"/>
-      </w:pPr>
-      <w:r>
-        <w:rPr>
-          <w:b w:val="0"/>
-        </w:rPr>
-        <w:t>The mock ledger records prepared, committed or unknown per operation ID. Retry a committed operation by returning its result; reconcile unknown status instead of assuming failure.</w:t>
-      </w:r>
-    </w:p>
-    <w:p>
-      <w:pPr>
-        <w:spacing w:line="336" w:lineRule="auto" w:after="180"/>
-        <w:shd w:fill="F1F6FC"/>
-      </w:pPr>
-      <w:r>
-        <w:rPr>
-          <w:b w:val="0"/>
-        </w:rPr>
-        <w:t xml:space="preserve">Preserve </w:t>
-      </w:r>
-      <w:r>
-        <w:rPr>
-          <w:b/>
-        </w:rPr>
-        <w:t>compensation</w:t>
-      </w:r>
-      <w:r>
-        <w:rPr>
-          <w:b w:val="0"/>
-        </w:rPr>
-        <w:t xml:space="preserve"> as a separate authorised action.</w:t>
-      </w:r>
-    </w:p>
-    <w:p>
-      <w:pPr>
-        <w:pStyle w:val="Heading3"/>
-      </w:pPr>
-      <w:r>
-        <w:t>W2 Trace the worked case</w:t>
-      </w:r>
-    </w:p>
-    <w:p>
-      <w:pPr>
-        <w:pStyle w:val="Heading3"/>
-      </w:pPr>
-      <w:r>
-        <w:t>Workbook question · W2</w:t>
-      </w:r>
-    </w:p>
-    <w:p>
-      <w:pPr>
-        <w:spacing w:line="336" w:lineRule="auto" w:after="180"/>
-        <w:shd w:fill="F5F1FB"/>
-      </w:pPr>
-      <w:r>
-        <w:rPr>
-          <w:b w:val="0"/>
-        </w:rPr>
-        <w:t>A booking is committed in storage, but response delivery times out. Caller asks to repeat. Show the intermediate steps and give the conclusion with its scope.</w:t>
-      </w:r>
-    </w:p>
-    <w:p>
-      <w:pPr>
-        <w:pStyle w:val="Heading3"/>
-      </w:pPr>
-      <w:r>
-        <w:t>Teacher reasoning · W2</w:t>
-      </w:r>
-    </w:p>
-    <w:p>
-      <w:pPr>
-        <w:spacing w:line="336" w:lineRule="auto" w:after="180"/>
-        <w:shd w:fill="F1F6FC"/>
-      </w:pPr>
-      <w:r>
-        <w:rPr>
-          <w:b w:val="0"/>
-        </w:rPr>
-        <w:t xml:space="preserve">Teacher explanation: Lookup the operation ID and return the committed booking; do not create a second booking. A lost </w:t>
-      </w:r>
-      <w:r>
-        <w:rPr>
-          <w:b/>
-        </w:rPr>
-        <w:t>acknowledgement</w:t>
-      </w:r>
-      <w:r>
-        <w:rPr>
-          <w:b w:val="0"/>
-        </w:rPr>
-        <w:t xml:space="preserve"> does not undo the effect.</w:t>
-      </w:r>
-    </w:p>
-    <w:p>
-      <w:pPr>
-        <w:pStyle w:val="Heading3"/>
-      </w:pPr>
-      <w:r>
-        <w:t>W3 Audit the limit</w:t>
-      </w:r>
-    </w:p>
-    <w:p>
-      <w:pPr>
-        <w:pStyle w:val="Heading3"/>
-      </w:pPr>
-      <w:r>
-        <w:t>Workbook question · W3</w:t>
-      </w:r>
-    </w:p>
-    <w:p>
-      <w:pPr>
-        <w:spacing w:line="336" w:lineRule="auto" w:after="180"/>
-        <w:shd w:fill="F5F1FB"/>
-      </w:pPr>
-      <w:r>
-        <w:rPr>
-          <w:b w:val="0"/>
-        </w:rPr>
-        <w:t>A report omits this qualification: A compensating action is itself a side effect requiring authority; recovery does not silently permit deletion or refund.</w:t>
-      </w:r>
-    </w:p>
-    <w:p>
-      <w:pPr>
-        <w:spacing w:line="336" w:lineRule="auto" w:after="180"/>
-        <w:shd w:fill="F5F1FB"/>
-      </w:pPr>
-      <w:r>
-        <w:rPr>
-          <w:b w:val="0"/>
-        </w:rPr>
-        <w:t>Explain how omitting it could change a reader's interpretation, and write an accurate replacement.</w:t>
-      </w:r>
-    </w:p>
-    <w:p>
-      <w:pPr>
-        <w:pStyle w:val="Heading3"/>
-      </w:pPr>
-      <w:r>
-        <w:t>Teacher reasoning · W3</w:t>
-      </w:r>
-    </w:p>
-    <w:p>
-      <w:pPr>
-        <w:spacing w:line="336" w:lineRule="auto" w:after="180"/>
-        <w:shd w:fill="F1F6FC"/>
-      </w:pPr>
-      <w:r>
-        <w:rPr>
-          <w:b w:val="0"/>
-        </w:rPr>
-        <w:t>Teacher explanation: A compensating action is itself a side effect requiring authority; recovery does not silently permit deletion or refund.</w:t>
-      </w:r>
-    </w:p>
-    <w:p>
-      <w:pPr>
-        <w:spacing w:line="336" w:lineRule="auto" w:after="180"/>
-        <w:shd w:fill="F1F6FC"/>
-      </w:pPr>
-      <w:r>
-        <w:rPr>
-          <w:b w:val="0"/>
-        </w:rPr>
-        <w:t xml:space="preserve">State the observed result separately from the unverified or out-of-scope claim; preserve the original </w:t>
-      </w:r>
-      <w:r>
-        <w:rPr>
-          <w:b/>
-        </w:rPr>
-        <w:t>evidence</w:t>
-      </w:r>
-      <w:r>
-        <w:rPr>
-          <w:b w:val="0"/>
-        </w:rPr>
-        <w:t xml:space="preserve"> rather than inventing a missing fact.</w:t>
-      </w:r>
-    </w:p>
-    <w:p>
-      <w:pPr>
-        <w:pStyle w:val="Heading3"/>
-      </w:pPr>
-      <w:r>
-        <w:t>W4 Apply a new case independently</w:t>
-      </w:r>
-    </w:p>
-    <w:p>
-      <w:pPr>
-        <w:pStyle w:val="Heading3"/>
-      </w:pPr>
-      <w:r>
-        <w:t>Workbook question · W4</w:t>
-      </w:r>
-    </w:p>
-    <w:p>
-      <w:pPr>
-        <w:spacing w:line="336" w:lineRule="auto" w:after="180"/>
-        <w:shd w:fill="F5F1FB"/>
-      </w:pPr>
-      <w:r>
-        <w:rPr>
-          <w:b w:val="0"/>
-        </w:rPr>
-        <w:t>A payment-like classroom token transfer has unknown status after network loss. Should the mock repeat immediately?</w:t>
-      </w:r>
-    </w:p>
-    <w:p>
-      <w:pPr>
-        <w:pStyle w:val="Heading3"/>
-      </w:pPr>
-      <w:r>
-        <w:t>Teacher reasoning · W4</w:t>
-      </w:r>
-    </w:p>
-    <w:p>
-      <w:pPr>
-        <w:spacing w:line="336" w:lineRule="auto" w:after="180"/>
-        <w:shd w:fill="F1F6FC"/>
-      </w:pPr>
-      <w:r>
-        <w:rPr>
-          <w:b w:val="0"/>
-        </w:rPr>
-        <w:t>Teacher explanation: No. Reconcile the operation ID with the authoritative ledger; retry only under the declared deduplication/recovery rule. Use fictional tokens only.</w:t>
-      </w:r>
-    </w:p>
-    <w:p>
-      <w:pPr>
-        <w:pStyle w:val="Heading3"/>
-      </w:pPr>
-      <w:r>
-        <w:t>W5 Design a revealing follow-up</w:t>
-      </w:r>
-    </w:p>
-    <w:p>
-      <w:pPr>
-        <w:pStyle w:val="Heading3"/>
-      </w:pPr>
-      <w:r>
-        <w:t>Workbook question · W5</w:t>
-      </w:r>
-    </w:p>
-    <w:p>
-      <w:pPr>
-        <w:spacing w:line="336" w:lineRule="auto" w:after="180"/>
-        <w:shd w:fill="F5F1FB"/>
-      </w:pPr>
-      <w:r>
-        <w:rPr>
-          <w:b w:val="0"/>
-        </w:rPr>
-        <w:t>For the worked scenario, propose one additional case that could reveal a failure, describe its expected outcome before running it, and explain what would need to remain fixed for a fair comparison.</w:t>
-      </w:r>
-    </w:p>
-    <w:p>
-      <w:pPr>
-        <w:spacing w:line="336" w:lineRule="auto" w:after="180"/>
-        <w:shd w:fill="F5F1FB"/>
-      </w:pPr>
-      <w:r>
-        <w:rPr>
-          <w:b w:val="0"/>
-        </w:rPr>
-        <w:t>Do not reuse W4 as a new final test after receiving feedback.</w:t>
-      </w:r>
-    </w:p>
-    <w:p>
-      <w:pPr>
-        <w:pStyle w:val="Heading3"/>
-      </w:pPr>
-      <w:r>
-        <w:t>Teacher reasoning · W5</w:t>
-      </w:r>
-    </w:p>
-    <w:p>
-      <w:pPr>
-        <w:spacing w:line="336" w:lineRule="auto" w:after="180"/>
-        <w:shd w:fill="F1F6FC"/>
-      </w:pPr>
-      <w:r>
-        <w:rPr>
-          <w:b w:val="0"/>
-        </w:rPr>
-        <w:t xml:space="preserve">Teacher explanation: Accept a concrete variant of the worked </w:t>
-      </w:r>
-      <w:r>
-        <w:rPr>
-          <w:b/>
-        </w:rPr>
-        <w:t>input</w:t>
-      </w:r>
-      <w:r>
-        <w:rPr>
-          <w:b w:val="0"/>
-        </w:rPr>
-        <w:t xml:space="preserve"> or a missing/conflicting/boundary condition, with an expectation derived from the declared procedure.</w:t>
-      </w:r>
-    </w:p>
-    <w:p>
-      <w:pPr>
-        <w:spacing w:line="336" w:lineRule="auto" w:after="180"/>
-        <w:shd w:fill="F1F6FC"/>
-      </w:pPr>
-      <w:r>
-        <w:rPr>
-          <w:b w:val="0"/>
-        </w:rPr>
-        <w:t xml:space="preserve">Require preserved settings, original </w:t>
-      </w:r>
-      <w:r>
-        <w:rPr>
-          <w:b/>
-        </w:rPr>
-        <w:t>output</w:t>
-      </w:r>
-      <w:r>
-        <w:rPr>
-          <w:b w:val="0"/>
-        </w:rPr>
-        <w:t>s and data roles. A compensating action is itself a side effect requiring authority; recovery does not silently permit deletion or refund.</w:t>
-      </w:r>
-    </w:p>
-    <w:p>
-      <w:pPr>
-        <w:spacing w:line="336" w:lineRule="auto" w:after="180"/>
-        <w:shd w:fill="F1F6FC"/>
-      </w:pPr>
-      <w:r>
-        <w:rPr>
-          <w:b w:val="0"/>
-        </w:rPr>
-        <w:t xml:space="preserve">The new case should test this particular </w:t>
-      </w:r>
-      <w:r>
-        <w:rPr>
-          <w:b/>
-        </w:rPr>
-        <w:t>mechanism</w:t>
-      </w:r>
-      <w:r>
-        <w:rPr>
-          <w:b w:val="0"/>
-        </w:rPr>
-        <w:t xml:space="preserve"> rather than merely restate the original result.</w:t>
-      </w:r>
-    </w:p>
-    <w:p>
-      <w:pPr>
-        <w:pStyle w:val="Heading3"/>
-      </w:pPr>
-      <w:r>
-        <w:t>Independent assessment and fresh retry</w:t>
-      </w:r>
-    </w:p>
-    <w:p>
-      <w:pPr>
-        <w:pStyle w:val="Heading3"/>
-      </w:pPr>
-      <w:r>
-        <w:t>Teacher key · Independent assessment and fresh retry</w:t>
-      </w:r>
-    </w:p>
-    <w:p>
-      <w:pPr>
-        <w:spacing w:line="336" w:lineRule="auto" w:after="180"/>
-        <w:shd w:fill="F1F6FC"/>
-      </w:pPr>
-      <w:r>
-        <w:rPr>
-          <w:b w:val="0"/>
-        </w:rPr>
-        <w:t>W4: No. Reconcile the operation ID with the authoritative ledger; retry only under the declared deduplication/recovery rule. Use fictional tokens only. Require intermediate reasoning and the stated scope.</w:t>
-      </w:r>
-    </w:p>
-    <w:p>
-      <w:pPr>
-        <w:spacing w:line="336" w:lineRule="auto" w:after="180"/>
-        <w:shd w:fill="F1F6FC"/>
-      </w:pPr>
-      <w:r>
-        <w:rPr>
-          <w:b w:val="0"/>
-        </w:rPr>
-        <w:t xml:space="preserve">Fresh retry: A send ledger says committed while client reports timeout. Expected reasoning: Treat the committed record as effect </w:t>
-      </w:r>
-      <w:r>
-        <w:rPr>
-          <w:b/>
-        </w:rPr>
-        <w:t>evidence</w:t>
-      </w:r>
-      <w:r>
-        <w:rPr>
-          <w:b w:val="0"/>
-        </w:rPr>
-        <w:t>; return its result and avoid duplication.</w:t>
-      </w:r>
-    </w:p>
-    <w:p>
-      <w:pPr>
-        <w:spacing w:line="336" w:lineRule="auto" w:after="180"/>
-        <w:shd w:fill="F1F6FC"/>
-      </w:pPr>
-      <w:r>
-        <w:rPr>
-          <w:b w:val="0"/>
-        </w:rPr>
-        <w:t>If students need support, record it and reassess with another new case rather than awarding independence to a copied answer.</w:t>
-      </w:r>
-    </w:p>
-    <w:p>
-      <w:pPr>
-        <w:pStyle w:val="Heading3"/>
-      </w:pPr>
-      <w:r>
-        <w:t>Assess independent transfer</w:t>
-      </w:r>
-    </w:p>
-    <w:p>
-      <w:pPr>
-        <w:pStyle w:val="Heading3"/>
-      </w:pPr>
-      <w:r>
-        <w:t>Independent question · withhold the key</w:t>
-      </w:r>
-    </w:p>
-    <w:p>
-      <w:pPr>
-        <w:spacing w:line="336" w:lineRule="auto" w:after="180"/>
-        <w:shd w:fill="F5F1FB"/>
-      </w:pPr>
-      <w:r>
-        <w:rPr>
-          <w:b w:val="0"/>
-        </w:rPr>
-        <w:t>Selected case: A payment-like classroom token transfer has unknown status after network loss. Should the mock repeat immediately?</w:t>
-      </w:r>
-    </w:p>
-    <w:p>
-      <w:pPr>
-        <w:pStyle w:val="Heading3"/>
-      </w:pPr>
-      <w:r>
-        <w:t>Selected case answer</w:t>
-      </w:r>
-    </w:p>
-    <w:p>
-      <w:pPr>
-        <w:pStyle w:val="Heading3"/>
-      </w:pPr>
-      <w:r>
-        <w:t>Teacher key · Selected case answer</w:t>
-      </w:r>
-    </w:p>
-    <w:p>
-      <w:pPr>
-        <w:spacing w:line="336" w:lineRule="auto" w:after="180"/>
-        <w:shd w:fill="F1F6FC"/>
-      </w:pPr>
-      <w:r>
-        <w:rPr>
-          <w:b w:val="0"/>
-        </w:rPr>
-        <w:t>Teacher explanation: No. Reconcile the operation ID with the authoritative ledger; retry only under the declared deduplication/recovery rule. Use fictional tokens only.</w:t>
+        <w:pStyle w:val="Heading2"/>
+      </w:pPr>
+      <w:r>
+        <w:t>Judge explanation,trace and limits</w:t>
       </w:r>
     </w:p>
     <w:tbl>
@@ -3460,54 +3670,55 @@
     </w:tbl>
     <w:p>
       <w:pPr>
-        <w:pStyle w:val="Heading3"/>
-      </w:pPr>
-      <w:r>
-        <w:t>Teacher key · Selected case answer</w:t>
+        <w:spacing w:line="336" w:lineRule="auto" w:after="180"/>
+      </w:pPr>
+      <w:r>
+        <w:rPr>
+          <w:b w:val="0"/>
+        </w:rPr>
+        <w:t>Record each dimension as not yet, with support, or independent. Accept a valid alternative procedure with a defensible trace.</w:t>
       </w:r>
     </w:p>
     <w:p>
       <w:pPr>
         <w:spacing w:line="336" w:lineRule="auto" w:after="180"/>
-        <w:shd w:fill="F1F6FC"/>
       </w:pPr>
       <w:r>
         <w:rPr>
           <w:b w:val="0"/>
         </w:rPr>
-        <w:t>Record each dimension as not yet, with support, or independent. Accept a valid alternative procedure with a defensible trace.</w:t>
+        <w:t xml:space="preserve">Do not penalise an honestly recorded model failure if the learner correctly explains its </w:t>
+      </w:r>
+      <w:r>
+        <w:rPr>
+          <w:b/>
+        </w:rPr>
+        <w:t>evidence</w:t>
+      </w:r>
+      <w:r>
+        <w:rPr>
+          <w:b w:val="0"/>
+        </w:rPr>
+        <w:t xml:space="preserve"> and limits.</w:t>
       </w:r>
     </w:p>
     <w:p>
       <w:pPr>
-        <w:spacing w:line="336" w:lineRule="auto" w:after="180"/>
-        <w:shd w:fill="F1F6FC"/>
-      </w:pPr>
-      <w:r>
-        <w:rPr>
-          <w:b w:val="0"/>
-        </w:rPr>
-        <w:t xml:space="preserve">Do not penalise an honestly recorded model failure if the learner correctly explains its </w:t>
-      </w:r>
-      <w:r>
-        <w:rPr>
-          <w:b/>
-        </w:rPr>
-        <w:t>evidence</w:t>
-      </w:r>
-      <w:r>
-        <w:rPr>
-          <w:b w:val="0"/>
-        </w:rPr>
-        <w:t xml:space="preserve"> and limits.</w:t>
+        <w:pStyle w:val="Heading2"/>
+      </w:pPr>
+      <w:r>
+        <w:t>Give one usable repair</w:t>
       </w:r>
     </w:p>
     <w:p>
       <w:pPr>
-        <w:pStyle w:val="Heading3"/>
-      </w:pPr>
-      <w:r>
-        <w:t>Feedback that the learner uses</w:t>
+        <w:spacing w:line="336" w:lineRule="auto" w:after="180"/>
+      </w:pPr>
+      <w:r>
+        <w:rPr>
+          <w:b w:val="0"/>
+        </w:rPr>
+        <w:t>Name the earliest unsupported step and give one action to repair it. Have the learner make that repair now and explain why. Then assess the relevant skill on a fresh, fully specified case.</w:t>
       </w:r>
     </w:p>
     <w:p>
@@ -3518,31 +3729,85 @@
         <w:rPr>
           <w:b w:val="0"/>
         </w:rPr>
-        <w:t>Name the earliest unsupported step and give one action to repair it. Have the learner make that repair now and explain why. Then assess the relevant skill on a fresh, fully specified case.</w:t>
+        <w:t>Confirm it was not previously practised with feedback; solve and check the new case before assigning it. A follow-up design prompt is a starting brief, not automatically an equivalent test.</w:t>
       </w:r>
     </w:p>
     <w:p>
       <w:pPr>
-        <w:spacing w:line="336" w:lineRule="auto" w:after="180"/>
-      </w:pPr>
-      <w:r>
-        <w:rPr>
-          <w:b w:val="0"/>
-        </w:rPr>
-        <w:t>Confirm it was not previously practised with feedback; solve and check the new case before assigning it. A follow-up design prompt is a starting brief, not automatically an equivalent test.</w:t>
+        <w:pStyle w:val="Heading2"/>
+      </w:pPr>
+      <w:r>
+        <w:t>W1 Explain the mechanism</w:t>
       </w:r>
     </w:p>
     <w:p>
       <w:pPr>
-        <w:pStyle w:val="Heading1"/>
-      </w:pPr>
-      <w:r>
-        <w:t>06. Connect the project, support and next lesson</w:t>
+        <w:spacing w:line="336" w:lineRule="auto" w:after="180"/>
+      </w:pPr>
+      <w:r>
+        <w:rPr>
+          <w:b w:val="0"/>
+        </w:rPr>
+        <w:t xml:space="preserve">Explain the weekly </w:t>
+      </w:r>
+      <w:r>
+        <w:rPr>
+          <w:b/>
+        </w:rPr>
+        <w:t>mechanism</w:t>
+      </w:r>
+      <w:r>
+        <w:rPr>
+          <w:b w:val="0"/>
+        </w:rPr>
+        <w:t xml:space="preserve"> in your own words. Use the worked scenario to name its </w:t>
+      </w:r>
+      <w:r>
+        <w:rPr>
+          <w:b/>
+        </w:rPr>
+        <w:t>input</w:t>
+      </w:r>
+      <w:r>
+        <w:rPr>
+          <w:b w:val="0"/>
+        </w:rPr>
+        <w:t xml:space="preserve">, decision rule and </w:t>
+      </w:r>
+      <w:r>
+        <w:rPr>
+          <w:b/>
+        </w:rPr>
+        <w:t>output</w:t>
+      </w:r>
+      <w:r>
+        <w:rPr>
+          <w:b w:val="0"/>
+        </w:rPr>
+        <w:t>.</w:t>
       </w:r>
     </w:p>
     <w:p>
-      <w:r>
-        <w:t>Connect External side effects and recovery to Grounded Learning Service, adapt support and plan a later changed-case check.</w:t>
+      <w:pPr>
+        <w:spacing w:line="336" w:lineRule="auto" w:after="180"/>
+      </w:pPr>
+      <w:r>
+        <w:rPr>
+          <w:b w:val="0"/>
+        </w:rPr>
+        <w:t xml:space="preserve">Teacher explanation: External effects can succeed while their </w:t>
+      </w:r>
+      <w:r>
+        <w:rPr>
+          <w:b/>
+        </w:rPr>
+        <w:t>acknowledgement</w:t>
+      </w:r>
+      <w:r>
+        <w:rPr>
+          <w:b w:val="0"/>
+        </w:rPr>
+        <w:t xml:space="preserve"> is lost. Recovery must inspect committed state before repeating the operation.</w:t>
       </w:r>
     </w:p>
     <w:p>
@@ -3553,31 +3818,7 @@
         <w:rPr>
           <w:b w:val="0"/>
         </w:rPr>
-        <w:t xml:space="preserve">Add a labelled external side effects and recovery </w:t>
-      </w:r>
-      <w:r>
-        <w:rPr>
-          <w:b/>
-        </w:rPr>
-        <w:t>evidence</w:t>
-      </w:r>
-      <w:r>
-        <w:rPr>
-          <w:b w:val="0"/>
-        </w:rPr>
-        <w:t xml:space="preserve"> sheet to Grounded Learning Service. Show how you can explain the </w:t>
-      </w:r>
-      <w:r>
-        <w:rPr>
-          <w:b/>
-        </w:rPr>
-        <w:t>mechanism</w:t>
-      </w:r>
-      <w:r>
-        <w:rPr>
-          <w:b w:val="0"/>
-        </w:rPr>
-        <w:t xml:space="preserve"> and terminology of external side effects and recovery.</w:t>
+        <w:t>The mock ledger records prepared, committed or unknown per operation ID. Retry a committed operation by returning its result; reconcile unknown status instead of assuming failure.</w:t>
       </w:r>
     </w:p>
     <w:p>
@@ -3588,54 +3829,27 @@
         <w:rPr>
           <w:b w:val="0"/>
         </w:rPr>
-        <w:t xml:space="preserve">Use the supplied fictional case and keep its </w:t>
+        <w:t xml:space="preserve">Preserve </w:t>
       </w:r>
       <w:r>
         <w:rPr>
           <w:b/>
         </w:rPr>
-        <w:t>input</w:t>
+        <w:t>compensation</w:t>
       </w:r>
       <w:r>
         <w:rPr>
           <w:b w:val="0"/>
         </w:rPr>
-        <w:t xml:space="preserve">s, intermediate steps, calculation or </w:t>
-      </w:r>
-      <w:r>
-        <w:rPr>
-          <w:b/>
-        </w:rPr>
-        <w:t>prediction</w:t>
-      </w:r>
-      <w:r>
-        <w:rPr>
-          <w:b w:val="0"/>
-        </w:rPr>
-        <w:t>, and limitation. Connect this record to last week’s record; a matching answer without a trace is insufficient.</w:t>
+        <w:t xml:space="preserve"> as a separate authorised action.</w:t>
       </w:r>
     </w:p>
     <w:p>
       <w:pPr>
-        <w:spacing w:line="336" w:lineRule="auto" w:after="180"/>
-      </w:pPr>
-      <w:r>
-        <w:rPr>
-          <w:b w:val="0"/>
-        </w:rPr>
-        <w:t xml:space="preserve">Provide an </w:t>
-      </w:r>
-      <w:r>
-        <w:rPr>
-          <w:b/>
-        </w:rPr>
-        <w:t>input</w:t>
-      </w:r>
-      <w:r>
-        <w:rPr>
-          <w:b w:val="0"/>
-        </w:rPr>
-        <w:t>/procedure/result/limit frame and a calculator when needed. Ask students to identify the first step before completing the whole trace.</w:t>
+        <w:pStyle w:val="Heading2"/>
+      </w:pPr>
+      <w:r>
+        <w:t>W2 Trace the worked case</w:t>
       </w:r>
     </w:p>
     <w:p>
@@ -3646,19 +3860,7 @@
         <w:rPr>
           <w:b w:val="0"/>
         </w:rPr>
-        <w:t xml:space="preserve">Extension: compare two concrete variants of this </w:t>
-      </w:r>
-      <w:r>
-        <w:rPr>
-          <w:b/>
-        </w:rPr>
-        <w:t>mechanism</w:t>
-      </w:r>
-      <w:r>
-        <w:rPr>
-          <w:b w:val="0"/>
-        </w:rPr>
-        <w:t xml:space="preserve"> while holding unrelated conditions fixed; report both successful and unsuccessful outcomes.</w:t>
+        <w:t>A booking is committed in storage, but response delivery times out. Caller asks to repeat. Show the intermediate steps and give the conclusion with its scope.</w:t>
       </w:r>
     </w:p>
     <w:p>
@@ -3669,50 +3871,620 @@
         <w:rPr>
           <w:b w:val="0"/>
         </w:rPr>
-        <w:t xml:space="preserve">Next connection: Untrusted </w:t>
+        <w:t xml:space="preserve">Teacher explanation: Lookup the operation ID and return the committed booking; do not create a second booking. A lost </w:t>
       </w:r>
       <w:r>
         <w:rPr>
           <w:b/>
         </w:rPr>
-        <w:t>input</w:t>
+        <w:t>acknowledgement</w:t>
       </w:r>
       <w:r>
         <w:rPr>
           <w:b w:val="0"/>
         </w:rPr>
-        <w:t xml:space="preserve"> boundaries. Preserve the current case record and retrieve its </w:t>
-      </w:r>
-      <w:r>
-        <w:rPr>
-          <w:b/>
-        </w:rPr>
-        <w:t>evidence</w:t>
-      </w:r>
-      <w:r>
-        <w:rPr>
-          <w:b w:val="0"/>
-        </w:rPr>
-        <w:t xml:space="preserve"> boundary before moving on.</w:t>
+        <w:t xml:space="preserve"> does not undo the effect.</w:t>
       </w:r>
     </w:p>
     <w:p>
       <w:pPr>
-        <w:spacing w:line="336" w:lineRule="auto" w:after="180"/>
-      </w:pPr>
-      <w:r>
-        <w:rPr>
-          <w:b w:val="0"/>
-        </w:rPr>
-        <w:t>Retain the project ledger and assess a changed case after support. Check the relevant prerequisite before carrying this component forward.</w:t>
+        <w:pStyle w:val="Heading2"/>
+      </w:pPr>
+      <w:r>
+        <w:t>W3 Audit the limit</w:t>
       </w:r>
     </w:p>
     <w:p>
       <w:pPr>
+        <w:spacing w:line="336" w:lineRule="auto" w:after="180"/>
+      </w:pPr>
+      <w:r>
+        <w:rPr>
+          <w:b w:val="0"/>
+        </w:rPr>
+        <w:t>A report omits this qualification: A compensating action is itself a side effect requiring authority; recovery does not silently permit deletion or refund.</w:t>
+      </w:r>
+    </w:p>
+    <w:p>
+      <w:pPr>
+        <w:spacing w:line="336" w:lineRule="auto" w:after="180"/>
+      </w:pPr>
+      <w:r>
+        <w:rPr>
+          <w:b w:val="0"/>
+        </w:rPr>
+        <w:t>Explain how omitting it could change a reader's interpretation, and write an accurate replacement.</w:t>
+      </w:r>
+    </w:p>
+    <w:p>
+      <w:pPr>
+        <w:spacing w:line="336" w:lineRule="auto" w:after="180"/>
+      </w:pPr>
+      <w:r>
+        <w:rPr>
+          <w:b w:val="0"/>
+        </w:rPr>
+        <w:t>Teacher explanation: A compensating action is itself a side effect requiring authority; recovery does not silently permit deletion or refund.</w:t>
+      </w:r>
+    </w:p>
+    <w:p>
+      <w:pPr>
+        <w:spacing w:line="336" w:lineRule="auto" w:after="180"/>
+      </w:pPr>
+      <w:r>
+        <w:rPr>
+          <w:b w:val="0"/>
+        </w:rPr>
+        <w:t xml:space="preserve">State the observed result separately from the unverified or out-of-scope claim; preserve the original </w:t>
+      </w:r>
+      <w:r>
+        <w:rPr>
+          <w:b/>
+        </w:rPr>
+        <w:t>evidence</w:t>
+      </w:r>
+      <w:r>
+        <w:rPr>
+          <w:b w:val="0"/>
+        </w:rPr>
+        <w:t xml:space="preserve"> rather than inventing a missing fact.</w:t>
+      </w:r>
+    </w:p>
+    <w:p>
+      <w:pPr>
+        <w:pStyle w:val="Heading2"/>
+      </w:pPr>
+      <w:r>
+        <w:t>W5 Design a revealing follow-up</w:t>
+      </w:r>
+    </w:p>
+    <w:p>
+      <w:pPr>
+        <w:spacing w:line="336" w:lineRule="auto" w:after="180"/>
+      </w:pPr>
+      <w:r>
+        <w:rPr>
+          <w:b w:val="0"/>
+        </w:rPr>
+        <w:t>For the worked scenario, propose one additional case that could reveal a failure, describe its expected outcome before running it, and explain what would need to remain fixed for a fair comparison.</w:t>
+      </w:r>
+    </w:p>
+    <w:p>
+      <w:pPr>
+        <w:spacing w:line="336" w:lineRule="auto" w:after="180"/>
+      </w:pPr>
+      <w:r>
+        <w:rPr>
+          <w:b w:val="0"/>
+        </w:rPr>
+        <w:t>Do not reuse W4 as a new final test after receiving feedback.</w:t>
+      </w:r>
+    </w:p>
+    <w:p>
+      <w:pPr>
+        <w:spacing w:line="336" w:lineRule="auto" w:after="180"/>
+      </w:pPr>
+      <w:r>
+        <w:rPr>
+          <w:b w:val="0"/>
+        </w:rPr>
+        <w:t xml:space="preserve">Teacher explanation: Accept a concrete variant of the worked </w:t>
+      </w:r>
+      <w:r>
+        <w:rPr>
+          <w:b/>
+        </w:rPr>
+        <w:t>input</w:t>
+      </w:r>
+      <w:r>
+        <w:rPr>
+          <w:b w:val="0"/>
+        </w:rPr>
+        <w:t xml:space="preserve"> or a missing/conflicting/boundary condition, with an expectation derived from the declared procedure.</w:t>
+      </w:r>
+    </w:p>
+    <w:p>
+      <w:pPr>
+        <w:spacing w:line="336" w:lineRule="auto" w:after="180"/>
+      </w:pPr>
+      <w:r>
+        <w:rPr>
+          <w:b w:val="0"/>
+        </w:rPr>
+        <w:t xml:space="preserve">Require preserved settings, original </w:t>
+      </w:r>
+      <w:r>
+        <w:rPr>
+          <w:b/>
+        </w:rPr>
+        <w:t>output</w:t>
+      </w:r>
+      <w:r>
+        <w:rPr>
+          <w:b w:val="0"/>
+        </w:rPr>
+        <w:t>s and data roles. A compensating action is itself a side effect requiring authority; recovery does not silently permit deletion or refund.</w:t>
+      </w:r>
+    </w:p>
+    <w:p>
+      <w:pPr>
+        <w:spacing w:line="336" w:lineRule="auto" w:after="180"/>
+      </w:pPr>
+      <w:r>
+        <w:rPr>
+          <w:b w:val="0"/>
+        </w:rPr>
+        <w:t xml:space="preserve">The new case should test this particular </w:t>
+      </w:r>
+      <w:r>
+        <w:rPr>
+          <w:b/>
+        </w:rPr>
+        <w:t>mechanism</w:t>
+      </w:r>
+      <w:r>
+        <w:rPr>
+          <w:b w:val="0"/>
+        </w:rPr>
+        <w:t xml:space="preserve"> rather than merely restate the original result.</w:t>
+      </w:r>
+    </w:p>
+    <w:p>
+      <w:pPr>
+        <w:pStyle w:val="Heading2"/>
+      </w:pPr>
+      <w:r>
+        <w:t>Earlier wording, alternatives and picture transcripts · reference / check after trying</w:t>
+      </w:r>
+    </w:p>
+    <w:p>
+      <w:pPr>
         <w:pStyle w:val="Heading3"/>
       </w:pPr>
       <w:r>
-        <w:t>Plan the delayed return</w:t>
+        <w:t>Guided and exit questions</w:t>
+      </w:r>
+    </w:p>
+    <w:p>
+      <w:pPr>
+        <w:spacing w:line="336" w:lineRule="auto" w:after="180"/>
+      </w:pPr>
+      <w:r>
+        <w:rPr>
+          <w:b w:val="0"/>
+        </w:rPr>
+        <w:t xml:space="preserve">Guided: Lookup the operation ID and return the committed booking; do not create a second booking. A lost </w:t>
+      </w:r>
+      <w:r>
+        <w:rPr>
+          <w:b/>
+        </w:rPr>
+        <w:t>acknowledgement</w:t>
+      </w:r>
+      <w:r>
+        <w:rPr>
+          <w:b w:val="0"/>
+        </w:rPr>
+        <w:t xml:space="preserve"> does not undo the effect.</w:t>
+      </w:r>
+    </w:p>
+    <w:p>
+      <w:pPr>
+        <w:spacing w:line="336" w:lineRule="auto" w:after="180"/>
+      </w:pPr>
+      <w:r>
+        <w:rPr>
+          <w:b w:val="0"/>
+        </w:rPr>
+        <w:t>Qualification: A compensating action is itself a side effect requiring authority; recovery does not silently permit deletion or refund.</w:t>
+      </w:r>
+    </w:p>
+    <w:p>
+      <w:pPr>
+        <w:spacing w:line="336" w:lineRule="auto" w:after="180"/>
+      </w:pPr>
+      <w:r>
+        <w:rPr>
+          <w:b w:val="0"/>
+        </w:rPr>
+        <w:t xml:space="preserve">Exit: accept a concrete variation with its predicted outcome and a stated condition that would challenge the </w:t>
+      </w:r>
+      <w:r>
+        <w:rPr>
+          <w:b/>
+        </w:rPr>
+        <w:t>mechanism</w:t>
+      </w:r>
+      <w:r>
+        <w:rPr>
+          <w:b w:val="0"/>
+        </w:rPr>
+        <w:t xml:space="preserve">; reject a claim resting on unmeasured </w:t>
+      </w:r>
+      <w:r>
+        <w:rPr>
+          <w:b/>
+        </w:rPr>
+        <w:t>evidence</w:t>
+      </w:r>
+      <w:r>
+        <w:rPr>
+          <w:b w:val="0"/>
+        </w:rPr>
+        <w:t>.</w:t>
+      </w:r>
+    </w:p>
+    <w:p>
+      <w:pPr>
+        <w:pStyle w:val="Heading3"/>
+      </w:pPr>
+      <w:r>
+        <w:t>W1 Explain the mechanism</w:t>
+      </w:r>
+    </w:p>
+    <w:p>
+      <w:pPr>
+        <w:pStyle w:val="Heading3"/>
+      </w:pPr>
+      <w:r>
+        <w:t>W2 Trace the worked case</w:t>
+      </w:r>
+    </w:p>
+    <w:p>
+      <w:pPr>
+        <w:pStyle w:val="Heading3"/>
+      </w:pPr>
+      <w:r>
+        <w:t>W3 Audit the limit</w:t>
+      </w:r>
+    </w:p>
+    <w:p>
+      <w:pPr>
+        <w:pStyle w:val="Heading3"/>
+      </w:pPr>
+      <w:r>
+        <w:t>W4 Apply a new case independently</w:t>
+      </w:r>
+    </w:p>
+    <w:p>
+      <w:pPr>
+        <w:spacing w:line="336" w:lineRule="auto" w:after="180"/>
+      </w:pPr>
+      <w:r>
+        <w:rPr>
+          <w:b w:val="0"/>
+        </w:rPr>
+        <w:t>A payment-like classroom token transfer has unknown status after network loss. Should the mock repeat immediately?</w:t>
+      </w:r>
+    </w:p>
+    <w:p>
+      <w:pPr>
+        <w:spacing w:line="336" w:lineRule="auto" w:after="180"/>
+      </w:pPr>
+      <w:r>
+        <w:rPr>
+          <w:b w:val="0"/>
+        </w:rPr>
+        <w:t>Teacher explanation: No. Reconcile the operation ID with the authoritative ledger; retry only under the declared deduplication/recovery rule. Use fictional tokens only.</w:t>
+      </w:r>
+    </w:p>
+    <w:p>
+      <w:pPr>
+        <w:pStyle w:val="Heading3"/>
+      </w:pPr>
+      <w:r>
+        <w:t>W5 Design a revealing follow-up</w:t>
+      </w:r>
+    </w:p>
+    <w:p>
+      <w:pPr>
+        <w:pStyle w:val="Heading3"/>
+      </w:pPr>
+      <w:r>
+        <w:t>Independent assessment and fresh retry</w:t>
+      </w:r>
+    </w:p>
+    <w:p>
+      <w:pPr>
+        <w:spacing w:line="336" w:lineRule="auto" w:after="180"/>
+      </w:pPr>
+      <w:r>
+        <w:rPr>
+          <w:b w:val="0"/>
+        </w:rPr>
+        <w:t>W4: No. Reconcile the operation ID with the authoritative ledger; retry only under the declared deduplication/recovery rule. Use fictional tokens only. Require intermediate reasoning and the stated scope.</w:t>
+      </w:r>
+    </w:p>
+    <w:p>
+      <w:pPr>
+        <w:spacing w:line="336" w:lineRule="auto" w:after="180"/>
+      </w:pPr>
+      <w:r>
+        <w:rPr>
+          <w:b w:val="0"/>
+        </w:rPr>
+        <w:t xml:space="preserve">Fresh retry: A send ledger says committed while client reports timeout. Expected reasoning: Treat the committed record as effect </w:t>
+      </w:r>
+      <w:r>
+        <w:rPr>
+          <w:b/>
+        </w:rPr>
+        <w:t>evidence</w:t>
+      </w:r>
+      <w:r>
+        <w:rPr>
+          <w:b w:val="0"/>
+        </w:rPr>
+        <w:t>; return its result and avoid duplication.</w:t>
+      </w:r>
+    </w:p>
+    <w:p>
+      <w:pPr>
+        <w:spacing w:line="336" w:lineRule="auto" w:after="180"/>
+      </w:pPr>
+      <w:r>
+        <w:rPr>
+          <w:b w:val="0"/>
+        </w:rPr>
+        <w:t>If students need support, record it and reassess with another new case rather than awarding independence to a copied answer.</w:t>
+      </w:r>
+    </w:p>
+    <w:p>
+      <w:pPr>
+        <w:pStyle w:val="Heading3"/>
+      </w:pPr>
+      <w:r>
+        <w:t>Assess independent transfer</w:t>
+      </w:r>
+    </w:p>
+    <w:p>
+      <w:pPr>
+        <w:pStyle w:val="Heading3"/>
+      </w:pPr>
+      <w:r>
+        <w:t>Selected case answer</w:t>
+      </w:r>
+    </w:p>
+    <w:p>
+      <w:pPr>
+        <w:pStyle w:val="Heading3"/>
+      </w:pPr>
+      <w:r>
+        <w:t>Feedback that the learner uses</w:t>
+      </w:r>
+    </w:p>
+    <w:p>
+      <w:pPr>
+        <w:pStyle w:val="Heading1"/>
+      </w:pPr>
+      <w:r>
+        <w:t>06. Connect, support and revisit service design</w:t>
+      </w:r>
+    </w:p>
+    <w:p>
+      <w:r>
+        <w:t>Use saved evidence and boundary decisions to choose the next step.</w:t>
+      </w:r>
+    </w:p>
+    <w:p>
+      <w:pPr>
+        <w:pStyle w:val="Heading2"/>
+      </w:pPr>
+      <w:r>
+        <w:t>Project and next-week bridge</w:t>
+      </w:r>
+    </w:p>
+    <w:p>
+      <w:pPr>
+        <w:spacing w:line="336" w:lineRule="auto" w:after="180"/>
+      </w:pPr>
+      <w:r>
+        <w:rPr>
+          <w:b w:val="0"/>
+        </w:rPr>
+        <w:t xml:space="preserve">Add a labelled external side effects and recovery </w:t>
+      </w:r>
+      <w:r>
+        <w:rPr>
+          <w:b/>
+        </w:rPr>
+        <w:t>evidence</w:t>
+      </w:r>
+      <w:r>
+        <w:rPr>
+          <w:b w:val="0"/>
+        </w:rPr>
+        <w:t xml:space="preserve"> sheet to Grounded Learning Service. Show how you can explain the </w:t>
+      </w:r>
+      <w:r>
+        <w:rPr>
+          <w:b/>
+        </w:rPr>
+        <w:t>mechanism</w:t>
+      </w:r>
+      <w:r>
+        <w:rPr>
+          <w:b w:val="0"/>
+        </w:rPr>
+        <w:t xml:space="preserve"> and terminology of external side effects and recovery.</w:t>
+      </w:r>
+    </w:p>
+    <w:p>
+      <w:pPr>
+        <w:spacing w:line="336" w:lineRule="auto" w:after="180"/>
+      </w:pPr>
+      <w:r>
+        <w:rPr>
+          <w:b w:val="0"/>
+        </w:rPr>
+        <w:t xml:space="preserve">Use the supplied fictional case and keep its </w:t>
+      </w:r>
+      <w:r>
+        <w:rPr>
+          <w:b/>
+        </w:rPr>
+        <w:t>input</w:t>
+      </w:r>
+      <w:r>
+        <w:rPr>
+          <w:b w:val="0"/>
+        </w:rPr>
+        <w:t xml:space="preserve">s, intermediate steps, calculation or </w:t>
+      </w:r>
+      <w:r>
+        <w:rPr>
+          <w:b/>
+        </w:rPr>
+        <w:t>prediction</w:t>
+      </w:r>
+      <w:r>
+        <w:rPr>
+          <w:b w:val="0"/>
+        </w:rPr>
+        <w:t>, and limitation. Connect this record to last week’s record; a matching answer without a trace is insufficient.</w:t>
+      </w:r>
+    </w:p>
+    <w:p>
+      <w:pPr>
+        <w:spacing w:line="336" w:lineRule="auto" w:after="180"/>
+      </w:pPr>
+      <w:r>
+        <w:rPr>
+          <w:b w:val="0"/>
+        </w:rPr>
+        <w:t xml:space="preserve">Provide an </w:t>
+      </w:r>
+      <w:r>
+        <w:rPr>
+          <w:b/>
+        </w:rPr>
+        <w:t>input</w:t>
+      </w:r>
+      <w:r>
+        <w:rPr>
+          <w:b w:val="0"/>
+        </w:rPr>
+        <w:t>/procedure/result/limit frame and a calculator when needed. Ask students to identify the first step before completing the whole trace.</w:t>
+      </w:r>
+    </w:p>
+    <w:p>
+      <w:pPr>
+        <w:spacing w:line="336" w:lineRule="auto" w:after="180"/>
+      </w:pPr>
+      <w:r>
+        <w:rPr>
+          <w:b w:val="0"/>
+        </w:rPr>
+        <w:t xml:space="preserve">Extension: compare two concrete variants of this </w:t>
+      </w:r>
+      <w:r>
+        <w:rPr>
+          <w:b/>
+        </w:rPr>
+        <w:t>mechanism</w:t>
+      </w:r>
+      <w:r>
+        <w:rPr>
+          <w:b w:val="0"/>
+        </w:rPr>
+        <w:t xml:space="preserve"> while holding unrelated conditions fixed; report both successful and unsuccessful outcomes.</w:t>
+      </w:r>
+    </w:p>
+    <w:p>
+      <w:pPr>
+        <w:spacing w:line="336" w:lineRule="auto" w:after="180"/>
+      </w:pPr>
+      <w:r>
+        <w:rPr>
+          <w:b w:val="0"/>
+        </w:rPr>
+        <w:t xml:space="preserve">Next connection: Untrusted </w:t>
+      </w:r>
+      <w:r>
+        <w:rPr>
+          <w:b/>
+        </w:rPr>
+        <w:t>input</w:t>
+      </w:r>
+      <w:r>
+        <w:rPr>
+          <w:b w:val="0"/>
+        </w:rPr>
+        <w:t xml:space="preserve"> boundaries. Preserve the current case record and retrieve its </w:t>
+      </w:r>
+      <w:r>
+        <w:rPr>
+          <w:b/>
+        </w:rPr>
+        <w:t>evidence</w:t>
+      </w:r>
+      <w:r>
+        <w:rPr>
+          <w:b w:val="0"/>
+        </w:rPr>
+        <w:t xml:space="preserve"> boundary before moving on.</w:t>
+      </w:r>
+    </w:p>
+    <w:p>
+      <w:pPr>
+        <w:spacing w:line="336" w:lineRule="auto" w:after="180"/>
+      </w:pPr>
+      <w:r>
+        <w:rPr>
+          <w:b w:val="0"/>
+        </w:rPr>
+        <w:t>Retain the project ledger and assess a changed case after support. Check the relevant prerequisite before carrying this component forward.</w:t>
+      </w:r>
+    </w:p>
+    <w:p>
+      <w:pPr>
+        <w:spacing w:line="336" w:lineRule="auto" w:after="180"/>
+      </w:pPr>
+      <w:r>
+        <w:rPr>
+          <w:b w:val="0"/>
+        </w:rPr>
+        <w:t xml:space="preserve">For the Grounded Learning Service, retain an annotated trace and the changed-case result. Name the contract or </w:t>
+      </w:r>
+      <w:r>
+        <w:rPr>
+          <w:b/>
+        </w:rPr>
+        <w:t>evidence</w:t>
+      </w:r>
+      <w:r>
+        <w:rPr>
+          <w:b w:val="0"/>
+        </w:rPr>
+        <w:t xml:space="preserve"> that makes the deciding step valid, so another team can review it.</w:t>
+      </w:r>
+    </w:p>
+    <w:p>
+      <w:pPr>
+        <w:pStyle w:val="Heading2"/>
+      </w:pPr>
+      <w:r>
+        <w:t>Delayed return and support record</w:t>
       </w:r>
     </w:p>
     <w:p>
@@ -3929,60 +4701,60 @@
     </w:p>
     <w:p>
       <w:pPr>
-        <w:pStyle w:val="Heading3"/>
-      </w:pPr>
-      <w:r>
-        <w:t>Project evidence from this case</w:t>
+        <w:pStyle w:val="Heading2"/>
+      </w:pPr>
+      <w:r>
+        <w:t>Earlier wording, alternatives and picture transcripts · reference / check after trying</w:t>
       </w:r>
     </w:p>
     <w:p>
       <w:pPr>
-        <w:spacing w:line="336" w:lineRule="auto" w:after="180"/>
-      </w:pPr>
-      <w:r>
-        <w:rPr>
-          <w:b w:val="0"/>
-        </w:rPr>
-        <w:t xml:space="preserve">For the Grounded Learning Service, retain an annotated trace and the changed-case result. Name the contract or </w:t>
-      </w:r>
-      <w:r>
-        <w:rPr>
-          <w:b/>
-        </w:rPr>
-        <w:t>evidence</w:t>
-      </w:r>
-      <w:r>
-        <w:rPr>
-          <w:b w:val="0"/>
-        </w:rPr>
-        <w:t xml:space="preserve"> that makes the deciding step valid, so another team can review it.</w:t>
+        <w:pStyle w:val="Heading3"/>
+      </w:pPr>
+      <w:r>
+        <w:t>Plan the delayed return</w:t>
       </w:r>
     </w:p>
     <w:p>
       <w:pPr>
-        <w:pStyle w:val="Heading1"/>
-      </w:pPr>
-      <w:r>
-        <w:t>07. Prepare, teach and assess</w:t>
+        <w:pStyle w:val="Heading3"/>
+      </w:pPr>
+      <w:r>
+        <w:t>Project evidence from this case</w:t>
       </w:r>
     </w:p>
     <w:p>
-      <w:r>
-        <w:t>Use this preparation summary alongside the detailed External side effects and recovery lesson; it is a checklist rather than a replacement for the full sequence.</w:t>
+      <w:pPr>
+        <w:pStyle w:val="Heading1"/>
+      </w:pPr>
+      <w:r>
+        <w:t>Reference bank and extra practice</w:t>
       </w:r>
     </w:p>
     <w:p>
       <w:pPr>
-        <w:pStyle w:val="Heading3"/>
-      </w:pPr>
-      <w:r>
-        <w:t>Teaching target</w:t>
+        <w:pStyle w:val="Heading1"/>
+      </w:pPr>
+      <w:r>
+        <w:t>07. Reference · Alternative planning checklist</w:t>
       </w:r>
     </w:p>
     <w:p>
+      <w:r>
+        <w:t>Use alongside the main route when helpful.</w:t>
+      </w:r>
+    </w:p>
+    <w:p>
+      <w:pPr>
+        <w:pStyle w:val="Heading2"/>
+      </w:pPr>
+      <w:r>
+        <w:t>Planning,assessment and project reminders</w:t>
+      </w:r>
+    </w:p>
+    <w:p>
       <w:pPr>
         <w:spacing w:line="336" w:lineRule="auto" w:after="180"/>
-        <w:shd w:fill="EDF7F3"/>
       </w:pPr>
       <w:r>
         <w:rPr>
@@ -4182,34 +4954,36 @@
     </w:p>
     <w:p>
       <w:pPr>
-        <w:pStyle w:val="Heading3"/>
-      </w:pPr>
-      <w:r>
-        <w:t>Supported practice answer</w:t>
+        <w:spacing w:line="336" w:lineRule="auto" w:after="180"/>
+      </w:pPr>
+      <w:r>
+        <w:rPr>
+          <w:b w:val="0"/>
+        </w:rPr>
+        <w:t xml:space="preserve">Reasoned practice answer: Teacher explanation: Lookup the operation ID and return the committed booking; do not create a second booking. A lost </w:t>
+      </w:r>
+      <w:r>
+        <w:rPr>
+          <w:b/>
+        </w:rPr>
+        <w:t>acknowledgement</w:t>
+      </w:r>
+      <w:r>
+        <w:rPr>
+          <w:b w:val="0"/>
+        </w:rPr>
+        <w:t xml:space="preserve"> does not undo the effect.</w:t>
       </w:r>
     </w:p>
     <w:p>
       <w:pPr>
         <w:spacing w:line="336" w:lineRule="auto" w:after="180"/>
-        <w:shd w:fill="F1F6FC"/>
       </w:pPr>
       <w:r>
         <w:rPr>
           <w:b w:val="0"/>
         </w:rPr>
-        <w:t xml:space="preserve">Reasoned practice answer: Teacher explanation: Lookup the operation ID and return the committed booking; do not create a second booking. A lost </w:t>
-      </w:r>
-      <w:r>
-        <w:rPr>
-          <w:b/>
-        </w:rPr>
-        <w:t>acknowledgement</w:t>
-      </w:r>
-      <w:r>
-        <w:rPr>
-          <w:b w:val="0"/>
-        </w:rPr>
-        <w:t xml:space="preserve"> does not undo the effect.</w:t>
+        <w:t>Check every learner before discussion: Use the worked case for External side effects and recovery. Proposed explanation: “The worked result establishes every future case”. Decide whether this explanation is supported.</w:t>
       </w:r>
     </w:p>
     <w:p>
@@ -4220,7 +4994,7 @@
         <w:rPr>
           <w:b w:val="0"/>
         </w:rPr>
-        <w:t>Check every learner before discussion: Use the worked case for External side effects and recovery. Proposed explanation: “The worked result establishes every future case”. Decide whether this explanation is supported.</w:t>
+        <w:t>Point to the step or supplied fact that decides; explain your repair if needed.</w:t>
       </w:r>
     </w:p>
     <w:p>
@@ -4231,129 +5005,81 @@
         <w:rPr>
           <w:b w:val="0"/>
         </w:rPr>
-        <w:t>Point to the step or supplied fact that decides; explain your repair if needed.</w:t>
+        <w:t>Misconception repair: A compensating action is itself a side effect requiring authority; recovery does not silently permit deletion or refund.</w:t>
       </w:r>
     </w:p>
     <w:p>
       <w:pPr>
-        <w:pStyle w:val="Heading3"/>
-      </w:pPr>
-      <w:r>
-        <w:t>Repair the misconception</w:t>
+        <w:spacing w:line="336" w:lineRule="auto" w:after="180"/>
+      </w:pPr>
+      <w:r>
+        <w:rPr>
+          <w:b w:val="0"/>
+        </w:rPr>
+        <w:t xml:space="preserve">Support: read the exact case aloud, enlarge the labelled picture, supply </w:t>
+      </w:r>
+      <w:r>
+        <w:rPr>
+          <w:b/>
+        </w:rPr>
+        <w:t>input</w:t>
+      </w:r>
+      <w:r>
+        <w:rPr>
+          <w:b w:val="0"/>
+        </w:rPr>
+        <w:t xml:space="preserve"> cards and model only the first deciding step. Accept a spoken explanation or drawing; retain the reasoning goal.</w:t>
       </w:r>
     </w:p>
     <w:p>
       <w:pPr>
         <w:spacing w:line="336" w:lineRule="auto" w:after="180"/>
-        <w:shd w:fill="FFF5E6"/>
       </w:pPr>
       <w:r>
         <w:rPr>
           <w:b w:val="0"/>
         </w:rPr>
-        <w:t>Misconception repair: A compensating action is itself a side effect requiring authority; recovery does not silently permit deletion or refund.</w:t>
+        <w:t xml:space="preserve">Extension: Status reliably reports J6 absent. Require a </w:t>
+      </w:r>
+      <w:r>
+        <w:rPr>
+          <w:b/>
+        </w:rPr>
+        <w:t>prediction</w:t>
+      </w:r>
+      <w:r>
+        <w:rPr>
+          <w:b w:val="0"/>
+        </w:rPr>
+        <w:t xml:space="preserve"> and a reason before comparing. Expected result: A policy-approved resend using the same deduplication key may be considered.</w:t>
       </w:r>
     </w:p>
     <w:p>
       <w:pPr>
-        <w:pStyle w:val="Heading3"/>
-      </w:pPr>
-      <w:r>
-        <w:t>Support without giving away the answer</w:t>
+        <w:spacing w:line="336" w:lineRule="auto" w:after="180"/>
+      </w:pPr>
+      <w:r>
+        <w:rPr>
+          <w:b w:val="0"/>
+        </w:rPr>
+        <w:t xml:space="preserve">Reason: Confirmed absence supplies different </w:t>
+      </w:r>
+      <w:r>
+        <w:rPr>
+          <w:b/>
+        </w:rPr>
+        <w:t>evidence</w:t>
+      </w:r>
+      <w:r>
+        <w:rPr>
+          <w:b w:val="0"/>
+        </w:rPr>
+        <w:t xml:space="preserve"> from silence.</w:t>
       </w:r>
     </w:p>
     <w:p>
       <w:pPr>
         <w:spacing w:line="336" w:lineRule="auto" w:after="180"/>
-        <w:shd w:fill="F1F6F8"/>
-      </w:pPr>
-      <w:r>
-        <w:rPr>
-          <w:b w:val="0"/>
-        </w:rPr>
-        <w:t xml:space="preserve">Support: read the exact case aloud, enlarge the labelled picture, supply </w:t>
-      </w:r>
-      <w:r>
-        <w:rPr>
-          <w:b/>
-        </w:rPr>
-        <w:t>input</w:t>
-      </w:r>
-      <w:r>
-        <w:rPr>
-          <w:b w:val="0"/>
-        </w:rPr>
-        <w:t xml:space="preserve"> cards and model only the first deciding step. Accept a spoken explanation or drawing; retain the reasoning goal.</w:t>
-      </w:r>
-    </w:p>
-    <w:p>
-      <w:pPr>
-        <w:pStyle w:val="Heading3"/>
-      </w:pPr>
-      <w:r>
-        <w:t>Extend the reasoning</w:t>
-      </w:r>
-    </w:p>
-    <w:p>
-      <w:pPr>
-        <w:spacing w:line="336" w:lineRule="auto" w:after="180"/>
-        <w:shd w:fill="F5F1FB"/>
-      </w:pPr>
-      <w:r>
-        <w:rPr>
-          <w:b w:val="0"/>
-        </w:rPr>
-        <w:t xml:space="preserve">Extension: Status reliably reports J6 absent. Require a </w:t>
-      </w:r>
-      <w:r>
-        <w:rPr>
-          <w:b/>
-        </w:rPr>
-        <w:t>prediction</w:t>
-      </w:r>
-      <w:r>
-        <w:rPr>
-          <w:b w:val="0"/>
-        </w:rPr>
-        <w:t xml:space="preserve"> and a reason before comparing. Expected result: A policy-approved resend using the same deduplication key may be considered.</w:t>
-      </w:r>
-    </w:p>
-    <w:p>
-      <w:pPr>
-        <w:spacing w:line="336" w:lineRule="auto" w:after="180"/>
-        <w:shd w:fill="F5F1FB"/>
-      </w:pPr>
-      <w:r>
-        <w:rPr>
-          <w:b w:val="0"/>
-        </w:rPr>
-        <w:t xml:space="preserve">Reason: Confirmed absence supplies different </w:t>
-      </w:r>
-      <w:r>
-        <w:rPr>
-          <w:b/>
-        </w:rPr>
-        <w:t>evidence</w:t>
-      </w:r>
-      <w:r>
-        <w:rPr>
-          <w:b w:val="0"/>
-        </w:rPr>
-        <w:t xml:space="preserve"> from silence.</w:t>
-      </w:r>
-    </w:p>
-    <w:p>
-      <w:pPr>
-        <w:pStyle w:val="Heading3"/>
-      </w:pPr>
-      <w:r>
-        <w:t>Protect the independent attempt</w:t>
-      </w:r>
-    </w:p>
-    <w:p>
-      <w:pPr>
-        <w:spacing w:line="336" w:lineRule="auto" w:after="180"/>
-        <w:shd w:fill="FFF5E6"/>
       </w:pPr>
       <w:r>
         <w:rPr>
@@ -4548,58 +5274,57 @@
     </w:tbl>
     <w:p>
       <w:pPr>
-        <w:pStyle w:val="Heading3"/>
-      </w:pPr>
-      <w:r>
-        <w:t>Project checkpoint</w:t>
+        <w:spacing w:line="336" w:lineRule="auto" w:after="180"/>
+      </w:pPr>
+      <w:r>
+        <w:rPr>
+          <w:b w:val="0"/>
+        </w:rPr>
+        <w:t>Project checkpoint: Test changed cases. Keep normal, boundary and failure cases; compare expected and observed results.</w:t>
       </w:r>
     </w:p>
     <w:p>
       <w:pPr>
         <w:spacing w:line="336" w:lineRule="auto" w:after="180"/>
-        <w:shd w:fill="EDF7F3"/>
       </w:pPr>
       <w:r>
         <w:rPr>
           <w:b w:val="0"/>
         </w:rPr>
-        <w:t>Project checkpoint: Test changed cases. Keep normal, boundary and failure cases; compare expected and observed results.</w:t>
+        <w:t xml:space="preserve">Use the weekly teacher answer for topic-specific reasoning. A saved progress tick is an activity record; judge mastery from the learner’s explanation and </w:t>
+      </w:r>
+      <w:r>
+        <w:rPr>
+          <w:b/>
+        </w:rPr>
+        <w:t>evidence</w:t>
+      </w:r>
+      <w:r>
+        <w:rPr>
+          <w:b w:val="0"/>
+        </w:rPr>
+        <w:t>.</w:t>
       </w:r>
     </w:p>
     <w:p>
       <w:pPr>
-        <w:spacing w:line="336" w:lineRule="auto" w:after="180"/>
-      </w:pPr>
-      <w:r>
-        <w:rPr>
-          <w:b w:val="0"/>
-        </w:rPr>
-        <w:t xml:space="preserve">Use the weekly teacher answer for topic-specific reasoning. A saved progress tick is an activity record; judge mastery from the learner’s explanation and </w:t>
-      </w:r>
-      <w:r>
-        <w:rPr>
-          <w:b/>
-        </w:rPr>
-        <w:t>evidence</w:t>
-      </w:r>
-      <w:r>
-        <w:rPr>
-          <w:b w:val="0"/>
-        </w:rPr>
-        <w:t>.</w:t>
+        <w:pStyle w:val="Heading1"/>
+      </w:pPr>
+      <w:r>
+        <w:t>08. Reference · Feedback,labs and repair paths</w:t>
       </w:r>
     </w:p>
     <w:p>
-      <w:pPr>
-        <w:pStyle w:val="Heading1"/>
-      </w:pPr>
-      <w:r>
-        <w:t>08. Use feedback, labs and repair paths</w:t>
+      <w:r>
+        <w:t>Retain the first attempt and the evidence used for a repair.</w:t>
       </w:r>
     </w:p>
     <w:p>
-      <w:r>
-        <w:t>Use feedback, earlier review and portfolios purposefully. Apply the coding routine only when this lesson has an executable lab.</w:t>
+      <w:pPr>
+        <w:pStyle w:val="Heading2"/>
+      </w:pPr>
+      <w:r>
+        <w:t>Feedback and record guidance</w:t>
       </w:r>
     </w:p>
     <w:p>
@@ -4637,40 +5362,42 @@
       </w:r>
     </w:p>
     <w:p>
-      <w:pPr>
-        <w:pStyle w:val="Heading3"/>
-      </w:pPr>
-      <w:r>
-        <w:t>For later coding lessons</w:t>
+      <w:r>
+        <w:t>This week has no code block. Use this routine when a later lesson includes an executable lab.</w:t>
       </w:r>
     </w:p>
     <w:p>
-      <w:r>
-        <w:t>This week has no code block. Use this routine when a later lesson includes an executable lab.</w:t>
+      <w:pPr>
+        <w:spacing w:line="336" w:lineRule="auto" w:after="180"/>
+      </w:pPr>
+      <w:r>
+        <w:rPr>
+          <w:b w:val="0"/>
+        </w:rPr>
+        <w:t xml:space="preserve">Ask students to predict before running code. Preserve errors and actual </w:t>
+      </w:r>
+      <w:r>
+        <w:rPr>
+          <w:b/>
+        </w:rPr>
+        <w:t>output</w:t>
+      </w:r>
+      <w:r>
+        <w:rPr>
+          <w:b w:val="0"/>
+        </w:rPr>
+        <w:t>s; collect a changed test and an explanation. The branch-boundary and indexing lessons deliberately include failure cases.</w:t>
       </w:r>
     </w:p>
     <w:p>
       <w:pPr>
         <w:spacing w:line="336" w:lineRule="auto" w:after="180"/>
-        <w:shd w:fill="F1F6F8"/>
       </w:pPr>
       <w:r>
         <w:rPr>
           <w:b w:val="0"/>
         </w:rPr>
-        <w:t xml:space="preserve">Ask students to predict before running code. Preserve errors and actual </w:t>
-      </w:r>
-      <w:r>
-        <w:rPr>
-          <w:b/>
-        </w:rPr>
-        <w:t>output</w:t>
-      </w:r>
-      <w:r>
-        <w:rPr>
-          <w:b w:val="0"/>
-        </w:rPr>
-        <w:t>s; collect a changed test and an explanation. The branch-boundary and indexing lessons deliberately include failure cases.</w:t>
+        <w:t>Use the earlier worked-explanation links to address a specific missing building block, then return to the current question. Adapt this suggestion after observing the learner; it is not an automatic diagnosis.</w:t>
       </w:r>
     </w:p>
     <w:p>
@@ -4681,71 +5408,37 @@
         <w:rPr>
           <w:b w:val="0"/>
         </w:rPr>
-        <w:t>Use the earlier worked-explanation links to address a specific missing building block, then return to the current question. Adapt this suggestion after observing the learner; it is not an automatic diagnosis.</w:t>
+        <w:t xml:space="preserve">Collect the completed-work portfolio as </w:t>
+      </w:r>
+      <w:r>
+        <w:rPr>
+          <w:b/>
+        </w:rPr>
+        <w:t>evidence</w:t>
+      </w:r>
+      <w:r>
+        <w:rPr>
+          <w:b w:val="0"/>
+        </w:rPr>
+        <w:t>. Record support separately from correctness, and assess explanation, trace/test and limitations. Progress ticks and quiz selections alone do not establish mastery.</w:t>
       </w:r>
     </w:p>
     <w:p>
       <w:pPr>
-        <w:spacing w:line="336" w:lineRule="auto" w:after="180"/>
-      </w:pPr>
-      <w:r>
-        <w:rPr>
-          <w:b w:val="0"/>
-        </w:rPr>
-        <w:t xml:space="preserve">Collect the completed-work portfolio as </w:t>
-      </w:r>
-      <w:r>
-        <w:rPr>
-          <w:b/>
-        </w:rPr>
-        <w:t>evidence</w:t>
-      </w:r>
-      <w:r>
-        <w:rPr>
-          <w:b w:val="0"/>
-        </w:rPr>
-        <w:t>. Record support separately from correctness, and assess explanation, trace/test and limitations. Progress ticks and quiz selections alone do not establish mastery.</w:t>
+        <w:pStyle w:val="Heading1"/>
+      </w:pPr>
+      <w:r>
+        <w:t>09. Reference · Teach with the six pictures</w:t>
       </w:r>
     </w:p>
     <w:p>
-      <w:pPr>
-        <w:pStyle w:val="Heading1"/>
-      </w:pPr>
-      <w:r>
-        <w:t>09. Visual concept journey</w:t>
+      <w:r>
+        <w:t>Choose one picture for a particular reasoning move.</w:t>
       </w:r>
     </w:p>
     <w:p>
-      <w:r>
-        <w:t>Show one External side effects and recovery graphic at a time, request a prediction and discuss its trace before the independent assessment.</w:t>
-      </w:r>
-    </w:p>
-    <w:p>
-      <w:pPr>
-        <w:spacing w:line="336" w:lineRule="auto" w:after="180"/>
-      </w:pPr>
-      <w:r>
-        <w:rPr>
-          <w:b w:val="0"/>
-        </w:rPr>
-        <w:t xml:space="preserve">Use one picture at a time. Hide a worked result before asking for a </w:t>
-      </w:r>
-      <w:r>
-        <w:rPr>
-          <w:b/>
-        </w:rPr>
-        <w:t>prediction</w:t>
-      </w:r>
-      <w:r>
-        <w:rPr>
-          <w:b w:val="0"/>
-        </w:rPr>
-        <w:t>, then reveal it for feedback. These are supported teaching cases; retain the separate independent assessment for a fresh first attempt.</w:t>
-      </w:r>
-    </w:p>
-    <w:p>
-      <w:pPr>
-        <w:pStyle w:val="Heading3"/>
+      <w:pPr>
+        <w:pStyle w:val="Heading2"/>
       </w:pPr>
       <w:r>
         <w:t>01. External side effects and recovery: the case</w:t>
@@ -4756,7 +5449,7 @@
         <w:drawing>
           <wp:inline xmlns:a="http://schemas.openxmlformats.org/drawingml/2006/main" xmlns:pic="http://schemas.openxmlformats.org/drawingml/2006/picture">
             <wp:extent cx="5486400" cy="2834640"/>
-            <wp:docPr id="2" name="Picture 2" descr="Recover an uncertain print job. A badge printer loses its reply after receiving a print request. Supplied facts: Job key J6 identifies one badge. The printer supports status lookup by key; missing acknowledgement leaves outcome unknown."/>
+            <wp:docPr id="3" name="Picture 3" descr="Recover an uncertain print job. A badge printer loses its reply after receiving a print request. Supplied facts: Job key J6 identifies one badge. The printer supports status lookup by key; missing acknowledgement leaves outcome unknown."/>
             <wp:cNvGraphicFramePr>
               <a:graphicFrameLocks noChangeAspect="1"/>
             </wp:cNvGraphicFramePr>
@@ -4768,7 +5461,7 @@
                     <pic:cNvPicPr/>
                   </pic:nvPicPr>
                   <pic:blipFill>
-                    <a:blip r:embed="rId10"/>
+                    <a:blip r:embed="rId11"/>
                     <a:stretch>
                       <a:fillRect/>
                     </a:stretch>
@@ -4824,7 +5517,6 @@
     <w:p>
       <w:pPr>
         <w:spacing w:line="336" w:lineRule="auto" w:after="180"/>
-        <w:shd w:fill="F5F1FB"/>
       </w:pPr>
       <w:r>
         <w:rPr>
@@ -4835,27 +5527,18 @@
     </w:p>
     <w:p>
       <w:pPr>
-        <w:pStyle w:val="Heading3"/>
-      </w:pPr>
-      <w:r>
-        <w:t>Discuss while showing the picture</w:t>
+        <w:spacing w:line="336" w:lineRule="auto" w:after="180"/>
+      </w:pPr>
+      <w:r>
+        <w:rPr>
+          <w:b w:val="0"/>
+        </w:rPr>
+        <w:t>Teacher prompt: Point to the given fact that matters most. Explain why it matters. Ask learners to describe one label or arrow in ordinary words. Use the adjacent transcript if the image is difficult to see.</w:t>
       </w:r>
     </w:p>
     <w:p>
       <w:pPr>
-        <w:spacing w:line="336" w:lineRule="auto" w:after="180"/>
-        <w:shd w:fill="F1F6F8"/>
-      </w:pPr>
-      <w:r>
-        <w:rPr>
-          <w:b w:val="0"/>
-        </w:rPr>
-        <w:t>Teacher prompt: Point to the given fact that matters most. Explain why it matters. Ask learners to describe one label or arrow in ordinary words. Use the adjacent transcript if the image is difficult to see.</w:t>
-      </w:r>
-    </w:p>
-    <w:p>
-      <w:pPr>
-        <w:pStyle w:val="Heading3"/>
+        <w:pStyle w:val="Heading2"/>
       </w:pPr>
       <w:r>
         <w:t>02. Follow the deciding steps</w:t>
@@ -4866,7 +5549,7 @@
         <w:drawing>
           <wp:inline xmlns:a="http://schemas.openxmlformats.org/drawingml/2006/main" xmlns:pic="http://schemas.openxmlformats.org/drawingml/2006/picture">
             <wp:extent cx="5486400" cy="3182112"/>
-            <wp:docPr id="3" name="Picture 3" descr="Record uncertainty: Sending occurred, but printing completion is not yet known. → Query J6: Ask for the existing job’s recorded state. → Recover from status: If complete, return that result without issuing another print job."/>
+            <wp:docPr id="4" name="Picture 4" descr="Record uncertainty: Sending occurred, but printing completion is not yet known. → Query J6: Ask for the existing job’s recorded state. → Recover from status: If complete, return that result without issuing another print job."/>
             <wp:cNvGraphicFramePr>
               <a:graphicFrameLocks noChangeAspect="1"/>
             </wp:cNvGraphicFramePr>
@@ -4878,7 +5561,7 @@
                     <pic:cNvPicPr/>
                   </pic:nvPicPr>
                   <pic:blipFill>
-                    <a:blip r:embed="rId11"/>
+                    <a:blip r:embed="rId9"/>
                     <a:stretch>
                       <a:fillRect/>
                     </a:stretch>
@@ -4911,7 +5594,6 @@
     <w:p>
       <w:pPr>
         <w:spacing w:line="336" w:lineRule="auto" w:after="180"/>
-        <w:shd w:fill="F5F1FB"/>
       </w:pPr>
       <w:r>
         <w:rPr>
@@ -4934,39 +5616,30 @@
     </w:p>
     <w:p>
       <w:pPr>
-        <w:pStyle w:val="Heading3"/>
-      </w:pPr>
-      <w:r>
-        <w:t>Discuss while showing the picture</w:t>
+        <w:spacing w:line="336" w:lineRule="auto" w:after="180"/>
+      </w:pPr>
+      <w:r>
+        <w:rPr>
+          <w:b w:val="0"/>
+        </w:rPr>
+        <w:t xml:space="preserve">Teacher prompt: Point to each numbered stage and explain which recorded </w:t>
+      </w:r>
+      <w:r>
+        <w:rPr>
+          <w:b/>
+        </w:rPr>
+        <w:t>input</w:t>
+      </w:r>
+      <w:r>
+        <w:rPr>
+          <w:b w:val="0"/>
+        </w:rPr>
+        <w:t xml:space="preserve"> it uses. Ask learners to describe one label or arrow in ordinary words. Use the adjacent transcript if the image is difficult to see.</w:t>
       </w:r>
     </w:p>
     <w:p>
       <w:pPr>
-        <w:spacing w:line="336" w:lineRule="auto" w:after="180"/>
-        <w:shd w:fill="F1F6F8"/>
-      </w:pPr>
-      <w:r>
-        <w:rPr>
-          <w:b w:val="0"/>
-        </w:rPr>
-        <w:t xml:space="preserve">Teacher prompt: Point to each numbered stage and explain which recorded </w:t>
-      </w:r>
-      <w:r>
-        <w:rPr>
-          <w:b/>
-        </w:rPr>
-        <w:t>input</w:t>
-      </w:r>
-      <w:r>
-        <w:rPr>
-          <w:b w:val="0"/>
-        </w:rPr>
-        <w:t xml:space="preserve"> it uses. Ask learners to describe one label or arrow in ordinary words. Use the adjacent transcript if the image is difficult to see.</w:t>
-      </w:r>
-    </w:p>
-    <w:p>
-      <w:pPr>
-        <w:pStyle w:val="Heading3"/>
+        <w:pStyle w:val="Heading2"/>
       </w:pPr>
       <w:r>
         <w:t>03. External side effects and recovery — evidence trace</w:t>
@@ -4977,7 +5650,7 @@
         <w:drawing>
           <wp:inline xmlns:a="http://schemas.openxmlformats.org/drawingml/2006/main" xmlns:pic="http://schemas.openxmlformats.org/drawingml/2006/picture">
             <wp:extent cx="5486400" cy="3297936"/>
-            <wp:docPr id="4" name="Picture 4" descr="External side effects and recovery — evidence trace. A booking is committed in storage, but response delivery times out. Caller asks to repeat. | The mock ledger records prepared, committed or unknown per operation ID. Retry a committed operation by returning its result; reconcile unknown status instead of assuming failure. Preserve compensation as a separate authorised action. | Lookup the operation ID and return the committed booking; do not create a second booking. A lost acknowledgement does not undo the effect."/>
+            <wp:docPr id="5" name="Picture 5" descr="External side effects and recovery — evidence trace. A booking is committed in storage, but response delivery times out. Caller asks to repeat. | The mock ledger records prepared, committed or unknown per operation ID. Retry a committed operation by returning its result; reconcile unknown status instead of assuming failure. Preserve compensation as a separate authorised action. | Lookup the operation ID and return the committed booking; do not create a second booking. A lost acknowledgement does not undo the effect."/>
             <wp:cNvGraphicFramePr>
               <a:graphicFrameLocks noChangeAspect="1"/>
             </wp:cNvGraphicFramePr>
@@ -5080,7 +5753,6 @@
     <w:p>
       <w:pPr>
         <w:spacing w:line="336" w:lineRule="auto" w:after="180"/>
-        <w:shd w:fill="F5F1FB"/>
       </w:pPr>
       <w:r>
         <w:rPr>
@@ -5091,27 +5763,18 @@
     </w:p>
     <w:p>
       <w:pPr>
-        <w:pStyle w:val="Heading3"/>
-      </w:pPr>
-      <w:r>
-        <w:t>Discuss while showing the picture</w:t>
+        <w:spacing w:line="336" w:lineRule="auto" w:after="180"/>
+      </w:pPr>
+      <w:r>
+        <w:rPr>
+          <w:b w:val="0"/>
+        </w:rPr>
+        <w:t>Teacher prompt: Read the labels and values. Explain the relationship the model shows. Ask learners to describe one label or arrow in ordinary words. Use the adjacent transcript if the image is difficult to see.</w:t>
       </w:r>
     </w:p>
     <w:p>
       <w:pPr>
-        <w:spacing w:line="336" w:lineRule="auto" w:after="180"/>
-        <w:shd w:fill="F1F6F8"/>
-      </w:pPr>
-      <w:r>
-        <w:rPr>
-          <w:b w:val="0"/>
-        </w:rPr>
-        <w:t>Teacher prompt: Read the labels and values. Explain the relationship the model shows. Ask learners to describe one label or arrow in ordinary words. Use the adjacent transcript if the image is difficult to see.</w:t>
-      </w:r>
-    </w:p>
-    <w:p>
-      <w:pPr>
-        <w:pStyle w:val="Heading3"/>
+        <w:pStyle w:val="Heading2"/>
       </w:pPr>
       <w:r>
         <w:t>04. Change one thing. Trace what follows.</w:t>
@@ -5122,7 +5785,7 @@
         <w:drawing>
           <wp:inline xmlns:a="http://schemas.openxmlformats.org/drawingml/2006/main" xmlns:pic="http://schemas.openxmlformats.org/drawingml/2006/picture">
             <wp:extent cx="5486400" cy="3026664"/>
-            <wp:docPr id="5" name="Picture 5" descr="Original case: If complete, return that result without issuing another print job. Changed condition: Status reliably reports J6 absent. Expected result: A policy-approved resend using the same deduplication key may be considered. Reason: Confirmed absence supplies different evidence from silence."/>
+            <wp:docPr id="6" name="Picture 6" descr="Original case: If complete, return that result without issuing another print job. Changed condition: Status reliably reports J6 absent. Expected result: A policy-approved resend using the same deduplication key may be considered. Reason: Confirmed absence supplies different evidence from silence."/>
             <wp:cNvGraphicFramePr>
               <a:graphicFrameLocks noChangeAspect="1"/>
             </wp:cNvGraphicFramePr>
@@ -5190,7 +5853,6 @@
     <w:p>
       <w:pPr>
         <w:spacing w:line="336" w:lineRule="auto" w:after="180"/>
-        <w:shd w:fill="F5F1FB"/>
       </w:pPr>
       <w:r>
         <w:rPr>
@@ -5201,51 +5863,41 @@
     </w:p>
     <w:p>
       <w:pPr>
-        <w:pStyle w:val="Heading3"/>
-      </w:pPr>
-      <w:r>
-        <w:t>Discuss while showing the picture</w:t>
+        <w:spacing w:line="336" w:lineRule="auto" w:after="180"/>
+      </w:pPr>
+      <w:r>
+        <w:rPr>
+          <w:b w:val="0"/>
+        </w:rPr>
+        <w:t>Teacher prompt: Predict before checking the worked changed-case result. Name what changed and what the supplied facts allow you to conclude. Ask learners to describe one label or arrow in ordinary words.</w:t>
       </w:r>
     </w:p>
     <w:p>
       <w:pPr>
         <w:spacing w:line="336" w:lineRule="auto" w:after="180"/>
-        <w:shd w:fill="F1F6F8"/>
       </w:pPr>
       <w:r>
         <w:rPr>
           <w:b w:val="0"/>
         </w:rPr>
-        <w:t>Teacher prompt: Predict before checking the worked changed-case result. Name what changed and what the supplied facts allow you to conclude. Ask learners to describe one label or arrow in ordinary words.</w:t>
+        <w:t xml:space="preserve">Use the adjacent transcript if the image is difficult to see. Changed-case reasoning: Confirmed absence supplies different </w:t>
+      </w:r>
+      <w:r>
+        <w:rPr>
+          <w:b/>
+        </w:rPr>
+        <w:t>evidence</w:t>
+      </w:r>
+      <w:r>
+        <w:rPr>
+          <w:b w:val="0"/>
+        </w:rPr>
+        <w:t xml:space="preserve"> from silence.</w:t>
       </w:r>
     </w:p>
     <w:p>
       <w:pPr>
-        <w:spacing w:line="336" w:lineRule="auto" w:after="180"/>
-        <w:shd w:fill="F1F6F8"/>
-      </w:pPr>
-      <w:r>
-        <w:rPr>
-          <w:b w:val="0"/>
-        </w:rPr>
-        <w:t xml:space="preserve">Use the adjacent transcript if the image is difficult to see. Changed-case reasoning: Confirmed absence supplies different </w:t>
-      </w:r>
-      <w:r>
-        <w:rPr>
-          <w:b/>
-        </w:rPr>
-        <w:t>evidence</w:t>
-      </w:r>
-      <w:r>
-        <w:rPr>
-          <w:b w:val="0"/>
-        </w:rPr>
-        <w:t xml:space="preserve"> from silence.</w:t>
-      </w:r>
-    </w:p>
-    <w:p>
-      <w:pPr>
-        <w:pStyle w:val="Heading3"/>
+        <w:pStyle w:val="Heading2"/>
       </w:pPr>
       <w:r>
         <w:t>05. Connect the explanation to its limit</w:t>
@@ -5256,7 +5908,7 @@
         <w:drawing>
           <wp:inline xmlns:a="http://schemas.openxmlformats.org/drawingml/2006/main" xmlns:pic="http://schemas.openxmlformats.org/drawingml/2006/picture">
             <wp:extent cx="5486400" cy="2834640"/>
-            <wp:docPr id="6" name="Picture 6" descr="A lost response does not show whether an external effect occurred. Recovery distinguishes unknown outcome from a confirmed failed action. Limit: Without reliable status or deduplication, escalate uncertainty rather than claiming one and only one print."/>
+            <wp:docPr id="7" name="Picture 7" descr="A lost response does not show whether an external effect occurred. Recovery distinguishes unknown outcome from a confirmed failed action. Limit: Without reliable status or deduplication, escalate uncertainty rather than claiming one and only one print."/>
             <wp:cNvGraphicFramePr>
               <a:graphicFrameLocks noChangeAspect="1"/>
             </wp:cNvGraphicFramePr>
@@ -5312,7 +5964,6 @@
     <w:p>
       <w:pPr>
         <w:spacing w:line="336" w:lineRule="auto" w:after="180"/>
-        <w:shd w:fill="F5F1FB"/>
       </w:pPr>
       <w:r>
         <w:rPr>
@@ -5323,39 +5974,29 @@
     </w:p>
     <w:p>
       <w:pPr>
-        <w:pStyle w:val="Heading3"/>
-      </w:pPr>
-      <w:r>
-        <w:t>Discuss while showing the picture</w:t>
+        <w:spacing w:line="336" w:lineRule="auto" w:after="180"/>
+      </w:pPr>
+      <w:r>
+        <w:rPr>
+          <w:b w:val="0"/>
+        </w:rPr>
+        <w:t>Teacher prompt: Explain the case, then point to a limit on the claim. Ask learners to describe one label or arrow in ordinary words. Use the adjacent transcript if the image is difficult to see.</w:t>
       </w:r>
     </w:p>
     <w:p>
       <w:pPr>
         <w:spacing w:line="336" w:lineRule="auto" w:after="180"/>
-        <w:shd w:fill="F1F6F8"/>
       </w:pPr>
       <w:r>
         <w:rPr>
           <w:b w:val="0"/>
         </w:rPr>
-        <w:t>Teacher prompt: Explain the case, then point to a limit on the claim. Ask learners to describe one label or arrow in ordinary words. Use the adjacent transcript if the image is difficult to see.</w:t>
+        <w:t>Keep the stated scope: Without reliable status or deduplication, escalate uncertainty rather than claiming one and only one print.</w:t>
       </w:r>
     </w:p>
     <w:p>
       <w:pPr>
-        <w:spacing w:line="336" w:lineRule="auto" w:after="180"/>
-        <w:shd w:fill="F1F6F8"/>
-      </w:pPr>
-      <w:r>
-        <w:rPr>
-          <w:b w:val="0"/>
-        </w:rPr>
-        <w:t>Keep the stated scope: Without reliable status or deduplication, escalate uncertainty rather than claiming one and only one print.</w:t>
-      </w:r>
-    </w:p>
-    <w:p>
-      <w:pPr>
-        <w:pStyle w:val="Heading3"/>
+        <w:pStyle w:val="Heading2"/>
       </w:pPr>
       <w:r>
         <w:t>06. Make the idea visible in your project</w:t>
@@ -5366,7 +6007,7 @@
         <w:drawing>
           <wp:inline xmlns:a="http://schemas.openxmlformats.org/drawingml/2006/main" xmlns:pic="http://schemas.openxmlformats.org/drawingml/2006/picture">
             <wp:extent cx="5486400" cy="3529584"/>
-            <wp:docPr id="7" name="Picture 7" descr="For the Grounded Learning Service, retain an annotated trace and the changed-case result. Name the contract or evidence that makes the deciding step valid, so another team can review it. Draw your input, deciding step, result and limit. Supported question: Distinguish a missing printer acknowledgement from confirmed failure. What should happen if J6 is complete, and what evidence changes when J6 is reliably reported absent?"/>
+            <wp:docPr id="8" name="Picture 8" descr="For the Grounded Learning Service, retain an annotated trace and the changed-case result. Name the contract or evidence that makes the deciding step valid, so another team can review it. Draw your input, deciding step, result and limit. Supported question: Distinguish a missing printer acknowledgement from confirmed failure. What should happen if J6 is complete, and what evidence changes when J6 is reliably reported absent?"/>
             <wp:cNvGraphicFramePr>
               <a:graphicFrameLocks noChangeAspect="1"/>
             </wp:cNvGraphicFramePr>
@@ -5481,7 +6122,6 @@
     <w:p>
       <w:pPr>
         <w:spacing w:line="336" w:lineRule="auto" w:after="180"/>
-        <w:shd w:fill="F5F1FB"/>
       </w:pPr>
       <w:r>
         <w:rPr>
@@ -5504,70 +6144,138 @@
     </w:p>
     <w:p>
       <w:pPr>
-        <w:pStyle w:val="Heading3"/>
-      </w:pPr>
-      <w:r>
-        <w:t>Discuss while showing the picture</w:t>
+        <w:spacing w:line="336" w:lineRule="auto" w:after="180"/>
+      </w:pPr>
+      <w:r>
+        <w:rPr>
+          <w:b w:val="0"/>
+        </w:rPr>
+        <w:t xml:space="preserve">Teacher prompt: Draw your project trace and justify the deciding step using </w:t>
+      </w:r>
+      <w:r>
+        <w:rPr>
+          <w:b/>
+        </w:rPr>
+        <w:t>evidence</w:t>
+      </w:r>
+      <w:r>
+        <w:rPr>
+          <w:b w:val="0"/>
+        </w:rPr>
+        <w:t>. Ask learners to describe one label or arrow in ordinary words. Use the adjacent transcript if the image is difficult to see.</w:t>
       </w:r>
     </w:p>
     <w:p>
       <w:pPr>
         <w:spacing w:line="336" w:lineRule="auto" w:after="180"/>
-        <w:shd w:fill="F1F6F8"/>
       </w:pPr>
       <w:r>
         <w:rPr>
           <w:b w:val="0"/>
         </w:rPr>
-        <w:t xml:space="preserve">Teacher prompt: Draw your project trace and justify the deciding step using </w:t>
-      </w:r>
-      <w:r>
-        <w:rPr>
-          <w:b/>
-        </w:rPr>
-        <w:t>evidence</w:t>
-      </w:r>
-      <w:r>
-        <w:rPr>
-          <w:b w:val="0"/>
-        </w:rPr>
-        <w:t>. Ask learners to describe one label or arrow in ordinary words. Use the adjacent transcript if the image is difficult to see.</w:t>
+        <w:t>Supported practice key: Sending occurred, but printing completion is not yet known. Ask for the existing job’s recorded state. If complete, return that result without issuing another print job.</w:t>
       </w:r>
     </w:p>
     <w:p>
       <w:pPr>
         <w:spacing w:line="336" w:lineRule="auto" w:after="180"/>
-        <w:shd w:fill="F1F6F8"/>
       </w:pPr>
       <w:r>
         <w:rPr>
           <w:b w:val="0"/>
         </w:rPr>
-        <w:t>Supported practice key: Sending occurred, but printing completion is not yet known. Ask for the existing job’s recorded state. If complete, return that result without issuing another print job.</w:t>
+        <w:t xml:space="preserve">Changed case: A policy-approved resend using the same deduplication key may be considered. Confirmed absence supplies different </w:t>
+      </w:r>
+      <w:r>
+        <w:rPr>
+          <w:b/>
+        </w:rPr>
+        <w:t>evidence</w:t>
+      </w:r>
+      <w:r>
+        <w:rPr>
+          <w:b w:val="0"/>
+        </w:rPr>
+        <w:t xml:space="preserve"> from silence.</w:t>
       </w:r>
     </w:p>
     <w:p>
       <w:pPr>
+        <w:pStyle w:val="Heading2"/>
+      </w:pPr>
+      <w:r>
+        <w:t>Earlier wording, alternatives and picture transcripts · reference / check after trying</w:t>
+      </w:r>
+    </w:p>
+    <w:p>
+      <w:pPr>
         <w:spacing w:line="336" w:lineRule="auto" w:after="180"/>
-        <w:shd w:fill="F1F6F8"/>
       </w:pPr>
       <w:r>
         <w:rPr>
           <w:b w:val="0"/>
         </w:rPr>
-        <w:t xml:space="preserve">Changed case: A policy-approved resend using the same deduplication key may be considered. Confirmed absence supplies different </w:t>
+        <w:t xml:space="preserve">Use one picture at a time. Hide a worked result before asking for a </w:t>
       </w:r>
       <w:r>
         <w:rPr>
           <w:b/>
         </w:rPr>
-        <w:t>evidence</w:t>
+        <w:t>prediction</w:t>
       </w:r>
       <w:r>
         <w:rPr>
           <w:b w:val="0"/>
         </w:rPr>
-        <w:t xml:space="preserve"> from silence.</w:t>
+        <w:t>, then reveal it for feedback. These are supported teaching cases; retain the separate independent assessment for a fresh first attempt.</w:t>
+      </w:r>
+    </w:p>
+    <w:p>
+      <w:pPr>
+        <w:pStyle w:val="Heading3"/>
+      </w:pPr>
+      <w:r>
+        <w:t>01. External side effects and recovery: the case</w:t>
+      </w:r>
+    </w:p>
+    <w:p>
+      <w:pPr>
+        <w:pStyle w:val="Heading3"/>
+      </w:pPr>
+      <w:r>
+        <w:t>02. Follow the deciding steps</w:t>
+      </w:r>
+    </w:p>
+    <w:p>
+      <w:pPr>
+        <w:pStyle w:val="Heading3"/>
+      </w:pPr>
+      <w:r>
+        <w:t>03. External side effects and recovery — evidence trace</w:t>
+      </w:r>
+    </w:p>
+    <w:p>
+      <w:pPr>
+        <w:pStyle w:val="Heading3"/>
+      </w:pPr>
+      <w:r>
+        <w:t>04. Change one thing. Trace what follows.</w:t>
+      </w:r>
+    </w:p>
+    <w:p>
+      <w:pPr>
+        <w:pStyle w:val="Heading3"/>
+      </w:pPr>
+      <w:r>
+        <w:t>05. Connect the explanation to its limit</w:t>
+      </w:r>
+    </w:p>
+    <w:p>
+      <w:pPr>
+        <w:pStyle w:val="Heading3"/>
+      </w:pPr>
+      <w:r>
+        <w:t>06. Make the idea visible in your project</w:t>
       </w:r>
     </w:p>
     <w:sectPr>
